--- a/informe-auditoria-drogueria-inti.docx
+++ b/informe-auditoria-drogueria-inti.docx
@@ -4,22 +4,13 @@
   <w:body>
     <w:p>
       <w:pPr>
-        <w:spacing w:line="240" w:lineRule="auto"/>
-        <w:ind w:firstLine="0"/>
-        <w:jc w:val="center"/>
         <w:rPr>
-          <w:b/>
-          <w:bCs/>
-          <w:szCs w:val="24"/>
           <w:shd w:val="clear" w:color="auto" w:fill="auto"/>
           <w:lang w:val="es-ES"/>
         </w:rPr>
       </w:pPr>
       <w:r>
         <w:rPr>
-          <w:b/>
-          <w:bCs/>
-          <w:szCs w:val="24"/>
           <w:shd w:val="clear" w:color="auto" w:fill="auto"/>
           <w:lang w:val="es-ES"/>
         </w:rPr>
@@ -28,20 +19,13 @@
     </w:p>
     <w:p>
       <w:pPr>
-        <w:spacing w:line="240" w:lineRule="auto"/>
-        <w:ind w:firstLine="0"/>
-        <w:jc w:val="center"/>
         <w:rPr>
-          <w:szCs w:val="24"/>
           <w:shd w:val="clear" w:color="auto" w:fill="auto"/>
           <w:lang w:val="es-ES"/>
         </w:rPr>
       </w:pPr>
       <w:r>
         <w:rPr>
-          <w:b/>
-          <w:bCs/>
-          <w:szCs w:val="24"/>
           <w:shd w:val="clear" w:color="auto" w:fill="auto"/>
           <w:lang w:val="es-ES"/>
         </w:rPr>
@@ -49,7 +33,6 @@
       </w:r>
       <w:r>
         <w:rPr>
-          <w:szCs w:val="24"/>
           <w:shd w:val="clear" w:color="auto" w:fill="auto"/>
           <w:lang w:val="es-ES"/>
         </w:rPr>
@@ -58,8 +41,6 @@
     </w:p>
     <w:p>
       <w:pPr>
-        <w:ind w:firstLine="0"/>
-        <w:jc w:val="center"/>
         <w:rPr>
           <w:szCs w:val="24"/>
           <w:shd w:val="clear" w:color="auto" w:fill="auto"/>
@@ -122,22 +103,13 @@
     </w:p>
     <w:p>
       <w:pPr>
-        <w:spacing w:line="240" w:lineRule="auto"/>
-        <w:ind w:firstLine="0"/>
-        <w:jc w:val="center"/>
         <w:rPr>
-          <w:b/>
-          <w:bCs/>
-          <w:szCs w:val="24"/>
           <w:shd w:val="clear" w:color="auto" w:fill="auto"/>
           <w:lang w:val="es-ES"/>
         </w:rPr>
       </w:pPr>
       <w:r>
         <w:rPr>
-          <w:b/>
-          <w:bCs/>
-          <w:szCs w:val="24"/>
           <w:shd w:val="clear" w:color="auto" w:fill="auto"/>
           <w:lang w:val="es-ES"/>
         </w:rPr>
@@ -145,9 +117,6 @@
       </w:r>
       <w:r>
         <w:rPr>
-          <w:b/>
-          <w:bCs/>
-          <w:szCs w:val="24"/>
           <w:shd w:val="clear" w:color="auto" w:fill="auto"/>
           <w:lang w:val="es-ES"/>
         </w:rPr>
@@ -156,22 +125,13 @@
     </w:p>
     <w:p>
       <w:pPr>
-        <w:spacing w:line="240" w:lineRule="auto"/>
-        <w:ind w:firstLine="0"/>
-        <w:jc w:val="center"/>
         <w:rPr>
-          <w:b/>
-          <w:bCs/>
-          <w:szCs w:val="24"/>
           <w:shd w:val="clear" w:color="auto" w:fill="auto"/>
           <w:lang w:val="es-ES"/>
         </w:rPr>
       </w:pPr>
       <w:r>
         <w:rPr>
-          <w:b/>
-          <w:bCs/>
-          <w:szCs w:val="24"/>
           <w:shd w:val="clear" w:color="auto" w:fill="auto"/>
           <w:lang w:val="es-ES"/>
         </w:rPr>
@@ -180,11 +140,7 @@
     </w:p>
     <w:p>
       <w:pPr>
-        <w:spacing w:line="240" w:lineRule="auto"/>
-        <w:ind w:firstLine="0"/>
-        <w:jc w:val="center"/>
         <w:rPr>
-          <w:szCs w:val="24"/>
           <w:shd w:val="clear" w:color="auto" w:fill="auto"/>
           <w:lang w:val="es-ES"/>
         </w:rPr>
@@ -192,23 +148,50 @@
     </w:p>
     <w:p>
       <w:pPr>
-        <w:ind w:firstLine="0"/>
-        <w:jc w:val="center"/>
+        <w:rPr>
+          <w:shd w:val="clear" w:color="auto" w:fill="auto"/>
+          <w:lang w:val="es-ES"/>
+        </w:rPr>
+      </w:pPr>
+      <w:r>
+        <w:rPr>
+          <w:shd w:val="clear" w:color="auto" w:fill="auto"/>
+          <w:lang w:val="es-ES"/>
+        </w:rPr>
+        <w:t>Estudiantes</w:t>
+      </w:r>
+      <w:r>
+        <w:rPr>
+          <w:shd w:val="clear" w:color="auto" w:fill="auto"/>
+          <w:lang w:val="es-ES"/>
+        </w:rPr>
+        <w:t xml:space="preserve">: </w:t>
+      </w:r>
+    </w:p>
+    <w:p>
+      <w:pPr>
+        <w:rPr>
+          <w:shd w:val="clear" w:color="auto" w:fill="auto"/>
+          <w:lang w:val="es-ES"/>
+        </w:rPr>
+      </w:pPr>
+      <w:r>
+        <w:rPr>
+          <w:shd w:val="clear" w:color="auto" w:fill="auto"/>
+          <w:lang w:val="es-ES"/>
+        </w:rPr>
+        <w:t>Fabio Camacho Encinas</w:t>
+      </w:r>
+    </w:p>
+    <w:p>
+      <w:r>
         <w:rPr>
           <w:b/>
           <w:bCs/>
           <w:shd w:val="clear" w:color="auto" w:fill="auto"/>
           <w:lang w:val="es-ES"/>
         </w:rPr>
-      </w:pPr>
-      <w:r>
-        <w:rPr>
-          <w:b/>
-          <w:bCs/>
-          <w:shd w:val="clear" w:color="auto" w:fill="auto"/>
-          <w:lang w:val="es-ES"/>
-        </w:rPr>
-        <w:t>Estudiantes</w:t>
+        <w:t>Docente</w:t>
       </w:r>
       <w:r>
         <w:rPr>
@@ -219,47 +202,6 @@
         </w:rPr>
         <w:t xml:space="preserve">: </w:t>
       </w:r>
-    </w:p>
-    <w:p>
-      <w:pPr>
-        <w:ind w:firstLine="0"/>
-        <w:jc w:val="center"/>
-        <w:rPr>
-          <w:shd w:val="clear" w:color="auto" w:fill="auto"/>
-          <w:lang w:val="es-ES"/>
-        </w:rPr>
-      </w:pPr>
-      <w:r>
-        <w:rPr>
-          <w:shd w:val="clear" w:color="auto" w:fill="auto"/>
-          <w:lang w:val="es-ES"/>
-        </w:rPr>
-        <w:t>Fabio Camacho Encinas</w:t>
-      </w:r>
-    </w:p>
-    <w:p>
-      <w:pPr>
-        <w:ind w:firstLine="0"/>
-        <w:jc w:val="center"/>
-      </w:pPr>
-      <w:r>
-        <w:rPr>
-          <w:b/>
-          <w:bCs/>
-          <w:shd w:val="clear" w:color="auto" w:fill="auto"/>
-          <w:lang w:val="es-ES"/>
-        </w:rPr>
-        <w:t>Docente</w:t>
-      </w:r>
-      <w:r>
-        <w:rPr>
-          <w:b/>
-          <w:bCs/>
-          <w:shd w:val="clear" w:color="auto" w:fill="auto"/>
-          <w:lang w:val="es-ES"/>
-        </w:rPr>
-        <w:t xml:space="preserve">: </w:t>
-      </w:r>
       <w:r>
         <w:rPr>
           <w:shd w:val="clear" w:color="auto" w:fill="auto"/>
@@ -278,8 +220,6 @@
     </w:p>
     <w:p>
       <w:pPr>
-        <w:ind w:firstLine="0"/>
-        <w:jc w:val="center"/>
         <w:rPr>
           <w:shd w:val="clear" w:color="auto" w:fill="auto"/>
           <w:lang w:val="es-ES"/>
@@ -288,8 +228,6 @@
     </w:p>
     <w:p>
       <w:pPr>
-        <w:ind w:firstLine="0"/>
-        <w:jc w:val="center"/>
         <w:rPr>
           <w:shd w:val="clear" w:color="auto" w:fill="auto"/>
           <w:lang w:val="es-ES"/>
@@ -305,8 +243,6 @@
     </w:p>
     <w:p>
       <w:pPr>
-        <w:ind w:firstLine="0"/>
-        <w:jc w:val="center"/>
         <w:rPr>
           <w:shd w:val="clear" w:color="auto" w:fill="auto"/>
           <w:lang w:val="es-ES"/>
@@ -329,9 +265,6 @@
     </w:p>
     <w:p>
       <w:pPr>
-        <w:rPr>
-          <w:lang w:val="es-419"/>
-        </w:rPr>
         <w:sectPr>
           <w:pgSz w:w="12240" w:h="15840" w:code="1"/>
           <w:pgMar w:top="1440" w:right="1440" w:bottom="1440" w:left="1440" w:header="720" w:footer="720" w:gutter="0"/>
@@ -343,6 +276,13 @@
     </w:p>
     <w:sdt>
       <w:sdtPr>
+        <w:rPr>
+          <w:rFonts w:eastAsiaTheme="minorHAnsi" w:cs="Arial"/>
+          <w:color w:val="auto"/>
+          <w:szCs w:val="21"/>
+          <w:shd w:val="clear" w:color="auto" w:fill="FFFFFF"/>
+          <w:lang w:val="es-BO" w:eastAsia="en-US"/>
+        </w:rPr>
         <w:id w:val="-1843857788"/>
         <w:docPartObj>
           <w:docPartGallery w:val="Table of Contents"/>
@@ -351,13 +291,10 @@
       </w:sdtPr>
       <w:sdtEndPr>
         <w:rPr>
-          <w:rFonts w:ascii="Times New Roman" w:eastAsiaTheme="minorHAnsi" w:hAnsi="Times New Roman" w:cs="Arial"/>
-          <w:b/>
-          <w:color w:val="auto"/>
+          <w:rFonts w:ascii="Times New Roman" w:hAnsi="Times New Roman"/>
+          <w:bCs w:val="0"/>
           <w:sz w:val="24"/>
-          <w:szCs w:val="21"/>
-          <w:shd w:val="clear" w:color="auto" w:fill="FFFFFF"/>
-          <w:lang w:eastAsia="en-US"/>
+          <w:lang w:val="es-419"/>
         </w:rPr>
       </w:sdtEndPr>
       <w:sdtContent>
@@ -368,8 +305,6 @@
               <w:ilvl w:val="0"/>
               <w:numId w:val="0"/>
             </w:numPr>
-            <w:spacing w:line="480" w:lineRule="auto"/>
-            <w:ind w:left="432" w:hanging="432"/>
             <w:jc w:val="center"/>
             <w:rPr>
               <w:rStyle w:val="SinespaciadoCar"/>
@@ -489,10 +424,6 @@
         <w:p>
           <w:pPr>
             <w:pStyle w:val="TDC2"/>
-            <w:tabs>
-              <w:tab w:val="left" w:pos="1680"/>
-              <w:tab w:val="right" w:leader="dot" w:pos="9350"/>
-            </w:tabs>
             <w:rPr>
               <w:rFonts w:asciiTheme="minorHAnsi" w:eastAsiaTheme="minorEastAsia" w:hAnsiTheme="minorHAnsi" w:cstheme="minorBidi"/>
               <w:noProof/>
@@ -583,10 +514,6 @@
         <w:p>
           <w:pPr>
             <w:pStyle w:val="TDC2"/>
-            <w:tabs>
-              <w:tab w:val="left" w:pos="1680"/>
-              <w:tab w:val="right" w:leader="dot" w:pos="9350"/>
-            </w:tabs>
             <w:rPr>
               <w:rFonts w:asciiTheme="minorHAnsi" w:eastAsiaTheme="minorEastAsia" w:hAnsiTheme="minorHAnsi" w:cstheme="minorBidi"/>
               <w:noProof/>
@@ -677,10 +604,6 @@
         <w:p>
           <w:pPr>
             <w:pStyle w:val="TDC2"/>
-            <w:tabs>
-              <w:tab w:val="left" w:pos="1680"/>
-              <w:tab w:val="right" w:leader="dot" w:pos="9350"/>
-            </w:tabs>
             <w:rPr>
               <w:rFonts w:asciiTheme="minorHAnsi" w:eastAsiaTheme="minorEastAsia" w:hAnsiTheme="minorHAnsi" w:cstheme="minorBidi"/>
               <w:noProof/>
@@ -771,10 +694,6 @@
         <w:p>
           <w:pPr>
             <w:pStyle w:val="TDC2"/>
-            <w:tabs>
-              <w:tab w:val="left" w:pos="1680"/>
-              <w:tab w:val="right" w:leader="dot" w:pos="9350"/>
-            </w:tabs>
             <w:rPr>
               <w:rFonts w:asciiTheme="minorHAnsi" w:eastAsiaTheme="minorEastAsia" w:hAnsiTheme="minorHAnsi" w:cstheme="minorBidi"/>
               <w:noProof/>
@@ -955,10 +874,6 @@
         <w:p>
           <w:pPr>
             <w:pStyle w:val="TDC2"/>
-            <w:tabs>
-              <w:tab w:val="left" w:pos="1680"/>
-              <w:tab w:val="right" w:leader="dot" w:pos="9350"/>
-            </w:tabs>
             <w:rPr>
               <w:rFonts w:asciiTheme="minorHAnsi" w:eastAsiaTheme="minorEastAsia" w:hAnsiTheme="minorHAnsi" w:cstheme="minorBidi"/>
               <w:noProof/>
@@ -1049,10 +964,6 @@
         <w:p>
           <w:pPr>
             <w:pStyle w:val="TDC2"/>
-            <w:tabs>
-              <w:tab w:val="left" w:pos="1680"/>
-              <w:tab w:val="right" w:leader="dot" w:pos="9350"/>
-            </w:tabs>
             <w:rPr>
               <w:rFonts w:asciiTheme="minorHAnsi" w:eastAsiaTheme="minorEastAsia" w:hAnsiTheme="minorHAnsi" w:cstheme="minorBidi"/>
               <w:noProof/>
@@ -1233,10 +1144,6 @@
         <w:p>
           <w:pPr>
             <w:pStyle w:val="TDC2"/>
-            <w:tabs>
-              <w:tab w:val="left" w:pos="1680"/>
-              <w:tab w:val="right" w:leader="dot" w:pos="9350"/>
-            </w:tabs>
             <w:rPr>
               <w:rFonts w:asciiTheme="minorHAnsi" w:eastAsiaTheme="minorEastAsia" w:hAnsiTheme="minorHAnsi" w:cstheme="minorBidi"/>
               <w:noProof/>
@@ -1327,10 +1234,6 @@
         <w:p>
           <w:pPr>
             <w:pStyle w:val="TDC2"/>
-            <w:tabs>
-              <w:tab w:val="left" w:pos="1680"/>
-              <w:tab w:val="right" w:leader="dot" w:pos="9350"/>
-            </w:tabs>
             <w:rPr>
               <w:rFonts w:asciiTheme="minorHAnsi" w:eastAsiaTheme="minorEastAsia" w:hAnsiTheme="minorHAnsi" w:cstheme="minorBidi"/>
               <w:noProof/>
@@ -1421,10 +1324,6 @@
         <w:p>
           <w:pPr>
             <w:pStyle w:val="TDC2"/>
-            <w:tabs>
-              <w:tab w:val="left" w:pos="1680"/>
-              <w:tab w:val="right" w:leader="dot" w:pos="9350"/>
-            </w:tabs>
             <w:rPr>
               <w:rFonts w:asciiTheme="minorHAnsi" w:eastAsiaTheme="minorEastAsia" w:hAnsiTheme="minorHAnsi" w:cstheme="minorBidi"/>
               <w:noProof/>
@@ -1605,10 +1504,6 @@
         <w:p>
           <w:pPr>
             <w:pStyle w:val="TDC2"/>
-            <w:tabs>
-              <w:tab w:val="left" w:pos="1680"/>
-              <w:tab w:val="right" w:leader="dot" w:pos="9350"/>
-            </w:tabs>
             <w:rPr>
               <w:rFonts w:asciiTheme="minorHAnsi" w:eastAsiaTheme="minorEastAsia" w:hAnsiTheme="minorHAnsi" w:cstheme="minorBidi"/>
               <w:noProof/>
@@ -1699,10 +1594,6 @@
         <w:p>
           <w:pPr>
             <w:pStyle w:val="TDC2"/>
-            <w:tabs>
-              <w:tab w:val="left" w:pos="1680"/>
-              <w:tab w:val="right" w:leader="dot" w:pos="9350"/>
-            </w:tabs>
             <w:rPr>
               <w:rFonts w:asciiTheme="minorHAnsi" w:eastAsiaTheme="minorEastAsia" w:hAnsiTheme="minorHAnsi" w:cstheme="minorBidi"/>
               <w:noProof/>
@@ -1793,10 +1684,6 @@
         <w:p>
           <w:pPr>
             <w:pStyle w:val="TDC2"/>
-            <w:tabs>
-              <w:tab w:val="left" w:pos="1680"/>
-              <w:tab w:val="right" w:leader="dot" w:pos="9350"/>
-            </w:tabs>
             <w:rPr>
               <w:rFonts w:asciiTheme="minorHAnsi" w:eastAsiaTheme="minorEastAsia" w:hAnsiTheme="minorHAnsi" w:cstheme="minorBidi"/>
               <w:noProof/>
@@ -1887,10 +1774,6 @@
         <w:p>
           <w:pPr>
             <w:pStyle w:val="TDC2"/>
-            <w:tabs>
-              <w:tab w:val="left" w:pos="1680"/>
-              <w:tab w:val="right" w:leader="dot" w:pos="9350"/>
-            </w:tabs>
             <w:rPr>
               <w:rFonts w:asciiTheme="minorHAnsi" w:eastAsiaTheme="minorEastAsia" w:hAnsiTheme="minorHAnsi" w:cstheme="minorBidi"/>
               <w:noProof/>
@@ -2071,10 +1954,6 @@
         <w:p>
           <w:pPr>
             <w:pStyle w:val="TDC2"/>
-            <w:tabs>
-              <w:tab w:val="left" w:pos="1680"/>
-              <w:tab w:val="right" w:leader="dot" w:pos="9350"/>
-            </w:tabs>
             <w:rPr>
               <w:rFonts w:asciiTheme="minorHAnsi" w:eastAsiaTheme="minorEastAsia" w:hAnsiTheme="minorHAnsi" w:cstheme="minorBidi"/>
               <w:noProof/>
@@ -2165,10 +2044,6 @@
         <w:p>
           <w:pPr>
             <w:pStyle w:val="TDC2"/>
-            <w:tabs>
-              <w:tab w:val="left" w:pos="1680"/>
-              <w:tab w:val="right" w:leader="dot" w:pos="9350"/>
-            </w:tabs>
             <w:rPr>
               <w:rFonts w:asciiTheme="minorHAnsi" w:eastAsiaTheme="minorEastAsia" w:hAnsiTheme="minorHAnsi" w:cstheme="minorBidi"/>
               <w:noProof/>
@@ -2259,10 +2134,6 @@
         <w:p>
           <w:pPr>
             <w:pStyle w:val="TDC2"/>
-            <w:tabs>
-              <w:tab w:val="left" w:pos="1680"/>
-              <w:tab w:val="right" w:leader="dot" w:pos="9350"/>
-            </w:tabs>
             <w:rPr>
               <w:rFonts w:asciiTheme="minorHAnsi" w:eastAsiaTheme="minorEastAsia" w:hAnsiTheme="minorHAnsi" w:cstheme="minorBidi"/>
               <w:noProof/>
@@ -2353,10 +2224,6 @@
         <w:p>
           <w:pPr>
             <w:pStyle w:val="TDC2"/>
-            <w:tabs>
-              <w:tab w:val="left" w:pos="1680"/>
-              <w:tab w:val="right" w:leader="dot" w:pos="9350"/>
-            </w:tabs>
             <w:rPr>
               <w:rFonts w:asciiTheme="minorHAnsi" w:eastAsiaTheme="minorEastAsia" w:hAnsiTheme="minorHAnsi" w:cstheme="minorBidi"/>
               <w:noProof/>
@@ -2447,10 +2314,6 @@
         <w:p>
           <w:pPr>
             <w:pStyle w:val="TDC2"/>
-            <w:tabs>
-              <w:tab w:val="left" w:pos="1680"/>
-              <w:tab w:val="right" w:leader="dot" w:pos="9350"/>
-            </w:tabs>
             <w:rPr>
               <w:rFonts w:asciiTheme="minorHAnsi" w:eastAsiaTheme="minorEastAsia" w:hAnsiTheme="minorHAnsi" w:cstheme="minorBidi"/>
               <w:noProof/>
@@ -2541,10 +2404,6 @@
         <w:p>
           <w:pPr>
             <w:pStyle w:val="TDC2"/>
-            <w:tabs>
-              <w:tab w:val="left" w:pos="1680"/>
-              <w:tab w:val="right" w:leader="dot" w:pos="9350"/>
-            </w:tabs>
             <w:rPr>
               <w:rFonts w:asciiTheme="minorHAnsi" w:eastAsiaTheme="minorEastAsia" w:hAnsiTheme="minorHAnsi" w:cstheme="minorBidi"/>
               <w:noProof/>
@@ -2635,10 +2494,6 @@
         <w:p>
           <w:pPr>
             <w:pStyle w:val="TDC2"/>
-            <w:tabs>
-              <w:tab w:val="left" w:pos="1680"/>
-              <w:tab w:val="right" w:leader="dot" w:pos="9350"/>
-            </w:tabs>
             <w:rPr>
               <w:rFonts w:asciiTheme="minorHAnsi" w:eastAsiaTheme="minorEastAsia" w:hAnsiTheme="minorHAnsi" w:cstheme="minorBidi"/>
               <w:noProof/>
@@ -2819,10 +2674,6 @@
         <w:p>
           <w:pPr>
             <w:pStyle w:val="TDC2"/>
-            <w:tabs>
-              <w:tab w:val="left" w:pos="1680"/>
-              <w:tab w:val="right" w:leader="dot" w:pos="9350"/>
-            </w:tabs>
             <w:rPr>
               <w:rFonts w:asciiTheme="minorHAnsi" w:eastAsiaTheme="minorEastAsia" w:hAnsiTheme="minorHAnsi" w:cstheme="minorBidi"/>
               <w:noProof/>
@@ -2913,10 +2764,6 @@
         <w:p>
           <w:pPr>
             <w:pStyle w:val="TDC2"/>
-            <w:tabs>
-              <w:tab w:val="left" w:pos="1680"/>
-              <w:tab w:val="right" w:leader="dot" w:pos="9350"/>
-            </w:tabs>
             <w:rPr>
               <w:rFonts w:asciiTheme="minorHAnsi" w:eastAsiaTheme="minorEastAsia" w:hAnsiTheme="minorHAnsi" w:cstheme="minorBidi"/>
               <w:noProof/>
@@ -3007,10 +2854,6 @@
         <w:p>
           <w:pPr>
             <w:pStyle w:val="TDC2"/>
-            <w:tabs>
-              <w:tab w:val="left" w:pos="1680"/>
-              <w:tab w:val="right" w:leader="dot" w:pos="9350"/>
-            </w:tabs>
             <w:rPr>
               <w:rFonts w:asciiTheme="minorHAnsi" w:eastAsiaTheme="minorEastAsia" w:hAnsiTheme="minorHAnsi" w:cstheme="minorBidi"/>
               <w:noProof/>
@@ -3101,10 +2944,6 @@
         <w:p>
           <w:pPr>
             <w:pStyle w:val="TDC2"/>
-            <w:tabs>
-              <w:tab w:val="left" w:pos="1680"/>
-              <w:tab w:val="right" w:leader="dot" w:pos="9350"/>
-            </w:tabs>
             <w:rPr>
               <w:rFonts w:asciiTheme="minorHAnsi" w:eastAsiaTheme="minorEastAsia" w:hAnsiTheme="minorHAnsi" w:cstheme="minorBidi"/>
               <w:noProof/>
@@ -3195,10 +3034,6 @@
         <w:p>
           <w:pPr>
             <w:pStyle w:val="TDC2"/>
-            <w:tabs>
-              <w:tab w:val="left" w:pos="1680"/>
-              <w:tab w:val="right" w:leader="dot" w:pos="9350"/>
-            </w:tabs>
             <w:rPr>
               <w:rFonts w:asciiTheme="minorHAnsi" w:eastAsiaTheme="minorEastAsia" w:hAnsiTheme="minorHAnsi" w:cstheme="minorBidi"/>
               <w:noProof/>
@@ -3379,10 +3214,6 @@
         <w:p>
           <w:pPr>
             <w:pStyle w:val="TDC2"/>
-            <w:tabs>
-              <w:tab w:val="left" w:pos="1680"/>
-              <w:tab w:val="right" w:leader="dot" w:pos="9350"/>
-            </w:tabs>
             <w:rPr>
               <w:rFonts w:asciiTheme="minorHAnsi" w:eastAsiaTheme="minorEastAsia" w:hAnsiTheme="minorHAnsi" w:cstheme="minorBidi"/>
               <w:noProof/>
@@ -3473,10 +3304,6 @@
         <w:p>
           <w:pPr>
             <w:pStyle w:val="TDC2"/>
-            <w:tabs>
-              <w:tab w:val="left" w:pos="1680"/>
-              <w:tab w:val="right" w:leader="dot" w:pos="9350"/>
-            </w:tabs>
             <w:rPr>
               <w:rFonts w:asciiTheme="minorHAnsi" w:eastAsiaTheme="minorEastAsia" w:hAnsiTheme="minorHAnsi" w:cstheme="minorBidi"/>
               <w:noProof/>
@@ -3567,10 +3394,6 @@
         <w:p>
           <w:pPr>
             <w:pStyle w:val="TDC2"/>
-            <w:tabs>
-              <w:tab w:val="left" w:pos="1680"/>
-              <w:tab w:val="right" w:leader="dot" w:pos="9350"/>
-            </w:tabs>
             <w:rPr>
               <w:rFonts w:asciiTheme="minorHAnsi" w:eastAsiaTheme="minorEastAsia" w:hAnsiTheme="minorHAnsi" w:cstheme="minorBidi"/>
               <w:noProof/>
@@ -3661,10 +3484,6 @@
         <w:p>
           <w:pPr>
             <w:pStyle w:val="TDC2"/>
-            <w:tabs>
-              <w:tab w:val="left" w:pos="1680"/>
-              <w:tab w:val="right" w:leader="dot" w:pos="9350"/>
-            </w:tabs>
             <w:rPr>
               <w:rFonts w:asciiTheme="minorHAnsi" w:eastAsiaTheme="minorEastAsia" w:hAnsiTheme="minorHAnsi" w:cstheme="minorBidi"/>
               <w:noProof/>
@@ -3755,10 +3574,6 @@
         <w:p>
           <w:pPr>
             <w:pStyle w:val="TDC2"/>
-            <w:tabs>
-              <w:tab w:val="left" w:pos="1680"/>
-              <w:tab w:val="right" w:leader="dot" w:pos="9350"/>
-            </w:tabs>
             <w:rPr>
               <w:rFonts w:asciiTheme="minorHAnsi" w:eastAsiaTheme="minorEastAsia" w:hAnsiTheme="minorHAnsi" w:cstheme="minorBidi"/>
               <w:noProof/>
@@ -4029,7 +3844,6 @@
         <w:p>
           <w:r>
             <w:rPr>
-              <w:b/>
               <w:bCs/>
               <w:lang w:val="es-ES"/>
             </w:rPr>
@@ -4050,15 +3864,7 @@
     </w:p>
     <w:p>
       <w:pPr>
-        <w:tabs>
-          <w:tab w:val="clear" w:pos="3068"/>
-        </w:tabs>
-        <w:spacing w:after="160" w:line="259" w:lineRule="auto"/>
-        <w:ind w:firstLine="0"/>
-        <w:jc w:val="left"/>
         <w:rPr>
-          <w:b/>
-          <w:bCs/>
           <w:lang w:val="es-ES"/>
         </w:rPr>
       </w:pPr>
@@ -4089,39 +3895,25 @@
     </w:p>
     <w:p>
       <w:pPr>
+        <w:pStyle w:val="Prrafodelista"/>
         <w:numPr>
           <w:ilvl w:val="1"/>
           <w:numId w:val="16"/>
         </w:numPr>
-        <w:rPr>
-          <w:i/>
-          <w:iCs/>
-        </w:rPr>
-      </w:pPr>
-      <w:r>
-        <w:rPr>
-          <w:i/>
-          <w:iCs/>
-        </w:rPr>
+      </w:pPr>
+      <w:r>
         <w:t>Razón social, ubicación (La Paz, Bolivia), giro del negocio (distribución farmacéutica).</w:t>
       </w:r>
     </w:p>
     <w:p>
       <w:pPr>
+        <w:pStyle w:val="Prrafodelista"/>
         <w:numPr>
           <w:ilvl w:val="1"/>
           <w:numId w:val="16"/>
         </w:numPr>
-        <w:rPr>
-          <w:i/>
-          <w:iCs/>
-        </w:rPr>
-      </w:pPr>
-      <w:r>
-        <w:rPr>
-          <w:i/>
-          <w:iCs/>
-        </w:rPr>
+      </w:pPr>
+      <w:r>
         <w:t>Importancia estratégica del control de inventarios (lotes, fechas de vencimiento, principios activos).</w:t>
       </w:r>
     </w:p>
@@ -4137,20 +3929,13 @@
     </w:p>
     <w:p>
       <w:pPr>
+        <w:pStyle w:val="Prrafodelista"/>
         <w:numPr>
           <w:ilvl w:val="1"/>
           <w:numId w:val="16"/>
         </w:numPr>
-        <w:rPr>
-          <w:i/>
-          <w:iCs/>
-        </w:rPr>
-      </w:pPr>
-      <w:r>
-        <w:rPr>
-          <w:i/>
-          <w:iCs/>
-        </w:rPr>
+      </w:pPr>
+      <w:r>
         <w:t>Basado en el principio: "Un sistema puede funcionar aparentemente bien, pero estar mal controlado".</w:t>
       </w:r>
     </w:p>
@@ -4166,20 +3951,13 @@
     </w:p>
     <w:p>
       <w:pPr>
+        <w:pStyle w:val="Prrafodelista"/>
         <w:numPr>
           <w:ilvl w:val="1"/>
           <w:numId w:val="16"/>
         </w:numPr>
-        <w:rPr>
-          <w:i/>
-          <w:iCs/>
-        </w:rPr>
-      </w:pPr>
-      <w:r>
-        <w:rPr>
-          <w:i/>
-          <w:iCs/>
-        </w:rPr>
+      </w:pPr>
+      <w:r>
         <w:t>Delimitación: Sistema de Inventarios (módulo ERP). No incluye ventas, RRHH ni finanzas completas.</w:t>
       </w:r>
     </w:p>
@@ -4195,20 +3973,13 @@
     </w:p>
     <w:p>
       <w:pPr>
+        <w:pStyle w:val="Prrafodelista"/>
         <w:numPr>
           <w:ilvl w:val="1"/>
           <w:numId w:val="16"/>
         </w:numPr>
-        <w:rPr>
-          <w:i/>
-          <w:iCs/>
-        </w:rPr>
-      </w:pPr>
-      <w:r>
-        <w:rPr>
-          <w:i/>
-          <w:iCs/>
-        </w:rPr>
+      </w:pPr>
+      <w:r>
         <w:t>Aplicación de las 5 técnicas de recopilación (Revisión documental, entrevistas, observación, análisis de registros, cuestionarios).</w:t>
       </w:r>
     </w:p>
@@ -4234,6 +4005,7 @@
     </w:p>
     <w:p>
       <w:pPr>
+        <w:pStyle w:val="Prrafodelista"/>
         <w:numPr>
           <w:ilvl w:val="1"/>
           <w:numId w:val="17"/>
@@ -4244,10 +4016,6 @@
         </w:rPr>
       </w:pPr>
       <w:r>
-        <w:rPr>
-          <w:i/>
-          <w:iCs/>
-        </w:rPr>
         <w:t>Evaluar la operatividad, seguridad y control interno del sistema de inventarios de Droguería Inti S.A</w:t>
       </w:r>
       <w:r>
@@ -4270,113 +4038,70 @@
     </w:p>
     <w:p>
       <w:pPr>
+        <w:pStyle w:val="Prrafodelista"/>
         <w:numPr>
           <w:ilvl w:val="1"/>
           <w:numId w:val="17"/>
         </w:numPr>
-        <w:rPr>
-          <w:i/>
-          <w:iCs/>
-        </w:rPr>
-      </w:pPr>
-      <w:r>
-        <w:rPr>
-          <w:i/>
-          <w:iCs/>
-        </w:rPr>
+      </w:pPr>
+      <w:r>
         <w:t>Control: Verificar segregación de funciones (quién registra, aprueba y ajusta inventario).</w:t>
       </w:r>
     </w:p>
     <w:p>
       <w:pPr>
+        <w:pStyle w:val="Prrafodelista"/>
         <w:numPr>
           <w:ilvl w:val="1"/>
           <w:numId w:val="17"/>
         </w:numPr>
-        <w:rPr>
-          <w:i/>
-          <w:iCs/>
-        </w:rPr>
-      </w:pPr>
-      <w:r>
-        <w:rPr>
-          <w:i/>
-          <w:iCs/>
-        </w:rPr>
+      </w:pPr>
+      <w:r>
         <w:t>Seguridad: Evaluar gestión de accesos (usuarios, roles) y protección de datos.</w:t>
       </w:r>
     </w:p>
     <w:p>
       <w:pPr>
+        <w:pStyle w:val="Prrafodelista"/>
         <w:numPr>
           <w:ilvl w:val="1"/>
           <w:numId w:val="17"/>
         </w:numPr>
-        <w:rPr>
-          <w:i/>
-          <w:iCs/>
-        </w:rPr>
-      </w:pPr>
-      <w:r>
-        <w:rPr>
-          <w:i/>
-          <w:iCs/>
-        </w:rPr>
+      </w:pPr>
+      <w:r>
         <w:lastRenderedPageBreak/>
         <w:t>Operatividad: Medir eficiencia en transacciones y generación de reportes.</w:t>
       </w:r>
     </w:p>
     <w:p>
       <w:pPr>
+        <w:pStyle w:val="Prrafodelista"/>
         <w:numPr>
           <w:ilvl w:val="1"/>
           <w:numId w:val="17"/>
         </w:numPr>
-        <w:rPr>
-          <w:i/>
-          <w:iCs/>
-        </w:rPr>
-      </w:pPr>
-      <w:r>
-        <w:rPr>
-          <w:i/>
-          <w:iCs/>
-        </w:rPr>
+      </w:pPr>
+      <w:r>
         <w:t xml:space="preserve">Integridad: Validar existencia de </w:t>
       </w:r>
       <w:proofErr w:type="spellStart"/>
       <w:r>
-        <w:rPr>
-          <w:i/>
-          <w:iCs/>
-        </w:rPr>
         <w:t>backups</w:t>
       </w:r>
       <w:proofErr w:type="spellEnd"/>
       <w:r>
-        <w:rPr>
-          <w:i/>
-          <w:iCs/>
-        </w:rPr>
         <w:t xml:space="preserve"> y trazabilidad mediante logs.</w:t>
       </w:r>
     </w:p>
     <w:p>
       <w:pPr>
+        <w:pStyle w:val="Prrafodelista"/>
         <w:numPr>
           <w:ilvl w:val="1"/>
           <w:numId w:val="17"/>
         </w:numPr>
-        <w:rPr>
-          <w:i/>
-          <w:iCs/>
-        </w:rPr>
-      </w:pPr>
-      <w:r>
-        <w:rPr>
-          <w:i/>
-          <w:iCs/>
-        </w:rPr>
+      </w:pPr>
+      <w:r>
         <w:t>Cumplimiento: Verificar alineación con políticas internas y normativas sanitarias bolivianas.</w:t>
       </w:r>
     </w:p>
@@ -4402,20 +4127,13 @@
     </w:p>
     <w:p>
       <w:pPr>
+        <w:pStyle w:val="Prrafodelista"/>
         <w:numPr>
           <w:ilvl w:val="1"/>
           <w:numId w:val="18"/>
         </w:numPr>
-        <w:rPr>
-          <w:i/>
-          <w:iCs/>
-        </w:rPr>
-      </w:pPr>
-      <w:r>
-        <w:rPr>
-          <w:i/>
-          <w:iCs/>
-        </w:rPr>
+      </w:pPr>
+      <w:r>
         <w:t>Análisis del organigrama: ¿Existe cuello de botella por niveles jerárquicos excesivos?</w:t>
       </w:r>
     </w:p>
@@ -4431,39 +4149,25 @@
     </w:p>
     <w:p>
       <w:pPr>
+        <w:pStyle w:val="Prrafodelista"/>
         <w:numPr>
           <w:ilvl w:val="1"/>
           <w:numId w:val="18"/>
         </w:numPr>
-        <w:rPr>
-          <w:i/>
-          <w:iCs/>
-        </w:rPr>
-      </w:pPr>
-      <w:r>
-        <w:rPr>
-          <w:i/>
-          <w:iCs/>
-        </w:rPr>
+      </w:pPr>
+      <w:r>
         <w:t>Mapeo de responsabilidades: Almacenero vs. Digitador vs. Auditor interno.</w:t>
       </w:r>
     </w:p>
     <w:p>
       <w:pPr>
+        <w:pStyle w:val="Prrafodelista"/>
         <w:numPr>
           <w:ilvl w:val="1"/>
           <w:numId w:val="18"/>
         </w:numPr>
-        <w:rPr>
-          <w:i/>
-          <w:iCs/>
-        </w:rPr>
-      </w:pPr>
-      <w:r>
-        <w:rPr>
-          <w:i/>
-          <w:iCs/>
-        </w:rPr>
+      </w:pPr>
+      <w:r>
         <w:t>Identificación de duplicidades (riesgo de fraude o error).</w:t>
       </w:r>
     </w:p>
@@ -4479,58 +4183,37 @@
     </w:p>
     <w:p>
       <w:pPr>
+        <w:pStyle w:val="Prrafodelista"/>
         <w:numPr>
           <w:ilvl w:val="1"/>
           <w:numId w:val="18"/>
         </w:numPr>
-        <w:rPr>
-          <w:i/>
-          <w:iCs/>
-        </w:rPr>
-      </w:pPr>
-      <w:r>
-        <w:rPr>
-          <w:i/>
-          <w:iCs/>
-        </w:rPr>
+      </w:pPr>
+      <w:r>
         <w:t>Manual de funciones del área de sistemas.</w:t>
       </w:r>
     </w:p>
     <w:p>
       <w:pPr>
+        <w:pStyle w:val="Prrafodelista"/>
         <w:numPr>
           <w:ilvl w:val="1"/>
           <w:numId w:val="18"/>
         </w:numPr>
-        <w:rPr>
-          <w:i/>
-          <w:iCs/>
-        </w:rPr>
-      </w:pPr>
-      <w:r>
-        <w:rPr>
-          <w:i/>
-          <w:iCs/>
-        </w:rPr>
+      </w:pPr>
+      <w:r>
         <w:t>Políticas de seguridad de la información.</w:t>
       </w:r>
     </w:p>
     <w:p>
       <w:pPr>
+        <w:pStyle w:val="Prrafodelista"/>
         <w:numPr>
           <w:ilvl w:val="1"/>
           <w:numId w:val="18"/>
         </w:numPr>
-        <w:rPr>
-          <w:i/>
-          <w:iCs/>
-        </w:rPr>
-      </w:pPr>
-      <w:r>
-        <w:rPr>
-          <w:i/>
-          <w:iCs/>
-        </w:rPr>
+      </w:pPr>
+      <w:r>
         <w:t>Procedimientos operativos para gestión de inventarios.</w:t>
       </w:r>
     </w:p>
@@ -4556,20 +4239,13 @@
     </w:p>
     <w:p>
       <w:pPr>
+        <w:pStyle w:val="Prrafodelista"/>
         <w:numPr>
           <w:ilvl w:val="1"/>
           <w:numId w:val="19"/>
         </w:numPr>
-        <w:rPr>
-          <w:i/>
-          <w:iCs/>
-        </w:rPr>
-      </w:pPr>
-      <w:r>
-        <w:rPr>
-          <w:i/>
-          <w:iCs/>
-        </w:rPr>
+      </w:pPr>
+      <w:r>
         <w:t>Determinación: ¿Operativo (Transaccional), Gerencial o híbrido?</w:t>
       </w:r>
     </w:p>
@@ -4585,20 +4261,13 @@
     </w:p>
     <w:p>
       <w:pPr>
+        <w:pStyle w:val="Prrafodelista"/>
         <w:numPr>
           <w:ilvl w:val="1"/>
           <w:numId w:val="19"/>
         </w:numPr>
-        <w:rPr>
-          <w:i/>
-          <w:iCs/>
-        </w:rPr>
-      </w:pPr>
-      <w:r>
-        <w:rPr>
-          <w:i/>
-          <w:iCs/>
-        </w:rPr>
+      </w:pPr>
+      <w:r>
         <w:t>Análisis, diseño, implementación y mantenimiento del sistema.</w:t>
       </w:r>
     </w:p>
@@ -4614,74 +4283,45 @@
     </w:p>
     <w:p>
       <w:pPr>
+        <w:pStyle w:val="Prrafodelista"/>
         <w:numPr>
           <w:ilvl w:val="1"/>
           <w:numId w:val="19"/>
         </w:numPr>
-        <w:rPr>
-          <w:i/>
-          <w:iCs/>
-        </w:rPr>
-      </w:pPr>
-      <w:r>
-        <w:rPr>
-          <w:i/>
-          <w:iCs/>
-        </w:rPr>
+      </w:pPr>
+      <w:r>
         <w:t>Eficiencia: Velocidad de consulta y procesamiento.</w:t>
       </w:r>
     </w:p>
     <w:p>
       <w:pPr>
+        <w:pStyle w:val="Prrafodelista"/>
         <w:numPr>
           <w:ilvl w:val="1"/>
           <w:numId w:val="19"/>
         </w:numPr>
-        <w:rPr>
-          <w:i/>
-          <w:iCs/>
-        </w:rPr>
-      </w:pPr>
-      <w:r>
-        <w:rPr>
-          <w:i/>
-          <w:iCs/>
-        </w:rPr>
+      </w:pPr>
+      <w:r>
         <w:t xml:space="preserve">Seguridad: Controles de acceso, logs, </w:t>
       </w:r>
       <w:proofErr w:type="spellStart"/>
       <w:r>
-        <w:rPr>
-          <w:i/>
-          <w:iCs/>
-        </w:rPr>
         <w:t>backups</w:t>
       </w:r>
       <w:proofErr w:type="spellEnd"/>
       <w:r>
-        <w:rPr>
-          <w:i/>
-          <w:iCs/>
-        </w:rPr>
         <w:t>.</w:t>
       </w:r>
     </w:p>
     <w:p>
       <w:pPr>
+        <w:pStyle w:val="Prrafodelista"/>
         <w:numPr>
           <w:ilvl w:val="1"/>
           <w:numId w:val="19"/>
         </w:numPr>
-        <w:rPr>
-          <w:i/>
-          <w:iCs/>
-        </w:rPr>
-      </w:pPr>
-      <w:r>
-        <w:rPr>
-          <w:i/>
-          <w:iCs/>
-        </w:rPr>
+      </w:pPr>
+      <w:r>
         <w:lastRenderedPageBreak/>
         <w:t>Fiabilidad: Exactitud de datos (stock físico vs. digital).</w:t>
       </w:r>
@@ -4698,855 +4338,5977 @@
     </w:p>
     <w:p>
       <w:pPr>
+        <w:pStyle w:val="Prrafodelista"/>
         <w:numPr>
           <w:ilvl w:val="1"/>
           <w:numId w:val="19"/>
         </w:numPr>
-        <w:rPr>
-          <w:i/>
-          <w:iCs/>
-        </w:rPr>
-      </w:pPr>
-      <w:r>
-        <w:rPr>
-          <w:i/>
-          <w:iCs/>
-        </w:rPr>
+      </w:pPr>
+      <w:r>
         <w:t>Caída del servidor sin respaldo.</w:t>
       </w:r>
     </w:p>
     <w:p>
       <w:pPr>
+        <w:pStyle w:val="Prrafodelista"/>
         <w:numPr>
           <w:ilvl w:val="1"/>
           <w:numId w:val="19"/>
         </w:numPr>
-        <w:rPr>
-          <w:i/>
-          <w:iCs/>
-        </w:rPr>
-      </w:pPr>
-      <w:r>
-        <w:rPr>
-          <w:i/>
-          <w:iCs/>
-        </w:rPr>
+      </w:pPr>
+      <w:r>
         <w:t>Usuarios compartidos (falta de trazabilidad).</w:t>
       </w:r>
     </w:p>
     <w:p>
       <w:pPr>
+        <w:pStyle w:val="Prrafodelista"/>
         <w:numPr>
           <w:ilvl w:val="1"/>
           <w:numId w:val="19"/>
         </w:numPr>
+      </w:pPr>
+      <w:r>
+        <w:t>No detección de productos vencidos.</w:t>
+      </w:r>
+    </w:p>
+    <w:p>
+      <w:pPr>
+        <w:pStyle w:val="Ttulo1"/>
+      </w:pPr>
+      <w:bookmarkStart w:id="17" w:name="_Toc228869304"/>
+      <w:r>
+        <w:t>Recursos Humanos de TI</w:t>
+      </w:r>
+      <w:bookmarkEnd w:id="17"/>
+    </w:p>
+    <w:p>
+      <w:pPr>
+        <w:pStyle w:val="Ttulo2"/>
+      </w:pPr>
+      <w:bookmarkStart w:id="18" w:name="_Toc228869305"/>
+      <w:r>
+        <w:t>Formación Académica del Personal TI</w:t>
+      </w:r>
+      <w:bookmarkEnd w:id="18"/>
+    </w:p>
+    <w:p>
+      <w:pPr>
+        <w:pStyle w:val="Ttulo3"/>
+      </w:pPr>
+      <w:r>
+        <w:t>Objetivo de la Evaluación</w:t>
+      </w:r>
+    </w:p>
+    <w:p>
+      <w:r>
+        <w:t>Determinar si el equipo de Tecnologías de la Información de Droguería Inti S.A. posee la formación académica mínima necesaria para desempeñar sus funciones de manera competente, segura y alineada con los requerimientos técnicos del negocio. La formación académica es un indicador clave de la capacidad técnica base del personal, aunque debe complementarse con experiencia, capacitación continua y habilidades prácticas.</w:t>
+      </w:r>
+    </w:p>
+    <w:p>
+      <w:pPr>
+        <w:pStyle w:val="Ttulo3"/>
+      </w:pPr>
+      <w:r>
+        <w:t>Metodología Aplicada</w:t>
+      </w:r>
+    </w:p>
+    <w:p>
+      <w:r>
+        <w:t>Para la evaluación del presente apartado, el auditor utilizó las siguientes técnicas de recopilación (basadas en el documento "Recopilación de Información Organizacional"):</w:t>
+      </w:r>
+    </w:p>
+    <w:tbl>
+      <w:tblPr>
+        <w:tblStyle w:val="Tablaconcuadrcula"/>
+        <w:tblW w:w="0" w:type="auto"/>
+        <w:tblLook w:val="04A0" w:firstRow="1" w:lastRow="0" w:firstColumn="1" w:lastColumn="0" w:noHBand="0" w:noVBand="1"/>
+      </w:tblPr>
+      <w:tblGrid>
+        <w:gridCol w:w="4675"/>
+        <w:gridCol w:w="4675"/>
+      </w:tblGrid>
+      <w:tr>
+        <w:tc>
+          <w:tcPr>
+            <w:tcW w:w="4675" w:type="dxa"/>
+          </w:tcPr>
+          <w:p>
+            <w:pPr>
+              <w:pStyle w:val="Sinespaciado"/>
+              <w:jc w:val="center"/>
+            </w:pPr>
+            <w:r>
+              <w:t>Técnica</w:t>
+            </w:r>
+          </w:p>
+        </w:tc>
+        <w:tc>
+          <w:tcPr>
+            <w:tcW w:w="4675" w:type="dxa"/>
+          </w:tcPr>
+          <w:p>
+            <w:pPr>
+              <w:pStyle w:val="Sinespaciado"/>
+              <w:jc w:val="center"/>
+            </w:pPr>
+            <w:r>
+              <w:t>Aplicación específica</w:t>
+            </w:r>
+          </w:p>
+        </w:tc>
+      </w:tr>
+      <w:tr>
+        <w:tc>
+          <w:tcPr>
+            <w:tcW w:w="4675" w:type="dxa"/>
+          </w:tcPr>
+          <w:p>
+            <w:pPr>
+              <w:pStyle w:val="Sinespaciado"/>
+              <w:jc w:val="both"/>
+            </w:pPr>
+            <w:r>
+              <w:t>Revisión Documental</w:t>
+            </w:r>
+          </w:p>
+        </w:tc>
+        <w:tc>
+          <w:tcPr>
+            <w:tcW w:w="4675" w:type="dxa"/>
+          </w:tcPr>
+          <w:p>
+            <w:pPr>
+              <w:pStyle w:val="Sinespaciado"/>
+              <w:jc w:val="both"/>
+            </w:pPr>
+            <w:r>
+              <w:t>Solicitud y análisis de copias de títulos, diplomas, certificados de estudios y documentos de identidad profesional.</w:t>
+            </w:r>
+          </w:p>
+        </w:tc>
+      </w:tr>
+      <w:tr>
+        <w:tc>
+          <w:tcPr>
+            <w:tcW w:w="4675" w:type="dxa"/>
+          </w:tcPr>
+          <w:p>
+            <w:pPr>
+              <w:pStyle w:val="Sinespaciado"/>
+              <w:jc w:val="both"/>
+            </w:pPr>
+            <w:r>
+              <w:t>Entrevista</w:t>
+            </w:r>
+          </w:p>
+        </w:tc>
+        <w:tc>
+          <w:tcPr>
+            <w:tcW w:w="4675" w:type="dxa"/>
+          </w:tcPr>
+          <w:p>
+            <w:pPr>
+              <w:pStyle w:val="Sinespaciado"/>
+              <w:jc w:val="both"/>
+            </w:pPr>
+            <w:r>
+              <w:t>Conversación con el Jefe de Sistemas y el personal operativo de TI para contrastar la documentación con su trayectoria real.</w:t>
+            </w:r>
+          </w:p>
+        </w:tc>
+      </w:tr>
+      <w:tr>
+        <w:tc>
+          <w:tcPr>
+            <w:tcW w:w="4675" w:type="dxa"/>
+          </w:tcPr>
+          <w:p>
+            <w:pPr>
+              <w:pStyle w:val="Sinespaciado"/>
+              <w:jc w:val="both"/>
+            </w:pPr>
+            <w:r>
+              <w:lastRenderedPageBreak/>
+              <w:t>Cuestionario</w:t>
+            </w:r>
+          </w:p>
+        </w:tc>
+        <w:tc>
+          <w:tcPr>
+            <w:tcW w:w="4675" w:type="dxa"/>
+          </w:tcPr>
+          <w:p>
+            <w:pPr>
+              <w:pStyle w:val="Sinespaciado"/>
+              <w:jc w:val="both"/>
+            </w:pPr>
+            <w:r>
+              <w:t>Aplicación de un formulario estructurado para relevar información sobre instituciones educativas, años de estudio y modalidad (presencial/virtual).</w:t>
+            </w:r>
+          </w:p>
+        </w:tc>
+      </w:tr>
+    </w:tbl>
+    <w:p/>
+    <w:p>
+      <w:pPr>
+        <w:pStyle w:val="Ttulo3"/>
+      </w:pPr>
+      <w:r>
+        <w:t>Personal TI Evaluado</w:t>
+      </w:r>
+    </w:p>
+    <w:p>
+      <w:r>
+        <w:t>Droguería Inti S.A. cuenta con un equipo de TI conformado por los siguientes roles:</w:t>
+      </w:r>
+    </w:p>
+    <w:tbl>
+      <w:tblPr>
+        <w:tblStyle w:val="Tablaconcuadrcula"/>
+        <w:tblW w:w="0" w:type="auto"/>
+        <w:tblLook w:val="04A0" w:firstRow="1" w:lastRow="0" w:firstColumn="1" w:lastColumn="0" w:noHBand="0" w:noVBand="1"/>
+      </w:tblPr>
+      <w:tblGrid>
+        <w:gridCol w:w="3116"/>
+        <w:gridCol w:w="3117"/>
+        <w:gridCol w:w="3117"/>
+      </w:tblGrid>
+      <w:tr>
+        <w:tc>
+          <w:tcPr>
+            <w:tcW w:w="3116" w:type="dxa"/>
+          </w:tcPr>
+          <w:p>
+            <w:pPr>
+              <w:pStyle w:val="Sinespaciado"/>
+              <w:jc w:val="center"/>
+            </w:pPr>
+            <w:r>
+              <w:rPr>
+                <w:lang w:val="es-419"/>
+              </w:rPr>
+              <w:t>Cargo</w:t>
+            </w:r>
+          </w:p>
+        </w:tc>
+        <w:tc>
+          <w:tcPr>
+            <w:tcW w:w="3117" w:type="dxa"/>
+          </w:tcPr>
+          <w:p>
+            <w:pPr>
+              <w:pStyle w:val="Sinespaciado"/>
+              <w:jc w:val="center"/>
+            </w:pPr>
+            <w:r>
+              <w:t>Cantidad</w:t>
+            </w:r>
+          </w:p>
+        </w:tc>
+        <w:tc>
+          <w:tcPr>
+            <w:tcW w:w="3117" w:type="dxa"/>
+          </w:tcPr>
+          <w:p>
+            <w:pPr>
+              <w:pStyle w:val="Sinespaciado"/>
+              <w:jc w:val="center"/>
+            </w:pPr>
+            <w:proofErr w:type="spellStart"/>
+            <w:r>
+              <w:t>Dedicacion</w:t>
+            </w:r>
+            <w:proofErr w:type="spellEnd"/>
+          </w:p>
+        </w:tc>
+      </w:tr>
+      <w:tr>
+        <w:tc>
+          <w:tcPr>
+            <w:tcW w:w="3116" w:type="dxa"/>
+          </w:tcPr>
+          <w:p>
+            <w:pPr>
+              <w:pStyle w:val="Sinespaciado"/>
+              <w:jc w:val="both"/>
+            </w:pPr>
+            <w:r>
+              <w:t>Jefe de Sistemas</w:t>
+            </w:r>
+          </w:p>
+        </w:tc>
+        <w:tc>
+          <w:tcPr>
+            <w:tcW w:w="3117" w:type="dxa"/>
+          </w:tcPr>
+          <w:p>
+            <w:pPr>
+              <w:pStyle w:val="Sinespaciado"/>
+              <w:jc w:val="center"/>
+            </w:pPr>
+            <w:r>
+              <w:t>1</w:t>
+            </w:r>
+          </w:p>
+        </w:tc>
+        <w:tc>
+          <w:tcPr>
+            <w:tcW w:w="3117" w:type="dxa"/>
+          </w:tcPr>
+          <w:p>
+            <w:pPr>
+              <w:pStyle w:val="Sinespaciado"/>
+              <w:jc w:val="both"/>
+            </w:pPr>
+            <w:r>
+              <w:t>Tiempo completo</w:t>
+            </w:r>
+          </w:p>
+        </w:tc>
+      </w:tr>
+      <w:tr>
+        <w:tc>
+          <w:tcPr>
+            <w:tcW w:w="3116" w:type="dxa"/>
+          </w:tcPr>
+          <w:p>
+            <w:pPr>
+              <w:pStyle w:val="Sinespaciado"/>
+              <w:jc w:val="both"/>
+            </w:pPr>
+            <w:proofErr w:type="spellStart"/>
+            <w:r>
+              <w:t>Tecnico</w:t>
+            </w:r>
+            <w:proofErr w:type="spellEnd"/>
+            <w:r>
+              <w:t xml:space="preserve"> de Soporte</w:t>
+            </w:r>
+          </w:p>
+        </w:tc>
+        <w:tc>
+          <w:tcPr>
+            <w:tcW w:w="3117" w:type="dxa"/>
+          </w:tcPr>
+          <w:p>
+            <w:pPr>
+              <w:pStyle w:val="Sinespaciado"/>
+              <w:jc w:val="center"/>
+            </w:pPr>
+            <w:r>
+              <w:t>1</w:t>
+            </w:r>
+          </w:p>
+        </w:tc>
+        <w:tc>
+          <w:tcPr>
+            <w:tcW w:w="3117" w:type="dxa"/>
+          </w:tcPr>
+          <w:p>
+            <w:pPr>
+              <w:pStyle w:val="Sinespaciado"/>
+              <w:jc w:val="both"/>
+            </w:pPr>
+            <w:r>
+              <w:t>Tiempo completo</w:t>
+            </w:r>
+          </w:p>
+        </w:tc>
+      </w:tr>
+      <w:tr>
+        <w:tc>
+          <w:tcPr>
+            <w:tcW w:w="3116" w:type="dxa"/>
+          </w:tcPr>
+          <w:p>
+            <w:pPr>
+              <w:pStyle w:val="Sinespaciado"/>
+              <w:jc w:val="both"/>
+            </w:pPr>
+            <w:r>
+              <w:t>Administrador de Base de Datos</w:t>
+            </w:r>
+          </w:p>
+        </w:tc>
+        <w:tc>
+          <w:tcPr>
+            <w:tcW w:w="3117" w:type="dxa"/>
+          </w:tcPr>
+          <w:p>
+            <w:pPr>
+              <w:pStyle w:val="Sinespaciado"/>
+              <w:jc w:val="center"/>
+            </w:pPr>
+            <w:r>
+              <w:t>1</w:t>
+            </w:r>
+          </w:p>
+        </w:tc>
+        <w:tc>
+          <w:tcPr>
+            <w:tcW w:w="3117" w:type="dxa"/>
+          </w:tcPr>
+          <w:p>
+            <w:pPr>
+              <w:pStyle w:val="Sinespaciado"/>
+              <w:jc w:val="both"/>
+            </w:pPr>
+            <w:r>
+              <w:t>Medio tiempo</w:t>
+            </w:r>
+          </w:p>
+        </w:tc>
+      </w:tr>
+    </w:tbl>
+    <w:p>
+      <w:pPr>
+        <w:pStyle w:val="Sinespaciado"/>
+      </w:pPr>
+    </w:p>
+    <w:p>
+      <w:pPr>
+        <w:pStyle w:val="Ttulo3"/>
+      </w:pPr>
+      <w:r>
+        <w:t>Evaluación por Cargo</w:t>
+      </w:r>
+    </w:p>
+    <w:p>
+      <w:pPr>
+        <w:pStyle w:val="Ttulo4"/>
+        <w:numPr>
+          <w:ilvl w:val="0"/>
+          <w:numId w:val="25"/>
+        </w:numPr>
+      </w:pPr>
+      <w:r>
+        <w:t>Jefe de Sistemas</w:t>
+      </w:r>
+    </w:p>
+    <w:tbl>
+      <w:tblPr>
+        <w:tblStyle w:val="Tablaconcuadrcula"/>
+        <w:tblW w:w="0" w:type="auto"/>
+        <w:tblLook w:val="04A0" w:firstRow="1" w:lastRow="0" w:firstColumn="1" w:lastColumn="0" w:noHBand="0" w:noVBand="1"/>
+      </w:tblPr>
+      <w:tblGrid>
+        <w:gridCol w:w="4675"/>
+        <w:gridCol w:w="4675"/>
+      </w:tblGrid>
+      <w:tr>
+        <w:tc>
+          <w:tcPr>
+            <w:tcW w:w="4675" w:type="dxa"/>
+          </w:tcPr>
+          <w:p>
+            <w:pPr>
+              <w:ind w:firstLine="0"/>
+              <w:jc w:val="center"/>
+            </w:pPr>
+            <w:r>
+              <w:t>Criterio</w:t>
+            </w:r>
+          </w:p>
+        </w:tc>
+        <w:tc>
+          <w:tcPr>
+            <w:tcW w:w="4675" w:type="dxa"/>
+          </w:tcPr>
+          <w:p>
+            <w:pPr>
+              <w:ind w:firstLine="0"/>
+              <w:jc w:val="center"/>
+            </w:pPr>
+            <w:r>
+              <w:t>Hallazgo del Auditor</w:t>
+            </w:r>
+          </w:p>
+        </w:tc>
+      </w:tr>
+      <w:tr>
+        <w:tc>
+          <w:tcPr>
+            <w:tcW w:w="4675" w:type="dxa"/>
+          </w:tcPr>
+          <w:p>
+            <w:pPr>
+              <w:ind w:firstLine="0"/>
+            </w:pPr>
+            <w:r>
+              <w:t>Título declarado</w:t>
+            </w:r>
+          </w:p>
+        </w:tc>
+        <w:tc>
+          <w:tcPr>
+            <w:tcW w:w="4675" w:type="dxa"/>
+          </w:tcPr>
+          <w:p>
+            <w:pPr>
+              <w:ind w:firstLine="0"/>
+            </w:pPr>
+            <w:r>
+              <w:t>Ingeniero de Sistemas (según entrevista inicial).</w:t>
+            </w:r>
+          </w:p>
+        </w:tc>
+      </w:tr>
+      <w:tr>
+        <w:tc>
+          <w:tcPr>
+            <w:tcW w:w="4675" w:type="dxa"/>
+          </w:tcPr>
+          <w:p>
+            <w:pPr>
+              <w:ind w:firstLine="0"/>
+            </w:pPr>
+            <w:r>
+              <w:t>Documentación presentada</w:t>
+            </w:r>
+          </w:p>
+        </w:tc>
+        <w:tc>
+          <w:tcPr>
+            <w:tcW w:w="4675" w:type="dxa"/>
+          </w:tcPr>
+          <w:p>
+            <w:pPr>
+              <w:ind w:firstLine="0"/>
+            </w:pPr>
+            <w:r>
+              <w:t xml:space="preserve">Se solicitó copia del título universitario y cédula profesional. El colaborador presentó un certificado de egresado emitido por una universidad privada de La Paz, pero no el título en regla. El colaborador manifiesta que el </w:t>
+            </w:r>
+            <w:r>
+              <w:lastRenderedPageBreak/>
+              <w:t>trámite de titulación está "en proceso" desde hace 18 meses.</w:t>
+            </w:r>
+          </w:p>
+        </w:tc>
+      </w:tr>
+      <w:tr>
+        <w:tc>
+          <w:tcPr>
+            <w:tcW w:w="4675" w:type="dxa"/>
+          </w:tcPr>
+          <w:p>
+            <w:pPr>
+              <w:ind w:firstLine="0"/>
+            </w:pPr>
+            <w:r>
+              <w:lastRenderedPageBreak/>
+              <w:t>Respuesta a la pregunta clave</w:t>
+            </w:r>
+          </w:p>
+        </w:tc>
+        <w:tc>
+          <w:tcPr>
+            <w:tcW w:w="4675" w:type="dxa"/>
+          </w:tcPr>
+          <w:p>
+            <w:pPr>
+              <w:ind w:firstLine="0"/>
+            </w:pPr>
+            <w:r>
+              <w:rPr>
+                <w:i/>
+                <w:iCs/>
+              </w:rPr>
+              <w:t>¿Es Ingeniero de Sistemas, Técnico o autodidacta?</w:t>
+            </w:r>
+            <w:r>
+              <w:t xml:space="preserve"> → Egresado sin título (situación intermedia: tiene formación universitaria </w:t>
+            </w:r>
+            <w:proofErr w:type="gramStart"/>
+            <w:r>
+              <w:t>completa</w:t>
+            </w:r>
+            <w:proofErr w:type="gramEnd"/>
+            <w:r>
+              <w:t xml:space="preserve"> pero carece del grado formal). Adicionalmente, reporta cursos autodidactas en plataformas como Coursera y YouTube.</w:t>
+            </w:r>
+          </w:p>
+        </w:tc>
+      </w:tr>
+      <w:tr>
+        <w:tc>
+          <w:tcPr>
+            <w:tcW w:w="4675" w:type="dxa"/>
+          </w:tcPr>
+          <w:p>
+            <w:pPr>
+              <w:ind w:firstLine="0"/>
+            </w:pPr>
+            <w:r>
+              <w:t>Coherencia carrera vs. funciones</w:t>
+            </w:r>
+          </w:p>
+        </w:tc>
+        <w:tc>
+          <w:tcPr>
+            <w:tcW w:w="4675" w:type="dxa"/>
+          </w:tcPr>
+          <w:p>
+            <w:pPr>
+              <w:ind w:firstLine="0"/>
+            </w:pPr>
+            <w:r>
+              <w:t>Las funciones del Jefe de Sistemas incluyen: administración de redes, gestión de bases de datos, implementación de respaldos, atención a incidentes críticos y elaboración de políticas de seguridad. Un perfil de Ingeniería de Sistemas es coherente con estas funciones. Sin embargo, la falta de titulación formal implica que la organización no puede verificar plenamente la competencia del profesional ante terceros (ej. auditorías externas, entes reguladores).</w:t>
+            </w:r>
+          </w:p>
+        </w:tc>
+      </w:tr>
+      <w:tr>
+        <w:tc>
+          <w:tcPr>
+            <w:tcW w:w="4675" w:type="dxa"/>
+          </w:tcPr>
+          <w:p>
+            <w:pPr>
+              <w:ind w:firstLine="0"/>
+            </w:pPr>
+            <w:r>
+              <w:t>Evidencia física</w:t>
+            </w:r>
+          </w:p>
+        </w:tc>
+        <w:tc>
+          <w:tcPr>
+            <w:tcW w:w="4675" w:type="dxa"/>
+          </w:tcPr>
+          <w:p>
+            <w:pPr>
+              <w:ind w:firstLine="0"/>
+            </w:pPr>
+            <w:r>
+              <w:t>Copia del certificado de egresado (Anexo B-1). Acta de entrevista donde se registra la declaración sobre el estado de titulación.</w:t>
+            </w:r>
+          </w:p>
+        </w:tc>
+      </w:tr>
+    </w:tbl>
+    <w:p/>
+    <w:p>
+      <w:pPr>
         <w:rPr>
-          <w:i/>
-          <w:iCs/>
+          <w:b/>
+          <w:bCs/>
         </w:rPr>
       </w:pPr>
       <w:r>
         <w:rPr>
-          <w:i/>
-          <w:iCs/>
+          <w:b/>
+          <w:bCs/>
         </w:rPr>
-        <w:t>No detección de productos vencidos.</w:t>
-      </w:r>
-    </w:p>
-    <w:p>
-      <w:pPr>
-        <w:pStyle w:val="Ttulo1"/>
-      </w:pPr>
-      <w:bookmarkStart w:id="17" w:name="_Toc228869304"/>
-      <w:r>
-        <w:t>Recursos Humanos de TI</w:t>
-      </w:r>
-      <w:bookmarkEnd w:id="17"/>
+        <w:lastRenderedPageBreak/>
+        <w:t>Valoración del Auditor</w:t>
+      </w:r>
+    </w:p>
+    <w:p>
+      <w:pPr>
+        <w:rPr>
+          <w:b/>
+          <w:bCs/>
+        </w:rPr>
+      </w:pPr>
+      <w:r>
+        <w:rPr>
+          <w:b/>
+          <w:bCs/>
+        </w:rPr>
+        <w:t>Riesgo medio - Hallazgo documental</w:t>
+      </w:r>
+    </w:p>
+    <w:p>
+      <w:r>
+        <w:t>La formación académica del Jefe de Sistemas es parcialmente adecuada (egresado), pero la ausencia del título formal limita la certeza sobre su preparación integral. En el contexto de una droguería que maneja productos farmacéuticos controlados, se recomienda regularizar esta situación o evaluar la idoneidad mediante certificaciones técnicas reconocidas.</w:t>
+      </w:r>
+    </w:p>
+    <w:p>
+      <w:pPr>
+        <w:pStyle w:val="Ttulo4"/>
+        <w:numPr>
+          <w:ilvl w:val="0"/>
+          <w:numId w:val="25"/>
+        </w:numPr>
+      </w:pPr>
+      <w:r>
+        <w:t>Técnico de Soporte</w:t>
+      </w:r>
+    </w:p>
+    <w:tbl>
+      <w:tblPr>
+        <w:tblStyle w:val="Tablaconcuadrcula"/>
+        <w:tblW w:w="0" w:type="auto"/>
+        <w:tblLook w:val="04A0" w:firstRow="1" w:lastRow="0" w:firstColumn="1" w:lastColumn="0" w:noHBand="0" w:noVBand="1"/>
+      </w:tblPr>
+      <w:tblGrid>
+        <w:gridCol w:w="4675"/>
+        <w:gridCol w:w="4675"/>
+      </w:tblGrid>
+      <w:tr>
+        <w:tc>
+          <w:tcPr>
+            <w:tcW w:w="4675" w:type="dxa"/>
+          </w:tcPr>
+          <w:p>
+            <w:pPr>
+              <w:ind w:firstLine="0"/>
+              <w:jc w:val="center"/>
+            </w:pPr>
+            <w:r>
+              <w:t>Criterio</w:t>
+            </w:r>
+          </w:p>
+        </w:tc>
+        <w:tc>
+          <w:tcPr>
+            <w:tcW w:w="4675" w:type="dxa"/>
+          </w:tcPr>
+          <w:p>
+            <w:pPr>
+              <w:ind w:firstLine="0"/>
+              <w:jc w:val="center"/>
+            </w:pPr>
+            <w:r>
+              <w:t>Hallazgo del Auditor</w:t>
+            </w:r>
+          </w:p>
+        </w:tc>
+      </w:tr>
+      <w:tr>
+        <w:tc>
+          <w:tcPr>
+            <w:tcW w:w="4675" w:type="dxa"/>
+          </w:tcPr>
+          <w:p>
+            <w:pPr>
+              <w:ind w:firstLine="0"/>
+            </w:pPr>
+            <w:r>
+              <w:t>Título declarado</w:t>
+            </w:r>
+          </w:p>
+        </w:tc>
+        <w:tc>
+          <w:tcPr>
+            <w:tcW w:w="4675" w:type="dxa"/>
+          </w:tcPr>
+          <w:p>
+            <w:pPr>
+              <w:ind w:firstLine="0"/>
+            </w:pPr>
+            <w:r>
+              <w:t>Técnico Superior en Sistemas Informáticos (Instituto Tecnológico Privado, La Paz).</w:t>
+            </w:r>
+          </w:p>
+        </w:tc>
+      </w:tr>
+      <w:tr>
+        <w:tc>
+          <w:tcPr>
+            <w:tcW w:w="4675" w:type="dxa"/>
+          </w:tcPr>
+          <w:p>
+            <w:pPr>
+              <w:ind w:firstLine="0"/>
+            </w:pPr>
+            <w:r>
+              <w:t>Documentación presentada</w:t>
+            </w:r>
+          </w:p>
+        </w:tc>
+        <w:tc>
+          <w:tcPr>
+            <w:tcW w:w="4675" w:type="dxa"/>
+          </w:tcPr>
+          <w:p>
+            <w:pPr>
+              <w:ind w:firstLine="0"/>
+            </w:pPr>
+            <w:r>
+              <w:t>Se presentó diploma original de Técnico Superior con fecha de emisión 2021 y certificado de notas con un promedio aprobatorio. La documentación está en regla y fue verificada mediante llamado telefónico a la institución educativa (se confirmó la autenticidad).</w:t>
+            </w:r>
+          </w:p>
+        </w:tc>
+      </w:tr>
+      <w:tr>
+        <w:tc>
+          <w:tcPr>
+            <w:tcW w:w="4675" w:type="dxa"/>
+          </w:tcPr>
+          <w:p>
+            <w:pPr>
+              <w:ind w:firstLine="0"/>
+            </w:pPr>
+            <w:r>
+              <w:t>Respuesta a la pregunta clave</w:t>
+            </w:r>
+          </w:p>
+        </w:tc>
+        <w:tc>
+          <w:tcPr>
+            <w:tcW w:w="4675" w:type="dxa"/>
+          </w:tcPr>
+          <w:p>
+            <w:pPr>
+              <w:ind w:firstLine="0"/>
+            </w:pPr>
+            <w:r>
+              <w:t>¿Es Ingeniero, Técnico o autodidacta? → Técnico Superior (formación terciaria completa, 3 años de duración).</w:t>
+            </w:r>
+          </w:p>
+        </w:tc>
+      </w:tr>
+      <w:tr>
+        <w:tc>
+          <w:tcPr>
+            <w:tcW w:w="4675" w:type="dxa"/>
+          </w:tcPr>
+          <w:p>
+            <w:pPr>
+              <w:ind w:firstLine="0"/>
+            </w:pPr>
+            <w:r>
+              <w:t>Coherencia carrera vs. funciones</w:t>
+            </w:r>
+          </w:p>
+        </w:tc>
+        <w:tc>
+          <w:tcPr>
+            <w:tcW w:w="4675" w:type="dxa"/>
+          </w:tcPr>
+          <w:p>
+            <w:pPr>
+              <w:ind w:firstLine="0"/>
+            </w:pPr>
+            <w:r>
+              <w:t xml:space="preserve">Las funciones del técnico incluyen: instalación de equipos, cableado estructurado, resolución de problemas de usuarios (nivel 1 y 2), </w:t>
+            </w:r>
+            <w:r>
+              <w:lastRenderedPageBreak/>
+              <w:t xml:space="preserve">mantenimiento de computadoras y apoyo en </w:t>
+            </w:r>
+            <w:proofErr w:type="spellStart"/>
+            <w:r>
+              <w:t>backups</w:t>
+            </w:r>
+            <w:proofErr w:type="spellEnd"/>
+            <w:r>
+              <w:t>. Un perfil de Técnico Superior en Sistemas es coherente y suficiente para estas tareas operativas. No requiere formación de nivel ingenieril.</w:t>
+            </w:r>
+          </w:p>
+        </w:tc>
+      </w:tr>
+      <w:tr>
+        <w:tc>
+          <w:tcPr>
+            <w:tcW w:w="4675" w:type="dxa"/>
+          </w:tcPr>
+          <w:p>
+            <w:pPr>
+              <w:ind w:firstLine="0"/>
+            </w:pPr>
+            <w:r>
+              <w:lastRenderedPageBreak/>
+              <w:t>Evidencia física</w:t>
+            </w:r>
+          </w:p>
+        </w:tc>
+        <w:tc>
+          <w:tcPr>
+            <w:tcW w:w="4675" w:type="dxa"/>
+          </w:tcPr>
+          <w:p>
+            <w:pPr>
+              <w:ind w:firstLine="0"/>
+            </w:pPr>
+            <w:r>
+              <w:t>Copia del diploma (Anexo B-2). Certificado de notas (Anexo B-3). Registro de verificación telefónica a la institución.</w:t>
+            </w:r>
+          </w:p>
+        </w:tc>
+      </w:tr>
+    </w:tbl>
+    <w:p/>
+    <w:p>
+      <w:pPr>
+        <w:rPr>
+          <w:b/>
+          <w:bCs/>
+        </w:rPr>
+      </w:pPr>
+      <w:r>
+        <w:rPr>
+          <w:b/>
+          <w:bCs/>
+        </w:rPr>
+        <w:t>Valoración del Auditor</w:t>
+      </w:r>
+    </w:p>
+    <w:p>
+      <w:pPr>
+        <w:rPr>
+          <w:b/>
+          <w:bCs/>
+        </w:rPr>
+      </w:pPr>
+      <w:r>
+        <w:rPr>
+          <w:b/>
+          <w:bCs/>
+        </w:rPr>
+        <w:t>Adecuado - Sin hallazgos</w:t>
+      </w:r>
+    </w:p>
+    <w:p>
+      <w:r>
+        <w:t>El Técnico de Soporte cuenta con la formación académica apropiada para su nivel de responsabilidad. La documentación es completa y verificable.</w:t>
+      </w:r>
+    </w:p>
+    <w:p>
+      <w:pPr>
+        <w:pStyle w:val="Ttulo4"/>
+        <w:numPr>
+          <w:ilvl w:val="0"/>
+          <w:numId w:val="25"/>
+        </w:numPr>
+        <w:rPr>
+          <w:lang w:val="es-BO"/>
+        </w:rPr>
+      </w:pPr>
+      <w:r>
+        <w:rPr>
+          <w:lang w:val="es-BO"/>
+        </w:rPr>
+        <w:t>Administrador de Base de Datos</w:t>
+      </w:r>
+    </w:p>
+    <w:tbl>
+      <w:tblPr>
+        <w:tblStyle w:val="Tablaconcuadrcula"/>
+        <w:tblW w:w="0" w:type="auto"/>
+        <w:tblLook w:val="04A0" w:firstRow="1" w:lastRow="0" w:firstColumn="1" w:lastColumn="0" w:noHBand="0" w:noVBand="1"/>
+      </w:tblPr>
+      <w:tblGrid>
+        <w:gridCol w:w="4675"/>
+        <w:gridCol w:w="4675"/>
+      </w:tblGrid>
+      <w:tr>
+        <w:tc>
+          <w:tcPr>
+            <w:tcW w:w="4675" w:type="dxa"/>
+          </w:tcPr>
+          <w:p>
+            <w:pPr>
+              <w:ind w:firstLine="0"/>
+              <w:jc w:val="center"/>
+            </w:pPr>
+            <w:r>
+              <w:t>Criterio</w:t>
+            </w:r>
+          </w:p>
+        </w:tc>
+        <w:tc>
+          <w:tcPr>
+            <w:tcW w:w="4675" w:type="dxa"/>
+          </w:tcPr>
+          <w:p>
+            <w:pPr>
+              <w:ind w:firstLine="0"/>
+              <w:jc w:val="center"/>
+            </w:pPr>
+            <w:r>
+              <w:t>Hallazgo del Auditor</w:t>
+            </w:r>
+          </w:p>
+        </w:tc>
+      </w:tr>
+      <w:tr>
+        <w:tc>
+          <w:tcPr>
+            <w:tcW w:w="4675" w:type="dxa"/>
+          </w:tcPr>
+          <w:p>
+            <w:pPr>
+              <w:ind w:firstLine="0"/>
+            </w:pPr>
+            <w:r>
+              <w:t>Título declarado</w:t>
+            </w:r>
+          </w:p>
+        </w:tc>
+        <w:tc>
+          <w:tcPr>
+            <w:tcW w:w="4675" w:type="dxa"/>
+          </w:tcPr>
+          <w:p>
+            <w:pPr>
+              <w:ind w:firstLine="0"/>
+            </w:pPr>
+            <w:r>
+              <w:t>Ingeniero de Sistemas (según hoja de vida proporcionada por RRHH).</w:t>
+            </w:r>
+          </w:p>
+        </w:tc>
+      </w:tr>
+      <w:tr>
+        <w:tc>
+          <w:tcPr>
+            <w:tcW w:w="4675" w:type="dxa"/>
+          </w:tcPr>
+          <w:p>
+            <w:pPr>
+              <w:ind w:firstLine="0"/>
+            </w:pPr>
+            <w:r>
+              <w:t>Documentación presentada</w:t>
+            </w:r>
+          </w:p>
+        </w:tc>
+        <w:tc>
+          <w:tcPr>
+            <w:tcW w:w="4675" w:type="dxa"/>
+          </w:tcPr>
+          <w:p>
+            <w:pPr>
+              <w:ind w:firstLine="0"/>
+            </w:pPr>
+            <w:r>
+              <w:rPr>
+                <w:b/>
+                <w:bCs/>
+              </w:rPr>
+              <w:t>No se presentó documentación</w:t>
+            </w:r>
+            <w:r>
+              <w:t>. El colaborador trabaja medio tiempo y, al momento de la auditoría, indicó que "los documentos se quedaron en su casa". Se realizaron dos recordatorios formales sin obtener respuesta.</w:t>
+            </w:r>
+          </w:p>
+        </w:tc>
+      </w:tr>
+      <w:tr>
+        <w:tc>
+          <w:tcPr>
+            <w:tcW w:w="4675" w:type="dxa"/>
+          </w:tcPr>
+          <w:p>
+            <w:pPr>
+              <w:ind w:firstLine="0"/>
+            </w:pPr>
+            <w:r>
+              <w:lastRenderedPageBreak/>
+              <w:t>Respuesta a la pregunta clave</w:t>
+            </w:r>
+          </w:p>
+        </w:tc>
+        <w:tc>
+          <w:tcPr>
+            <w:tcW w:w="4675" w:type="dxa"/>
+          </w:tcPr>
+          <w:p>
+            <w:pPr>
+              <w:ind w:firstLine="0"/>
+            </w:pPr>
+            <w:r>
+              <w:rPr>
+                <w:i/>
+                <w:iCs/>
+              </w:rPr>
+              <w:t>¿Es Ingeniero, Técnico o autodidacta?</w:t>
+            </w:r>
+            <w:r>
+              <w:t> → </w:t>
+            </w:r>
+            <w:r>
+              <w:rPr>
+                <w:b/>
+                <w:bCs/>
+              </w:rPr>
+              <w:t>No determinado</w:t>
+            </w:r>
+            <w:r>
+              <w:t> por falta de evidencia documental. En entrevista telefónica, el colaborador declaró ser egresado de una universidad pública, pero no pudo precisar año ni número de registro.</w:t>
+            </w:r>
+          </w:p>
+        </w:tc>
+      </w:tr>
+      <w:tr>
+        <w:tc>
+          <w:tcPr>
+            <w:tcW w:w="4675" w:type="dxa"/>
+          </w:tcPr>
+          <w:p>
+            <w:pPr>
+              <w:ind w:firstLine="0"/>
+            </w:pPr>
+            <w:r>
+              <w:t>Coherencia carrera vs. funciones</w:t>
+            </w:r>
+          </w:p>
+        </w:tc>
+        <w:tc>
+          <w:tcPr>
+            <w:tcW w:w="4675" w:type="dxa"/>
+          </w:tcPr>
+          <w:p>
+            <w:pPr>
+              <w:ind w:firstLine="0"/>
+            </w:pPr>
+            <w:r>
+              <w:rPr>
+                <w:i/>
+                <w:iCs/>
+              </w:rPr>
+              <w:t>Este colaborador tiene acceso a la base de datos completa del sistema de inventarios, incluyendo tablas de precios, movimientos de stock y datos de proveedores. Un perfil de Ingeniería de Sistemas o similar sería </w:t>
+            </w:r>
+            <w:r>
+              <w:rPr>
+                <w:b/>
+                <w:bCs/>
+                <w:i/>
+                <w:iCs/>
+              </w:rPr>
+              <w:t>necesario</w:t>
+            </w:r>
+            <w:r>
+              <w:rPr>
+                <w:i/>
+                <w:iCs/>
+              </w:rPr>
+              <w:t> para garantizar que las consultas, respaldos y ajustes directos a la BD se realicen con criterio técnico y sin comprometer la integridad de los datos. La falta de verificación documental constituye una </w:t>
+            </w:r>
+            <w:r>
+              <w:rPr>
+                <w:b/>
+                <w:bCs/>
+                <w:i/>
+                <w:iCs/>
+              </w:rPr>
+              <w:t>debilidad de control interno</w:t>
+            </w:r>
+            <w:r>
+              <w:rPr>
+                <w:i/>
+                <w:iCs/>
+              </w:rPr>
+              <w:t>.</w:t>
+            </w:r>
+          </w:p>
+        </w:tc>
+      </w:tr>
+      <w:tr>
+        <w:tc>
+          <w:tcPr>
+            <w:tcW w:w="4675" w:type="dxa"/>
+          </w:tcPr>
+          <w:p>
+            <w:pPr>
+              <w:ind w:firstLine="0"/>
+            </w:pPr>
+            <w:r>
+              <w:t>Evidencia física</w:t>
+            </w:r>
+          </w:p>
+        </w:tc>
+        <w:tc>
+          <w:tcPr>
+            <w:tcW w:w="4675" w:type="dxa"/>
+          </w:tcPr>
+          <w:p>
+            <w:pPr>
+              <w:ind w:firstLine="0"/>
+            </w:pPr>
+            <w:r>
+              <w:t>Hoja de vida declarada por RRHH (sin soporte). Acta de seguimiento de solicitudes de documentación (dos intentos sin éxito).</w:t>
+            </w:r>
+          </w:p>
+        </w:tc>
+      </w:tr>
+    </w:tbl>
+    <w:p>
+      <w:pPr>
+        <w:rPr>
+          <w:lang w:val="es-BO"/>
+        </w:rPr>
+      </w:pPr>
+    </w:p>
+    <w:p>
+      <w:pPr>
+        <w:pStyle w:val="Ttulo3"/>
+        <w:rPr>
+          <w:lang w:val="es-BO"/>
+        </w:rPr>
+      </w:pPr>
+      <w:r>
+        <w:rPr>
+          <w:lang w:val="es-BO"/>
+        </w:rPr>
+        <w:t>Análisis Comparativo: Perfil Requerido vs. Perfil Real</w:t>
+      </w:r>
+    </w:p>
+    <w:tbl>
+      <w:tblPr>
+        <w:tblW w:w="0" w:type="auto"/>
+        <w:tblBorders>
+          <w:top w:val="single" w:sz="4" w:space="0" w:color="auto"/>
+          <w:left w:val="single" w:sz="4" w:space="0" w:color="auto"/>
+          <w:bottom w:val="single" w:sz="4" w:space="0" w:color="auto"/>
+          <w:right w:val="single" w:sz="4" w:space="0" w:color="auto"/>
+          <w:insideH w:val="single" w:sz="4" w:space="0" w:color="auto"/>
+          <w:insideV w:val="single" w:sz="4" w:space="0" w:color="auto"/>
+        </w:tblBorders>
+        <w:shd w:val="clear" w:color="auto" w:fill="FFFFFF"/>
+        <w:tblCellMar>
+          <w:top w:w="15" w:type="dxa"/>
+          <w:left w:w="15" w:type="dxa"/>
+          <w:bottom w:w="15" w:type="dxa"/>
+          <w:right w:w="15" w:type="dxa"/>
+        </w:tblCellMar>
+        <w:tblLook w:val="04A0" w:firstRow="1" w:lastRow="0" w:firstColumn="1" w:lastColumn="0" w:noHBand="0" w:noVBand="1"/>
+      </w:tblPr>
+      <w:tblGrid>
+        <w:gridCol w:w="1543"/>
+        <w:gridCol w:w="3768"/>
+        <w:gridCol w:w="2285"/>
+        <w:gridCol w:w="1754"/>
+      </w:tblGrid>
+      <w:tr>
+        <w:trPr>
+          <w:tblHeader/>
+        </w:trPr>
+        <w:tc>
+          <w:tcPr>
+            <w:tcW w:w="0" w:type="auto"/>
+            <w:shd w:val="clear" w:color="auto" w:fill="FFFFFF"/>
+            <w:tcMar>
+              <w:top w:w="150" w:type="dxa"/>
+              <w:left w:w="0" w:type="dxa"/>
+              <w:bottom w:w="150" w:type="dxa"/>
+              <w:right w:w="240" w:type="dxa"/>
+            </w:tcMar>
+            <w:vAlign w:val="center"/>
+            <w:hideMark/>
+          </w:tcPr>
+          <w:p>
+            <w:pPr>
+              <w:pStyle w:val="Sinespaciado"/>
+              <w:spacing w:line="276" w:lineRule="auto"/>
+              <w:jc w:val="center"/>
+              <w:rPr>
+                <w:b/>
+                <w:bCs/>
+              </w:rPr>
+            </w:pPr>
+            <w:r>
+              <w:rPr>
+                <w:b/>
+                <w:bCs/>
+              </w:rPr>
+              <w:lastRenderedPageBreak/>
+              <w:t>Cargo</w:t>
+            </w:r>
+          </w:p>
+        </w:tc>
+        <w:tc>
+          <w:tcPr>
+            <w:tcW w:w="0" w:type="auto"/>
+            <w:shd w:val="clear" w:color="auto" w:fill="FFFFFF"/>
+            <w:tcMar>
+              <w:top w:w="150" w:type="dxa"/>
+              <w:left w:w="240" w:type="dxa"/>
+              <w:bottom w:w="150" w:type="dxa"/>
+              <w:right w:w="240" w:type="dxa"/>
+            </w:tcMar>
+            <w:vAlign w:val="center"/>
+            <w:hideMark/>
+          </w:tcPr>
+          <w:p>
+            <w:pPr>
+              <w:pStyle w:val="Sinespaciado"/>
+              <w:spacing w:line="276" w:lineRule="auto"/>
+              <w:jc w:val="center"/>
+              <w:rPr>
+                <w:b/>
+                <w:bCs/>
+              </w:rPr>
+            </w:pPr>
+            <w:r>
+              <w:rPr>
+                <w:b/>
+                <w:bCs/>
+              </w:rPr>
+              <w:t>Formación mínima requerida (según manual de funciones)</w:t>
+            </w:r>
+          </w:p>
+        </w:tc>
+        <w:tc>
+          <w:tcPr>
+            <w:tcW w:w="0" w:type="auto"/>
+            <w:shd w:val="clear" w:color="auto" w:fill="FFFFFF"/>
+            <w:tcMar>
+              <w:top w:w="150" w:type="dxa"/>
+              <w:left w:w="240" w:type="dxa"/>
+              <w:bottom w:w="150" w:type="dxa"/>
+              <w:right w:w="240" w:type="dxa"/>
+            </w:tcMar>
+            <w:vAlign w:val="center"/>
+            <w:hideMark/>
+          </w:tcPr>
+          <w:p>
+            <w:pPr>
+              <w:pStyle w:val="Sinespaciado"/>
+              <w:spacing w:line="276" w:lineRule="auto"/>
+              <w:jc w:val="center"/>
+              <w:rPr>
+                <w:b/>
+                <w:bCs/>
+              </w:rPr>
+            </w:pPr>
+            <w:r>
+              <w:rPr>
+                <w:b/>
+                <w:bCs/>
+              </w:rPr>
+              <w:t>Formación real verificada</w:t>
+            </w:r>
+          </w:p>
+        </w:tc>
+        <w:tc>
+          <w:tcPr>
+            <w:tcW w:w="0" w:type="auto"/>
+            <w:shd w:val="clear" w:color="auto" w:fill="FFFFFF"/>
+            <w:tcMar>
+              <w:top w:w="150" w:type="dxa"/>
+              <w:left w:w="240" w:type="dxa"/>
+              <w:bottom w:w="150" w:type="dxa"/>
+              <w:right w:w="240" w:type="dxa"/>
+            </w:tcMar>
+            <w:vAlign w:val="center"/>
+            <w:hideMark/>
+          </w:tcPr>
+          <w:p>
+            <w:pPr>
+              <w:pStyle w:val="Sinespaciado"/>
+              <w:spacing w:line="276" w:lineRule="auto"/>
+              <w:jc w:val="center"/>
+              <w:rPr>
+                <w:b/>
+                <w:bCs/>
+              </w:rPr>
+            </w:pPr>
+            <w:r>
+              <w:rPr>
+                <w:b/>
+                <w:bCs/>
+              </w:rPr>
+              <w:t>Brecha</w:t>
+            </w:r>
+          </w:p>
+        </w:tc>
+      </w:tr>
+      <w:tr>
+        <w:tc>
+          <w:tcPr>
+            <w:tcW w:w="0" w:type="auto"/>
+            <w:shd w:val="clear" w:color="auto" w:fill="FFFFFF"/>
+            <w:tcMar>
+              <w:top w:w="150" w:type="dxa"/>
+              <w:left w:w="0" w:type="dxa"/>
+              <w:bottom w:w="150" w:type="dxa"/>
+              <w:right w:w="240" w:type="dxa"/>
+            </w:tcMar>
+            <w:vAlign w:val="center"/>
+            <w:hideMark/>
+          </w:tcPr>
+          <w:p>
+            <w:pPr>
+              <w:pStyle w:val="Sinespaciado"/>
+              <w:spacing w:line="276" w:lineRule="auto"/>
+              <w:jc w:val="center"/>
+            </w:pPr>
+            <w:r>
+              <w:t>Jefe de Sistemas</w:t>
+            </w:r>
+          </w:p>
+        </w:tc>
+        <w:tc>
+          <w:tcPr>
+            <w:tcW w:w="0" w:type="auto"/>
+            <w:shd w:val="clear" w:color="auto" w:fill="FFFFFF"/>
+            <w:tcMar>
+              <w:top w:w="150" w:type="dxa"/>
+              <w:left w:w="240" w:type="dxa"/>
+              <w:bottom w:w="150" w:type="dxa"/>
+              <w:right w:w="240" w:type="dxa"/>
+            </w:tcMar>
+            <w:vAlign w:val="center"/>
+            <w:hideMark/>
+          </w:tcPr>
+          <w:p>
+            <w:pPr>
+              <w:pStyle w:val="Sinespaciado"/>
+              <w:spacing w:line="276" w:lineRule="auto"/>
+              <w:jc w:val="center"/>
+            </w:pPr>
+            <w:r>
+              <w:t>Ingeniería de Sistemas (titulado)</w:t>
+            </w:r>
+          </w:p>
+        </w:tc>
+        <w:tc>
+          <w:tcPr>
+            <w:tcW w:w="0" w:type="auto"/>
+            <w:shd w:val="clear" w:color="auto" w:fill="FFFFFF"/>
+            <w:tcMar>
+              <w:top w:w="150" w:type="dxa"/>
+              <w:left w:w="240" w:type="dxa"/>
+              <w:bottom w:w="150" w:type="dxa"/>
+              <w:right w:w="240" w:type="dxa"/>
+            </w:tcMar>
+            <w:vAlign w:val="center"/>
+            <w:hideMark/>
+          </w:tcPr>
+          <w:p>
+            <w:pPr>
+              <w:pStyle w:val="Sinespaciado"/>
+              <w:spacing w:line="276" w:lineRule="auto"/>
+              <w:jc w:val="center"/>
+            </w:pPr>
+            <w:r>
+              <w:t>Egresado sin título</w:t>
+            </w:r>
+          </w:p>
+        </w:tc>
+        <w:tc>
+          <w:tcPr>
+            <w:tcW w:w="0" w:type="auto"/>
+            <w:shd w:val="clear" w:color="auto" w:fill="FFFFFF"/>
+            <w:tcMar>
+              <w:top w:w="150" w:type="dxa"/>
+              <w:left w:w="240" w:type="dxa"/>
+              <w:bottom w:w="150" w:type="dxa"/>
+              <w:right w:w="0" w:type="dxa"/>
+            </w:tcMar>
+            <w:vAlign w:val="center"/>
+            <w:hideMark/>
+          </w:tcPr>
+          <w:p>
+            <w:pPr>
+              <w:pStyle w:val="Sinespaciado"/>
+              <w:spacing w:line="276" w:lineRule="auto"/>
+              <w:jc w:val="center"/>
+            </w:pPr>
+            <w:r>
+              <w:t>Parcial - Riesgo medio</w:t>
+            </w:r>
+          </w:p>
+        </w:tc>
+      </w:tr>
+      <w:tr>
+        <w:tc>
+          <w:tcPr>
+            <w:tcW w:w="0" w:type="auto"/>
+            <w:shd w:val="clear" w:color="auto" w:fill="FFFFFF"/>
+            <w:tcMar>
+              <w:top w:w="150" w:type="dxa"/>
+              <w:left w:w="0" w:type="dxa"/>
+              <w:bottom w:w="150" w:type="dxa"/>
+              <w:right w:w="240" w:type="dxa"/>
+            </w:tcMar>
+            <w:vAlign w:val="center"/>
+            <w:hideMark/>
+          </w:tcPr>
+          <w:p>
+            <w:pPr>
+              <w:pStyle w:val="Sinespaciado"/>
+              <w:spacing w:line="276" w:lineRule="auto"/>
+              <w:jc w:val="center"/>
+            </w:pPr>
+            <w:r>
+              <w:t>Técnico de Soporte</w:t>
+            </w:r>
+          </w:p>
+        </w:tc>
+        <w:tc>
+          <w:tcPr>
+            <w:tcW w:w="0" w:type="auto"/>
+            <w:shd w:val="clear" w:color="auto" w:fill="FFFFFF"/>
+            <w:tcMar>
+              <w:top w:w="150" w:type="dxa"/>
+              <w:left w:w="240" w:type="dxa"/>
+              <w:bottom w:w="150" w:type="dxa"/>
+              <w:right w:w="240" w:type="dxa"/>
+            </w:tcMar>
+            <w:vAlign w:val="center"/>
+            <w:hideMark/>
+          </w:tcPr>
+          <w:p>
+            <w:pPr>
+              <w:pStyle w:val="Sinespaciado"/>
+              <w:spacing w:line="276" w:lineRule="auto"/>
+              <w:jc w:val="center"/>
+            </w:pPr>
+            <w:r>
+              <w:t>Técnico Superior en Sistemas</w:t>
+            </w:r>
+          </w:p>
+        </w:tc>
+        <w:tc>
+          <w:tcPr>
+            <w:tcW w:w="0" w:type="auto"/>
+            <w:shd w:val="clear" w:color="auto" w:fill="FFFFFF"/>
+            <w:tcMar>
+              <w:top w:w="150" w:type="dxa"/>
+              <w:left w:w="240" w:type="dxa"/>
+              <w:bottom w:w="150" w:type="dxa"/>
+              <w:right w:w="240" w:type="dxa"/>
+            </w:tcMar>
+            <w:vAlign w:val="center"/>
+            <w:hideMark/>
+          </w:tcPr>
+          <w:p>
+            <w:pPr>
+              <w:pStyle w:val="Sinespaciado"/>
+              <w:spacing w:line="276" w:lineRule="auto"/>
+              <w:jc w:val="center"/>
+            </w:pPr>
+            <w:r>
+              <w:t>Técnico Superior (titulado)</w:t>
+            </w:r>
+          </w:p>
+        </w:tc>
+        <w:tc>
+          <w:tcPr>
+            <w:tcW w:w="0" w:type="auto"/>
+            <w:shd w:val="clear" w:color="auto" w:fill="FFFFFF"/>
+            <w:tcMar>
+              <w:top w:w="150" w:type="dxa"/>
+              <w:left w:w="240" w:type="dxa"/>
+              <w:bottom w:w="150" w:type="dxa"/>
+              <w:right w:w="0" w:type="dxa"/>
+            </w:tcMar>
+            <w:vAlign w:val="center"/>
+            <w:hideMark/>
+          </w:tcPr>
+          <w:p>
+            <w:pPr>
+              <w:pStyle w:val="Sinespaciado"/>
+              <w:spacing w:line="276" w:lineRule="auto"/>
+              <w:jc w:val="center"/>
+            </w:pPr>
+            <w:r>
+              <w:t>Sin brecha - Adecuado</w:t>
+            </w:r>
+          </w:p>
+        </w:tc>
+      </w:tr>
+      <w:tr>
+        <w:tc>
+          <w:tcPr>
+            <w:tcW w:w="0" w:type="auto"/>
+            <w:shd w:val="clear" w:color="auto" w:fill="FFFFFF"/>
+            <w:tcMar>
+              <w:top w:w="150" w:type="dxa"/>
+              <w:left w:w="0" w:type="dxa"/>
+              <w:bottom w:w="150" w:type="dxa"/>
+              <w:right w:w="240" w:type="dxa"/>
+            </w:tcMar>
+            <w:vAlign w:val="center"/>
+            <w:hideMark/>
+          </w:tcPr>
+          <w:p>
+            <w:pPr>
+              <w:pStyle w:val="Sinespaciado"/>
+              <w:spacing w:line="276" w:lineRule="auto"/>
+              <w:jc w:val="center"/>
+            </w:pPr>
+            <w:proofErr w:type="spellStart"/>
+            <w:r>
+              <w:t>Admin</w:t>
+            </w:r>
+            <w:proofErr w:type="spellEnd"/>
+            <w:r>
+              <w:t>. de BD</w:t>
+            </w:r>
+          </w:p>
+        </w:tc>
+        <w:tc>
+          <w:tcPr>
+            <w:tcW w:w="0" w:type="auto"/>
+            <w:shd w:val="clear" w:color="auto" w:fill="FFFFFF"/>
+            <w:tcMar>
+              <w:top w:w="150" w:type="dxa"/>
+              <w:left w:w="240" w:type="dxa"/>
+              <w:bottom w:w="150" w:type="dxa"/>
+              <w:right w:w="240" w:type="dxa"/>
+            </w:tcMar>
+            <w:vAlign w:val="center"/>
+            <w:hideMark/>
+          </w:tcPr>
+          <w:p>
+            <w:pPr>
+              <w:pStyle w:val="Sinespaciado"/>
+              <w:spacing w:line="276" w:lineRule="auto"/>
+              <w:jc w:val="center"/>
+            </w:pPr>
+            <w:r>
+              <w:t>Ingeniería de Sistemas o afín</w:t>
+            </w:r>
+          </w:p>
+        </w:tc>
+        <w:tc>
+          <w:tcPr>
+            <w:tcW w:w="0" w:type="auto"/>
+            <w:shd w:val="clear" w:color="auto" w:fill="FFFFFF"/>
+            <w:tcMar>
+              <w:top w:w="150" w:type="dxa"/>
+              <w:left w:w="240" w:type="dxa"/>
+              <w:bottom w:w="150" w:type="dxa"/>
+              <w:right w:w="240" w:type="dxa"/>
+            </w:tcMar>
+            <w:vAlign w:val="center"/>
+            <w:hideMark/>
+          </w:tcPr>
+          <w:p>
+            <w:pPr>
+              <w:pStyle w:val="Sinespaciado"/>
+              <w:spacing w:line="276" w:lineRule="auto"/>
+              <w:jc w:val="center"/>
+            </w:pPr>
+            <w:r>
+              <w:t>No verificada</w:t>
+            </w:r>
+          </w:p>
+        </w:tc>
+        <w:tc>
+          <w:tcPr>
+            <w:tcW w:w="0" w:type="auto"/>
+            <w:shd w:val="clear" w:color="auto" w:fill="FFFFFF"/>
+            <w:tcMar>
+              <w:top w:w="150" w:type="dxa"/>
+              <w:left w:w="240" w:type="dxa"/>
+              <w:bottom w:w="150" w:type="dxa"/>
+              <w:right w:w="0" w:type="dxa"/>
+            </w:tcMar>
+            <w:vAlign w:val="center"/>
+            <w:hideMark/>
+          </w:tcPr>
+          <w:p>
+            <w:pPr>
+              <w:pStyle w:val="Sinespaciado"/>
+              <w:spacing w:line="276" w:lineRule="auto"/>
+              <w:jc w:val="center"/>
+            </w:pPr>
+            <w:r>
+              <w:t>Total - Riesgo alto</w:t>
+            </w:r>
+          </w:p>
+        </w:tc>
+      </w:tr>
+    </w:tbl>
+    <w:p>
+      <w:pPr>
+        <w:rPr>
+          <w:lang w:val="es-BO"/>
+        </w:rPr>
+      </w:pPr>
+    </w:p>
+    <w:p>
+      <w:pPr>
+        <w:pStyle w:val="Ttulo3"/>
+        <w:rPr>
+          <w:lang w:val="es-BO"/>
+        </w:rPr>
+      </w:pPr>
+      <w:r>
+        <w:rPr>
+          <w:lang w:val="es-BO"/>
+        </w:rPr>
+        <w:t>Respuesta a las Preguntas Clave de Auditoría</w:t>
+      </w:r>
+    </w:p>
+    <w:tbl>
+      <w:tblPr>
+        <w:tblW w:w="9350" w:type="dxa"/>
+        <w:tblInd w:w="-5" w:type="dxa"/>
+        <w:tblBorders>
+          <w:top w:val="single" w:sz="4" w:space="0" w:color="auto"/>
+          <w:left w:val="single" w:sz="4" w:space="0" w:color="auto"/>
+          <w:bottom w:val="single" w:sz="4" w:space="0" w:color="auto"/>
+          <w:right w:val="single" w:sz="4" w:space="0" w:color="auto"/>
+          <w:insideH w:val="single" w:sz="4" w:space="0" w:color="auto"/>
+          <w:insideV w:val="single" w:sz="4" w:space="0" w:color="auto"/>
+        </w:tblBorders>
+        <w:shd w:val="clear" w:color="auto" w:fill="FFFFFF"/>
+        <w:tblCellMar>
+          <w:top w:w="15" w:type="dxa"/>
+          <w:left w:w="15" w:type="dxa"/>
+          <w:bottom w:w="15" w:type="dxa"/>
+          <w:right w:w="15" w:type="dxa"/>
+        </w:tblCellMar>
+        <w:tblLook w:val="04A0" w:firstRow="1" w:lastRow="0" w:firstColumn="1" w:lastColumn="0" w:noHBand="0" w:noVBand="1"/>
+      </w:tblPr>
+      <w:tblGrid>
+        <w:gridCol w:w="2703"/>
+        <w:gridCol w:w="6647"/>
+      </w:tblGrid>
+      <w:tr>
+        <w:trPr>
+          <w:tblHeader/>
+        </w:trPr>
+        <w:tc>
+          <w:tcPr>
+            <w:tcW w:w="0" w:type="auto"/>
+            <w:shd w:val="clear" w:color="auto" w:fill="FFFFFF"/>
+            <w:tcMar>
+              <w:left w:w="147" w:type="dxa"/>
+              <w:right w:w="240" w:type="dxa"/>
+            </w:tcMar>
+            <w:vAlign w:val="center"/>
+            <w:hideMark/>
+          </w:tcPr>
+          <w:p>
+            <w:pPr>
+              <w:pStyle w:val="Sinespaciado"/>
+              <w:jc w:val="center"/>
+            </w:pPr>
+            <w:r>
+              <w:t>Pregunta</w:t>
+            </w:r>
+          </w:p>
+        </w:tc>
+        <w:tc>
+          <w:tcPr>
+            <w:tcW w:w="0" w:type="auto"/>
+            <w:shd w:val="clear" w:color="auto" w:fill="FFFFFF"/>
+            <w:tcMar>
+              <w:left w:w="147" w:type="dxa"/>
+              <w:right w:w="147" w:type="dxa"/>
+            </w:tcMar>
+            <w:vAlign w:val="center"/>
+            <w:hideMark/>
+          </w:tcPr>
+          <w:p>
+            <w:pPr>
+              <w:pStyle w:val="Sinespaciado"/>
+              <w:jc w:val="center"/>
+            </w:pPr>
+            <w:r>
+              <w:t>Respuesta basada en evidencia</w:t>
+            </w:r>
+          </w:p>
+        </w:tc>
+      </w:tr>
+      <w:tr>
+        <w:tc>
+          <w:tcPr>
+            <w:tcW w:w="0" w:type="auto"/>
+            <w:shd w:val="clear" w:color="auto" w:fill="FFFFFF"/>
+            <w:tcMar>
+              <w:left w:w="147" w:type="dxa"/>
+              <w:right w:w="240" w:type="dxa"/>
+            </w:tcMar>
+            <w:vAlign w:val="center"/>
+            <w:hideMark/>
+          </w:tcPr>
+          <w:p>
+            <w:pPr>
+              <w:pStyle w:val="Sinespaciado"/>
+            </w:pPr>
+            <w:r>
+              <w:rPr>
+                <w:b/>
+                <w:bCs/>
+              </w:rPr>
+              <w:t>¿El Jefe de Sistemas es Ingeniero de Sistemas, Técnico o autodidacta?</w:t>
+            </w:r>
+          </w:p>
+        </w:tc>
+        <w:tc>
+          <w:tcPr>
+            <w:tcW w:w="0" w:type="auto"/>
+            <w:shd w:val="clear" w:color="auto" w:fill="FFFFFF"/>
+            <w:tcMar>
+              <w:left w:w="147" w:type="dxa"/>
+              <w:right w:w="147" w:type="dxa"/>
+            </w:tcMar>
+            <w:vAlign w:val="center"/>
+            <w:hideMark/>
+          </w:tcPr>
+          <w:p>
+            <w:pPr>
+              <w:pStyle w:val="Sinespaciado"/>
+            </w:pPr>
+            <w:r>
+              <w:t>Es </w:t>
+            </w:r>
+            <w:r>
+              <w:rPr>
+                <w:b/>
+                <w:bCs/>
+              </w:rPr>
+              <w:t>egresado de Ingeniería de Sistemas</w:t>
+            </w:r>
+            <w:r>
+              <w:t> (formación universitaria completa) pero </w:t>
+            </w:r>
+            <w:r>
+              <w:rPr>
+                <w:b/>
+                <w:bCs/>
+              </w:rPr>
+              <w:t>no cuenta con título en regla</w:t>
+            </w:r>
+            <w:r>
+              <w:t>. Complementa su formación con aprendizaje autodidacta. No es "técnico" en sentido estricto.</w:t>
+            </w:r>
+          </w:p>
+        </w:tc>
+      </w:tr>
+      <w:tr>
+        <w:tc>
+          <w:tcPr>
+            <w:tcW w:w="0" w:type="auto"/>
+            <w:shd w:val="clear" w:color="auto" w:fill="FFFFFF"/>
+            <w:tcMar>
+              <w:left w:w="147" w:type="dxa"/>
+              <w:right w:w="240" w:type="dxa"/>
+            </w:tcMar>
+            <w:vAlign w:val="center"/>
+            <w:hideMark/>
+          </w:tcPr>
+          <w:p>
+            <w:pPr>
+              <w:pStyle w:val="Sinespaciado"/>
+            </w:pPr>
+            <w:r>
+              <w:rPr>
+                <w:b/>
+                <w:bCs/>
+              </w:rPr>
+              <w:t>¿Existe coherencia entre la carrera cursada y las funciones asignadas?</w:t>
+            </w:r>
+          </w:p>
+        </w:tc>
+        <w:tc>
+          <w:tcPr>
+            <w:tcW w:w="0" w:type="auto"/>
+            <w:shd w:val="clear" w:color="auto" w:fill="FFFFFF"/>
+            <w:tcMar>
+              <w:left w:w="147" w:type="dxa"/>
+              <w:right w:w="147" w:type="dxa"/>
+            </w:tcMar>
+            <w:vAlign w:val="center"/>
+            <w:hideMark/>
+          </w:tcPr>
+          <w:p>
+            <w:pPr>
+              <w:pStyle w:val="Sinespaciado"/>
+            </w:pPr>
+            <w:r>
+              <w:rPr>
+                <w:b/>
+                <w:bCs/>
+              </w:rPr>
+              <w:t>Sí, en términos generales</w:t>
+            </w:r>
+            <w:r>
+              <w:t>. Tanto el Jefe de Sistemas (egresado de Ing.) como el Técnico de Soporte (Técnico Superior) desempeñan funciones acordes a su nivel de formación. Sin embargo, el Administrador de BD no ha acreditado su formación, lo que genera una </w:t>
+            </w:r>
+            <w:r>
+              <w:rPr>
+                <w:b/>
+                <w:bCs/>
+              </w:rPr>
+              <w:t>incoherencia potencial</w:t>
+            </w:r>
+            <w:r>
+              <w:t>.</w:t>
+            </w:r>
+          </w:p>
+        </w:tc>
+      </w:tr>
+    </w:tbl>
+    <w:p>
+      <w:pPr>
+        <w:rPr>
+          <w:lang w:val="es-BO"/>
+        </w:rPr>
+      </w:pPr>
+    </w:p>
+    <w:p>
+      <w:pPr>
+        <w:pStyle w:val="Ttulo3"/>
+        <w:rPr>
+          <w:lang w:val="es-BO"/>
+        </w:rPr>
+      </w:pPr>
+      <w:r>
+        <w:rPr>
+          <w:lang w:val="es-BO"/>
+        </w:rPr>
+        <w:t>Verificación de Títulos Mediante Documentos Soporte</w:t>
+      </w:r>
+    </w:p>
+    <w:p>
+      <w:pPr>
+        <w:pStyle w:val="Sinespaciado"/>
+      </w:pPr>
+      <w:r>
+        <w:t>El auditor aplicó los siguientes procedimientos de verificación:</w:t>
+      </w:r>
+    </w:p>
+    <w:tbl>
+      <w:tblPr>
+        <w:tblW w:w="0" w:type="auto"/>
+        <w:tblBorders>
+          <w:top w:val="single" w:sz="4" w:space="0" w:color="auto"/>
+          <w:left w:val="single" w:sz="4" w:space="0" w:color="auto"/>
+          <w:bottom w:val="single" w:sz="4" w:space="0" w:color="auto"/>
+          <w:right w:val="single" w:sz="4" w:space="0" w:color="auto"/>
+          <w:insideH w:val="single" w:sz="4" w:space="0" w:color="auto"/>
+          <w:insideV w:val="single" w:sz="4" w:space="0" w:color="auto"/>
+        </w:tblBorders>
+        <w:shd w:val="clear" w:color="auto" w:fill="FFFFFF"/>
+        <w:tblCellMar>
+          <w:top w:w="15" w:type="dxa"/>
+          <w:left w:w="15" w:type="dxa"/>
+          <w:bottom w:w="15" w:type="dxa"/>
+          <w:right w:w="15" w:type="dxa"/>
+        </w:tblCellMar>
+        <w:tblLook w:val="04A0" w:firstRow="1" w:lastRow="0" w:firstColumn="1" w:lastColumn="0" w:noHBand="0" w:noVBand="1"/>
+      </w:tblPr>
+      <w:tblGrid>
+        <w:gridCol w:w="1916"/>
+        <w:gridCol w:w="2409"/>
+        <w:gridCol w:w="2837"/>
+        <w:gridCol w:w="2188"/>
+      </w:tblGrid>
+      <w:tr>
+        <w:trPr>
+          <w:tblHeader/>
+        </w:trPr>
+        <w:tc>
+          <w:tcPr>
+            <w:tcW w:w="0" w:type="auto"/>
+            <w:shd w:val="clear" w:color="auto" w:fill="FFFFFF"/>
+            <w:tcMar>
+              <w:top w:w="150" w:type="dxa"/>
+              <w:left w:w="147" w:type="dxa"/>
+              <w:bottom w:w="150" w:type="dxa"/>
+              <w:right w:w="147" w:type="dxa"/>
+            </w:tcMar>
+            <w:vAlign w:val="center"/>
+            <w:hideMark/>
+          </w:tcPr>
+          <w:p>
+            <w:pPr>
+              <w:ind w:firstLine="0"/>
+              <w:jc w:val="center"/>
+              <w:rPr>
+                <w:b/>
+                <w:bCs/>
+                <w:lang w:val="es-BO"/>
+              </w:rPr>
+            </w:pPr>
+            <w:r>
+              <w:rPr>
+                <w:b/>
+                <w:bCs/>
+                <w:lang w:val="es-BO"/>
+              </w:rPr>
+              <w:lastRenderedPageBreak/>
+              <w:t>Colaborador</w:t>
+            </w:r>
+          </w:p>
+        </w:tc>
+        <w:tc>
+          <w:tcPr>
+            <w:tcW w:w="0" w:type="auto"/>
+            <w:shd w:val="clear" w:color="auto" w:fill="FFFFFF"/>
+            <w:tcMar>
+              <w:top w:w="150" w:type="dxa"/>
+              <w:left w:w="147" w:type="dxa"/>
+              <w:bottom w:w="150" w:type="dxa"/>
+              <w:right w:w="147" w:type="dxa"/>
+            </w:tcMar>
+            <w:vAlign w:val="center"/>
+            <w:hideMark/>
+          </w:tcPr>
+          <w:p>
+            <w:pPr>
+              <w:ind w:firstLine="0"/>
+              <w:jc w:val="center"/>
+              <w:rPr>
+                <w:b/>
+                <w:bCs/>
+                <w:lang w:val="es-BO"/>
+              </w:rPr>
+            </w:pPr>
+            <w:r>
+              <w:rPr>
+                <w:b/>
+                <w:bCs/>
+                <w:lang w:val="es-BO"/>
+              </w:rPr>
+              <w:t>Documento solicitado</w:t>
+            </w:r>
+          </w:p>
+        </w:tc>
+        <w:tc>
+          <w:tcPr>
+            <w:tcW w:w="0" w:type="auto"/>
+            <w:shd w:val="clear" w:color="auto" w:fill="FFFFFF"/>
+            <w:tcMar>
+              <w:top w:w="150" w:type="dxa"/>
+              <w:left w:w="147" w:type="dxa"/>
+              <w:bottom w:w="150" w:type="dxa"/>
+              <w:right w:w="147" w:type="dxa"/>
+            </w:tcMar>
+            <w:vAlign w:val="center"/>
+            <w:hideMark/>
+          </w:tcPr>
+          <w:p>
+            <w:pPr>
+              <w:ind w:firstLine="0"/>
+              <w:jc w:val="center"/>
+              <w:rPr>
+                <w:b/>
+                <w:bCs/>
+                <w:lang w:val="es-BO"/>
+              </w:rPr>
+            </w:pPr>
+            <w:r>
+              <w:rPr>
+                <w:b/>
+                <w:bCs/>
+                <w:lang w:val="es-BO"/>
+              </w:rPr>
+              <w:t>¿Fue presentado?</w:t>
+            </w:r>
+          </w:p>
+        </w:tc>
+        <w:tc>
+          <w:tcPr>
+            <w:tcW w:w="0" w:type="auto"/>
+            <w:shd w:val="clear" w:color="auto" w:fill="FFFFFF"/>
+            <w:tcMar>
+              <w:top w:w="150" w:type="dxa"/>
+              <w:left w:w="147" w:type="dxa"/>
+              <w:bottom w:w="150" w:type="dxa"/>
+              <w:right w:w="147" w:type="dxa"/>
+            </w:tcMar>
+            <w:vAlign w:val="center"/>
+            <w:hideMark/>
+          </w:tcPr>
+          <w:p>
+            <w:pPr>
+              <w:ind w:firstLine="0"/>
+              <w:jc w:val="center"/>
+              <w:rPr>
+                <w:b/>
+                <w:bCs/>
+                <w:lang w:val="es-BO"/>
+              </w:rPr>
+            </w:pPr>
+            <w:r>
+              <w:rPr>
+                <w:b/>
+                <w:bCs/>
+                <w:lang w:val="es-BO"/>
+              </w:rPr>
+              <w:t>Verificación externa</w:t>
+            </w:r>
+          </w:p>
+        </w:tc>
+      </w:tr>
+      <w:tr>
+        <w:tc>
+          <w:tcPr>
+            <w:tcW w:w="0" w:type="auto"/>
+            <w:shd w:val="clear" w:color="auto" w:fill="FFFFFF"/>
+            <w:tcMar>
+              <w:top w:w="150" w:type="dxa"/>
+              <w:left w:w="147" w:type="dxa"/>
+              <w:bottom w:w="150" w:type="dxa"/>
+              <w:right w:w="147" w:type="dxa"/>
+            </w:tcMar>
+            <w:vAlign w:val="center"/>
+            <w:hideMark/>
+          </w:tcPr>
+          <w:p>
+            <w:pPr>
+              <w:ind w:firstLine="0"/>
+              <w:rPr>
+                <w:lang w:val="es-BO"/>
+              </w:rPr>
+            </w:pPr>
+            <w:r>
+              <w:rPr>
+                <w:lang w:val="es-BO"/>
+              </w:rPr>
+              <w:t>Jefe de Sistemas</w:t>
+            </w:r>
+          </w:p>
+        </w:tc>
+        <w:tc>
+          <w:tcPr>
+            <w:tcW w:w="0" w:type="auto"/>
+            <w:shd w:val="clear" w:color="auto" w:fill="FFFFFF"/>
+            <w:tcMar>
+              <w:top w:w="150" w:type="dxa"/>
+              <w:left w:w="147" w:type="dxa"/>
+              <w:bottom w:w="150" w:type="dxa"/>
+              <w:right w:w="147" w:type="dxa"/>
+            </w:tcMar>
+            <w:vAlign w:val="center"/>
+            <w:hideMark/>
+          </w:tcPr>
+          <w:p>
+            <w:pPr>
+              <w:ind w:firstLine="0"/>
+              <w:rPr>
+                <w:lang w:val="es-BO"/>
+              </w:rPr>
+            </w:pPr>
+            <w:r>
+              <w:rPr>
+                <w:lang w:val="es-BO"/>
+              </w:rPr>
+              <w:t>Título universitario</w:t>
+            </w:r>
+          </w:p>
+        </w:tc>
+        <w:tc>
+          <w:tcPr>
+            <w:tcW w:w="0" w:type="auto"/>
+            <w:shd w:val="clear" w:color="auto" w:fill="FFFFFF"/>
+            <w:tcMar>
+              <w:top w:w="150" w:type="dxa"/>
+              <w:left w:w="147" w:type="dxa"/>
+              <w:bottom w:w="150" w:type="dxa"/>
+              <w:right w:w="147" w:type="dxa"/>
+            </w:tcMar>
+            <w:vAlign w:val="center"/>
+            <w:hideMark/>
+          </w:tcPr>
+          <w:p>
+            <w:pPr>
+              <w:ind w:firstLine="0"/>
+              <w:rPr>
+                <w:lang w:val="es-BO"/>
+              </w:rPr>
+            </w:pPr>
+            <w:r>
+              <w:rPr>
+                <w:rFonts w:ascii="Segoe UI Emoji" w:hAnsi="Segoe UI Emoji" w:cs="Segoe UI Emoji"/>
+                <w:lang w:val="es-BO"/>
+              </w:rPr>
+              <w:t>❌</w:t>
+            </w:r>
+            <w:r>
+              <w:rPr>
+                <w:lang w:val="es-BO"/>
+              </w:rPr>
+              <w:t xml:space="preserve"> No (solo certificado de egresado)</w:t>
+            </w:r>
+          </w:p>
+        </w:tc>
+        <w:tc>
+          <w:tcPr>
+            <w:tcW w:w="0" w:type="auto"/>
+            <w:shd w:val="clear" w:color="auto" w:fill="FFFFFF"/>
+            <w:tcMar>
+              <w:top w:w="150" w:type="dxa"/>
+              <w:left w:w="147" w:type="dxa"/>
+              <w:bottom w:w="150" w:type="dxa"/>
+              <w:right w:w="147" w:type="dxa"/>
+            </w:tcMar>
+            <w:vAlign w:val="center"/>
+            <w:hideMark/>
+          </w:tcPr>
+          <w:p>
+            <w:pPr>
+              <w:ind w:firstLine="0"/>
+              <w:rPr>
+                <w:lang w:val="es-BO"/>
+              </w:rPr>
+            </w:pPr>
+            <w:r>
+              <w:rPr>
+                <w:lang w:val="es-BO"/>
+              </w:rPr>
+              <w:t>No aplica (sin título)</w:t>
+            </w:r>
+          </w:p>
+        </w:tc>
+      </w:tr>
+      <w:tr>
+        <w:tc>
+          <w:tcPr>
+            <w:tcW w:w="0" w:type="auto"/>
+            <w:shd w:val="clear" w:color="auto" w:fill="FFFFFF"/>
+            <w:tcMar>
+              <w:top w:w="150" w:type="dxa"/>
+              <w:left w:w="147" w:type="dxa"/>
+              <w:bottom w:w="150" w:type="dxa"/>
+              <w:right w:w="147" w:type="dxa"/>
+            </w:tcMar>
+            <w:vAlign w:val="center"/>
+            <w:hideMark/>
+          </w:tcPr>
+          <w:p>
+            <w:pPr>
+              <w:ind w:firstLine="0"/>
+              <w:rPr>
+                <w:lang w:val="es-BO"/>
+              </w:rPr>
+            </w:pPr>
+            <w:r>
+              <w:rPr>
+                <w:lang w:val="es-BO"/>
+              </w:rPr>
+              <w:t>Técnico de Soporte</w:t>
+            </w:r>
+          </w:p>
+        </w:tc>
+        <w:tc>
+          <w:tcPr>
+            <w:tcW w:w="0" w:type="auto"/>
+            <w:shd w:val="clear" w:color="auto" w:fill="FFFFFF"/>
+            <w:tcMar>
+              <w:top w:w="150" w:type="dxa"/>
+              <w:left w:w="147" w:type="dxa"/>
+              <w:bottom w:w="150" w:type="dxa"/>
+              <w:right w:w="147" w:type="dxa"/>
+            </w:tcMar>
+            <w:vAlign w:val="center"/>
+            <w:hideMark/>
+          </w:tcPr>
+          <w:p>
+            <w:pPr>
+              <w:ind w:firstLine="0"/>
+              <w:rPr>
+                <w:lang w:val="es-BO"/>
+              </w:rPr>
+            </w:pPr>
+            <w:r>
+              <w:rPr>
+                <w:lang w:val="es-BO"/>
+              </w:rPr>
+              <w:t>Diploma de Técnico Superior</w:t>
+            </w:r>
+          </w:p>
+        </w:tc>
+        <w:tc>
+          <w:tcPr>
+            <w:tcW w:w="0" w:type="auto"/>
+            <w:shd w:val="clear" w:color="auto" w:fill="FFFFFF"/>
+            <w:tcMar>
+              <w:top w:w="150" w:type="dxa"/>
+              <w:left w:w="147" w:type="dxa"/>
+              <w:bottom w:w="150" w:type="dxa"/>
+              <w:right w:w="147" w:type="dxa"/>
+            </w:tcMar>
+            <w:vAlign w:val="center"/>
+            <w:hideMark/>
+          </w:tcPr>
+          <w:p>
+            <w:pPr>
+              <w:ind w:firstLine="0"/>
+              <w:rPr>
+                <w:lang w:val="es-BO"/>
+              </w:rPr>
+            </w:pPr>
+            <w:r>
+              <w:rPr>
+                <w:rFonts w:ascii="Segoe UI Emoji" w:hAnsi="Segoe UI Emoji" w:cs="Segoe UI Emoji"/>
+                <w:lang w:val="es-BO"/>
+              </w:rPr>
+              <w:t>✅</w:t>
+            </w:r>
+            <w:r>
+              <w:rPr>
+                <w:lang w:val="es-BO"/>
+              </w:rPr>
+              <w:t xml:space="preserve"> Sí</w:t>
+            </w:r>
+          </w:p>
+        </w:tc>
+        <w:tc>
+          <w:tcPr>
+            <w:tcW w:w="0" w:type="auto"/>
+            <w:shd w:val="clear" w:color="auto" w:fill="FFFFFF"/>
+            <w:tcMar>
+              <w:top w:w="150" w:type="dxa"/>
+              <w:left w:w="147" w:type="dxa"/>
+              <w:bottom w:w="150" w:type="dxa"/>
+              <w:right w:w="147" w:type="dxa"/>
+            </w:tcMar>
+            <w:vAlign w:val="center"/>
+            <w:hideMark/>
+          </w:tcPr>
+          <w:p>
+            <w:pPr>
+              <w:ind w:firstLine="0"/>
+              <w:rPr>
+                <w:lang w:val="es-BO"/>
+              </w:rPr>
+            </w:pPr>
+            <w:r>
+              <w:rPr>
+                <w:lang w:val="es-BO"/>
+              </w:rPr>
+              <w:t>Confirmado con instituto</w:t>
+            </w:r>
+          </w:p>
+        </w:tc>
+      </w:tr>
+      <w:tr>
+        <w:tc>
+          <w:tcPr>
+            <w:tcW w:w="0" w:type="auto"/>
+            <w:shd w:val="clear" w:color="auto" w:fill="FFFFFF"/>
+            <w:tcMar>
+              <w:top w:w="150" w:type="dxa"/>
+              <w:left w:w="147" w:type="dxa"/>
+              <w:bottom w:w="150" w:type="dxa"/>
+              <w:right w:w="147" w:type="dxa"/>
+            </w:tcMar>
+            <w:vAlign w:val="center"/>
+            <w:hideMark/>
+          </w:tcPr>
+          <w:p>
+            <w:pPr>
+              <w:ind w:firstLine="0"/>
+              <w:rPr>
+                <w:lang w:val="es-BO"/>
+              </w:rPr>
+            </w:pPr>
+            <w:proofErr w:type="spellStart"/>
+            <w:r>
+              <w:rPr>
+                <w:lang w:val="es-BO"/>
+              </w:rPr>
+              <w:t>Admin</w:t>
+            </w:r>
+            <w:proofErr w:type="spellEnd"/>
+            <w:r>
+              <w:rPr>
+                <w:lang w:val="es-BO"/>
+              </w:rPr>
+              <w:t>. de BD</w:t>
+            </w:r>
+          </w:p>
+        </w:tc>
+        <w:tc>
+          <w:tcPr>
+            <w:tcW w:w="0" w:type="auto"/>
+            <w:shd w:val="clear" w:color="auto" w:fill="FFFFFF"/>
+            <w:tcMar>
+              <w:top w:w="150" w:type="dxa"/>
+              <w:left w:w="147" w:type="dxa"/>
+              <w:bottom w:w="150" w:type="dxa"/>
+              <w:right w:w="147" w:type="dxa"/>
+            </w:tcMar>
+            <w:vAlign w:val="center"/>
+            <w:hideMark/>
+          </w:tcPr>
+          <w:p>
+            <w:pPr>
+              <w:ind w:firstLine="0"/>
+              <w:rPr>
+                <w:lang w:val="es-BO"/>
+              </w:rPr>
+            </w:pPr>
+            <w:r>
+              <w:rPr>
+                <w:lang w:val="es-BO"/>
+              </w:rPr>
+              <w:t>Título o certificado</w:t>
+            </w:r>
+          </w:p>
+        </w:tc>
+        <w:tc>
+          <w:tcPr>
+            <w:tcW w:w="0" w:type="auto"/>
+            <w:shd w:val="clear" w:color="auto" w:fill="FFFFFF"/>
+            <w:tcMar>
+              <w:top w:w="150" w:type="dxa"/>
+              <w:left w:w="147" w:type="dxa"/>
+              <w:bottom w:w="150" w:type="dxa"/>
+              <w:right w:w="147" w:type="dxa"/>
+            </w:tcMar>
+            <w:vAlign w:val="center"/>
+            <w:hideMark/>
+          </w:tcPr>
+          <w:p>
+            <w:pPr>
+              <w:ind w:firstLine="0"/>
+              <w:rPr>
+                <w:lang w:val="es-BO"/>
+              </w:rPr>
+            </w:pPr>
+            <w:r>
+              <w:rPr>
+                <w:rFonts w:ascii="Segoe UI Emoji" w:hAnsi="Segoe UI Emoji" w:cs="Segoe UI Emoji"/>
+                <w:lang w:val="es-BO"/>
+              </w:rPr>
+              <w:t>❌</w:t>
+            </w:r>
+            <w:r>
+              <w:rPr>
+                <w:lang w:val="es-BO"/>
+              </w:rPr>
+              <w:t xml:space="preserve"> No</w:t>
+            </w:r>
+          </w:p>
+        </w:tc>
+        <w:tc>
+          <w:tcPr>
+            <w:tcW w:w="0" w:type="auto"/>
+            <w:shd w:val="clear" w:color="auto" w:fill="FFFFFF"/>
+            <w:tcMar>
+              <w:top w:w="150" w:type="dxa"/>
+              <w:left w:w="147" w:type="dxa"/>
+              <w:bottom w:w="150" w:type="dxa"/>
+              <w:right w:w="147" w:type="dxa"/>
+            </w:tcMar>
+            <w:vAlign w:val="center"/>
+            <w:hideMark/>
+          </w:tcPr>
+          <w:p>
+            <w:pPr>
+              <w:ind w:firstLine="0"/>
+              <w:rPr>
+                <w:lang w:val="es-BO"/>
+              </w:rPr>
+            </w:pPr>
+            <w:r>
+              <w:rPr>
+                <w:lang w:val="es-BO"/>
+              </w:rPr>
+              <w:t>No aplica</w:t>
+            </w:r>
+          </w:p>
+        </w:tc>
+      </w:tr>
+    </w:tbl>
+    <w:p>
+      <w:pPr>
+        <w:ind w:firstLine="0"/>
+        <w:rPr>
+          <w:lang w:val="es-BO"/>
+        </w:rPr>
+      </w:pPr>
+    </w:p>
+    <w:p>
+      <w:pPr>
+        <w:pStyle w:val="Ttulo4"/>
+        <w:rPr>
+          <w:lang w:val="es-BO"/>
+        </w:rPr>
+      </w:pPr>
+      <w:r>
+        <w:rPr>
+          <w:lang w:val="es-BO"/>
+        </w:rPr>
+        <w:t>Conclusión sobre verificación documental</w:t>
+      </w:r>
+    </w:p>
+    <w:p>
+      <w:pPr>
+        <w:ind w:firstLine="0"/>
+        <w:rPr>
+          <w:lang w:val="es-BO"/>
+        </w:rPr>
+      </w:pPr>
+      <w:r>
+        <w:rPr>
+          <w:lang w:val="es-BO"/>
+        </w:rPr>
+        <w:t>La organización no mantiene un expediente actualizado de la documentación académica de su personal TI. Solo el 33% de los colaboradores (1 de 3) tiene su formación completamente acreditada. Esta situación incumple buenas prácticas de control interno y auditoría.</w:t>
+      </w:r>
+    </w:p>
+    <w:p>
+      <w:pPr>
+        <w:pStyle w:val="Ttulo3"/>
+        <w:rPr>
+          <w:lang w:val="es-BO"/>
+        </w:rPr>
+      </w:pPr>
+      <w:r>
+        <w:rPr>
+          <w:lang w:val="es-BO"/>
+        </w:rPr>
+        <w:t>Riesgos Identificados</w:t>
+      </w:r>
+    </w:p>
+    <w:tbl>
+      <w:tblPr>
+        <w:tblW w:w="0" w:type="auto"/>
+        <w:tblBorders>
+          <w:top w:val="single" w:sz="4" w:space="0" w:color="auto"/>
+          <w:left w:val="single" w:sz="4" w:space="0" w:color="auto"/>
+          <w:bottom w:val="single" w:sz="4" w:space="0" w:color="auto"/>
+          <w:right w:val="single" w:sz="4" w:space="0" w:color="auto"/>
+          <w:insideH w:val="single" w:sz="4" w:space="0" w:color="auto"/>
+          <w:insideV w:val="single" w:sz="4" w:space="0" w:color="auto"/>
+        </w:tblBorders>
+        <w:shd w:val="clear" w:color="auto" w:fill="FFFFFF"/>
+        <w:tblCellMar>
+          <w:top w:w="15" w:type="dxa"/>
+          <w:left w:w="15" w:type="dxa"/>
+          <w:bottom w:w="15" w:type="dxa"/>
+          <w:right w:w="15" w:type="dxa"/>
+        </w:tblCellMar>
+        <w:tblLook w:val="04A0" w:firstRow="1" w:lastRow="0" w:firstColumn="1" w:lastColumn="0" w:noHBand="0" w:noVBand="1"/>
+      </w:tblPr>
+      <w:tblGrid>
+        <w:gridCol w:w="4885"/>
+        <w:gridCol w:w="1034"/>
+        <w:gridCol w:w="3431"/>
+      </w:tblGrid>
+      <w:tr>
+        <w:trPr>
+          <w:tblHeader/>
+        </w:trPr>
+        <w:tc>
+          <w:tcPr>
+            <w:tcW w:w="0" w:type="auto"/>
+            <w:shd w:val="clear" w:color="auto" w:fill="FFFFFF"/>
+            <w:tcMar>
+              <w:top w:w="150" w:type="dxa"/>
+              <w:left w:w="147" w:type="dxa"/>
+              <w:bottom w:w="150" w:type="dxa"/>
+              <w:right w:w="147" w:type="dxa"/>
+            </w:tcMar>
+            <w:vAlign w:val="center"/>
+            <w:hideMark/>
+          </w:tcPr>
+          <w:p>
+            <w:pPr>
+              <w:pStyle w:val="Sinespaciado"/>
+              <w:rPr>
+                <w:b/>
+                <w:bCs/>
+                <w:lang w:val="es-BO"/>
+              </w:rPr>
+            </w:pPr>
+            <w:r>
+              <w:rPr>
+                <w:b/>
+                <w:bCs/>
+                <w:lang w:val="es-BO"/>
+              </w:rPr>
+              <w:t>Riesgo</w:t>
+            </w:r>
+          </w:p>
+        </w:tc>
+        <w:tc>
+          <w:tcPr>
+            <w:tcW w:w="0" w:type="auto"/>
+            <w:shd w:val="clear" w:color="auto" w:fill="FFFFFF"/>
+            <w:tcMar>
+              <w:top w:w="150" w:type="dxa"/>
+              <w:left w:w="147" w:type="dxa"/>
+              <w:bottom w:w="150" w:type="dxa"/>
+              <w:right w:w="147" w:type="dxa"/>
+            </w:tcMar>
+            <w:vAlign w:val="center"/>
+            <w:hideMark/>
+          </w:tcPr>
+          <w:p>
+            <w:pPr>
+              <w:pStyle w:val="Sinespaciado"/>
+              <w:rPr>
+                <w:b/>
+                <w:bCs/>
+                <w:lang w:val="es-BO"/>
+              </w:rPr>
+            </w:pPr>
+            <w:r>
+              <w:rPr>
+                <w:b/>
+                <w:bCs/>
+                <w:lang w:val="es-BO"/>
+              </w:rPr>
+              <w:t>Nivel</w:t>
+            </w:r>
+          </w:p>
+        </w:tc>
+        <w:tc>
+          <w:tcPr>
+            <w:tcW w:w="0" w:type="auto"/>
+            <w:shd w:val="clear" w:color="auto" w:fill="FFFFFF"/>
+            <w:tcMar>
+              <w:top w:w="150" w:type="dxa"/>
+              <w:left w:w="147" w:type="dxa"/>
+              <w:bottom w:w="150" w:type="dxa"/>
+              <w:right w:w="147" w:type="dxa"/>
+            </w:tcMar>
+            <w:vAlign w:val="center"/>
+            <w:hideMark/>
+          </w:tcPr>
+          <w:p>
+            <w:pPr>
+              <w:pStyle w:val="Sinespaciado"/>
+              <w:rPr>
+                <w:b/>
+                <w:bCs/>
+                <w:lang w:val="es-BO"/>
+              </w:rPr>
+            </w:pPr>
+            <w:r>
+              <w:rPr>
+                <w:b/>
+                <w:bCs/>
+                <w:lang w:val="es-BO"/>
+              </w:rPr>
+              <w:t>Impacto potencial</w:t>
+            </w:r>
+          </w:p>
+        </w:tc>
+      </w:tr>
+      <w:tr>
+        <w:tc>
+          <w:tcPr>
+            <w:tcW w:w="0" w:type="auto"/>
+            <w:shd w:val="clear" w:color="auto" w:fill="FFFFFF"/>
+            <w:tcMar>
+              <w:top w:w="150" w:type="dxa"/>
+              <w:left w:w="147" w:type="dxa"/>
+              <w:bottom w:w="150" w:type="dxa"/>
+              <w:right w:w="147" w:type="dxa"/>
+            </w:tcMar>
+            <w:vAlign w:val="center"/>
+            <w:hideMark/>
+          </w:tcPr>
+          <w:p>
+            <w:pPr>
+              <w:pStyle w:val="Sinespaciado"/>
+              <w:rPr>
+                <w:lang w:val="es-BO"/>
+              </w:rPr>
+            </w:pPr>
+            <w:r>
+              <w:rPr>
+                <w:lang w:val="es-BO"/>
+              </w:rPr>
+              <w:t>El Administrador de BD podría carecer de competencias técnicas, comprometiendo la integridad de los datos de inventario.</w:t>
+            </w:r>
+          </w:p>
+        </w:tc>
+        <w:tc>
+          <w:tcPr>
+            <w:tcW w:w="0" w:type="auto"/>
+            <w:shd w:val="clear" w:color="auto" w:fill="FFFFFF"/>
+            <w:tcMar>
+              <w:top w:w="150" w:type="dxa"/>
+              <w:left w:w="147" w:type="dxa"/>
+              <w:bottom w:w="150" w:type="dxa"/>
+              <w:right w:w="147" w:type="dxa"/>
+            </w:tcMar>
+            <w:vAlign w:val="center"/>
+            <w:hideMark/>
+          </w:tcPr>
+          <w:p>
+            <w:pPr>
+              <w:pStyle w:val="Sinespaciado"/>
+              <w:rPr>
+                <w:lang w:val="es-BO"/>
+              </w:rPr>
+            </w:pPr>
+            <w:r>
+              <w:rPr>
+                <w:rFonts w:ascii="Segoe UI Emoji" w:hAnsi="Segoe UI Emoji" w:cs="Segoe UI Emoji"/>
+                <w:lang w:val="es-BO"/>
+              </w:rPr>
+              <w:t>🔴</w:t>
+            </w:r>
+            <w:r>
+              <w:rPr>
+                <w:lang w:val="es-BO"/>
+              </w:rPr>
+              <w:t xml:space="preserve"> Alto</w:t>
+            </w:r>
+          </w:p>
+        </w:tc>
+        <w:tc>
+          <w:tcPr>
+            <w:tcW w:w="0" w:type="auto"/>
+            <w:shd w:val="clear" w:color="auto" w:fill="FFFFFF"/>
+            <w:tcMar>
+              <w:top w:w="150" w:type="dxa"/>
+              <w:left w:w="147" w:type="dxa"/>
+              <w:bottom w:w="150" w:type="dxa"/>
+              <w:right w:w="147" w:type="dxa"/>
+            </w:tcMar>
+            <w:vAlign w:val="center"/>
+            <w:hideMark/>
+          </w:tcPr>
+          <w:p>
+            <w:pPr>
+              <w:pStyle w:val="Sinespaciado"/>
+              <w:rPr>
+                <w:lang w:val="es-BO"/>
+              </w:rPr>
+            </w:pPr>
+            <w:r>
+              <w:rPr>
+                <w:lang w:val="es-BO"/>
+              </w:rPr>
+              <w:t>Pérdida de información, fraudes no detectables, errores en respaldos.</w:t>
+            </w:r>
+          </w:p>
+        </w:tc>
+      </w:tr>
+      <w:tr>
+        <w:tc>
+          <w:tcPr>
+            <w:tcW w:w="0" w:type="auto"/>
+            <w:shd w:val="clear" w:color="auto" w:fill="FFFFFF"/>
+            <w:tcMar>
+              <w:top w:w="150" w:type="dxa"/>
+              <w:left w:w="147" w:type="dxa"/>
+              <w:bottom w:w="150" w:type="dxa"/>
+              <w:right w:w="147" w:type="dxa"/>
+            </w:tcMar>
+            <w:vAlign w:val="center"/>
+            <w:hideMark/>
+          </w:tcPr>
+          <w:p>
+            <w:pPr>
+              <w:pStyle w:val="Sinespaciado"/>
+              <w:rPr>
+                <w:lang w:val="es-BO"/>
+              </w:rPr>
+            </w:pPr>
+            <w:r>
+              <w:rPr>
+                <w:lang w:val="es-BO"/>
+              </w:rPr>
+              <w:lastRenderedPageBreak/>
+              <w:t>La falta de título del Jefe de Sistemas podría ser cuestionada en auditorías externas o procesos legales.</w:t>
+            </w:r>
+          </w:p>
+        </w:tc>
+        <w:tc>
+          <w:tcPr>
+            <w:tcW w:w="0" w:type="auto"/>
+            <w:shd w:val="clear" w:color="auto" w:fill="FFFFFF"/>
+            <w:tcMar>
+              <w:top w:w="150" w:type="dxa"/>
+              <w:left w:w="147" w:type="dxa"/>
+              <w:bottom w:w="150" w:type="dxa"/>
+              <w:right w:w="147" w:type="dxa"/>
+            </w:tcMar>
+            <w:vAlign w:val="center"/>
+            <w:hideMark/>
+          </w:tcPr>
+          <w:p>
+            <w:pPr>
+              <w:pStyle w:val="Sinespaciado"/>
+              <w:rPr>
+                <w:lang w:val="es-BO"/>
+              </w:rPr>
+            </w:pPr>
+            <w:r>
+              <w:rPr>
+                <w:rFonts w:ascii="Segoe UI Emoji" w:hAnsi="Segoe UI Emoji" w:cs="Segoe UI Emoji"/>
+                <w:lang w:val="es-BO"/>
+              </w:rPr>
+              <w:t>🟡</w:t>
+            </w:r>
+            <w:r>
+              <w:rPr>
+                <w:lang w:val="es-BO"/>
+              </w:rPr>
+              <w:t xml:space="preserve"> Medio</w:t>
+            </w:r>
+          </w:p>
+        </w:tc>
+        <w:tc>
+          <w:tcPr>
+            <w:tcW w:w="0" w:type="auto"/>
+            <w:shd w:val="clear" w:color="auto" w:fill="FFFFFF"/>
+            <w:tcMar>
+              <w:top w:w="150" w:type="dxa"/>
+              <w:left w:w="147" w:type="dxa"/>
+              <w:bottom w:w="150" w:type="dxa"/>
+              <w:right w:w="147" w:type="dxa"/>
+            </w:tcMar>
+            <w:vAlign w:val="center"/>
+            <w:hideMark/>
+          </w:tcPr>
+          <w:p>
+            <w:pPr>
+              <w:pStyle w:val="Sinespaciado"/>
+              <w:rPr>
+                <w:lang w:val="es-BO"/>
+              </w:rPr>
+            </w:pPr>
+            <w:r>
+              <w:rPr>
+                <w:lang w:val="es-BO"/>
+              </w:rPr>
+              <w:t>Cuestionamientos a la idoneidad del personal clave.</w:t>
+            </w:r>
+          </w:p>
+        </w:tc>
+      </w:tr>
+      <w:tr>
+        <w:tc>
+          <w:tcPr>
+            <w:tcW w:w="0" w:type="auto"/>
+            <w:shd w:val="clear" w:color="auto" w:fill="FFFFFF"/>
+            <w:tcMar>
+              <w:top w:w="150" w:type="dxa"/>
+              <w:left w:w="147" w:type="dxa"/>
+              <w:bottom w:w="150" w:type="dxa"/>
+              <w:right w:w="147" w:type="dxa"/>
+            </w:tcMar>
+            <w:vAlign w:val="center"/>
+            <w:hideMark/>
+          </w:tcPr>
+          <w:p>
+            <w:pPr>
+              <w:pStyle w:val="Sinespaciado"/>
+              <w:rPr>
+                <w:lang w:val="es-BO"/>
+              </w:rPr>
+            </w:pPr>
+            <w:r>
+              <w:rPr>
+                <w:lang w:val="es-BO"/>
+              </w:rPr>
+              <w:t>La organización no puede demostrar fehacientemente la formación de su personal TI ante entes reguladores.</w:t>
+            </w:r>
+          </w:p>
+        </w:tc>
+        <w:tc>
+          <w:tcPr>
+            <w:tcW w:w="0" w:type="auto"/>
+            <w:shd w:val="clear" w:color="auto" w:fill="FFFFFF"/>
+            <w:tcMar>
+              <w:top w:w="150" w:type="dxa"/>
+              <w:left w:w="147" w:type="dxa"/>
+              <w:bottom w:w="150" w:type="dxa"/>
+              <w:right w:w="147" w:type="dxa"/>
+            </w:tcMar>
+            <w:vAlign w:val="center"/>
+            <w:hideMark/>
+          </w:tcPr>
+          <w:p>
+            <w:pPr>
+              <w:pStyle w:val="Sinespaciado"/>
+              <w:rPr>
+                <w:lang w:val="es-BO"/>
+              </w:rPr>
+            </w:pPr>
+            <w:r>
+              <w:rPr>
+                <w:rFonts w:ascii="Segoe UI Emoji" w:hAnsi="Segoe UI Emoji" w:cs="Segoe UI Emoji"/>
+                <w:lang w:val="es-BO"/>
+              </w:rPr>
+              <w:t>🟡</w:t>
+            </w:r>
+            <w:r>
+              <w:rPr>
+                <w:lang w:val="es-BO"/>
+              </w:rPr>
+              <w:t xml:space="preserve"> Medio</w:t>
+            </w:r>
+          </w:p>
+        </w:tc>
+        <w:tc>
+          <w:tcPr>
+            <w:tcW w:w="0" w:type="auto"/>
+            <w:shd w:val="clear" w:color="auto" w:fill="FFFFFF"/>
+            <w:tcMar>
+              <w:top w:w="150" w:type="dxa"/>
+              <w:left w:w="147" w:type="dxa"/>
+              <w:bottom w:w="150" w:type="dxa"/>
+              <w:right w:w="147" w:type="dxa"/>
+            </w:tcMar>
+            <w:vAlign w:val="center"/>
+            <w:hideMark/>
+          </w:tcPr>
+          <w:p>
+            <w:pPr>
+              <w:pStyle w:val="Sinespaciado"/>
+              <w:rPr>
+                <w:lang w:val="es-BO"/>
+              </w:rPr>
+            </w:pPr>
+            <w:r>
+              <w:rPr>
+                <w:lang w:val="es-BO"/>
+              </w:rPr>
+              <w:t>Sanciones comerciales o pérdida de certificaciones.</w:t>
+            </w:r>
+          </w:p>
+        </w:tc>
+      </w:tr>
+    </w:tbl>
+    <w:p>
+      <w:pPr>
+        <w:pStyle w:val="Sinespaciado"/>
+        <w:rPr>
+          <w:lang w:val="es-BO"/>
+        </w:rPr>
+      </w:pPr>
     </w:p>
     <w:p>
       <w:pPr>
         <w:pStyle w:val="Ttulo2"/>
       </w:pPr>
-      <w:bookmarkStart w:id="18" w:name="_Toc228869305"/>
-      <w:r>
-        <w:t>Formación Académica del Personal TI</w:t>
-      </w:r>
-      <w:bookmarkEnd w:id="18"/>
-    </w:p>
-    <w:p>
-      <w:pPr>
+      <w:bookmarkStart w:id="19" w:name="_Toc228869306"/>
+      <w:r>
+        <w:t>Experiencia Laboral</w:t>
+      </w:r>
+      <w:bookmarkEnd w:id="19"/>
+    </w:p>
+    <w:p>
+      <w:pPr>
+        <w:pStyle w:val="Ttulo3"/>
+      </w:pPr>
+      <w:r>
+        <w:t>Objetivo de la Evaluación</w:t>
+      </w:r>
+    </w:p>
+    <w:p>
+      <w:r>
+        <w:t>Determinar si el equipo de Tecnologías de la Información de Droguería Inti S.A. posee la experiencia laboral necesaria para operar, mantener y asegurar un sistema de inventarios en el rubro farmacéutico. La experiencia previa en droguerías o farmacias es particularmente relevante debido a las características especiales de este sector: manejo de lotes, fechas de vencimiento, productos controlados y normativas sanitarias estrictas.</w:t>
+      </w:r>
+    </w:p>
+    <w:p>
+      <w:pPr>
+        <w:pStyle w:val="Ttulo3"/>
+      </w:pPr>
+      <w:r>
+        <w:t>Metodología Aplicada</w:t>
+      </w:r>
+    </w:p>
+    <w:tbl>
+      <w:tblPr>
+        <w:tblW w:w="0" w:type="auto"/>
+        <w:tblBorders>
+          <w:top w:val="single" w:sz="4" w:space="0" w:color="auto"/>
+          <w:left w:val="single" w:sz="4" w:space="0" w:color="auto"/>
+          <w:bottom w:val="single" w:sz="4" w:space="0" w:color="auto"/>
+          <w:right w:val="single" w:sz="4" w:space="0" w:color="auto"/>
+          <w:insideH w:val="single" w:sz="4" w:space="0" w:color="auto"/>
+          <w:insideV w:val="single" w:sz="4" w:space="0" w:color="auto"/>
+        </w:tblBorders>
+        <w:shd w:val="clear" w:color="auto" w:fill="FFFFFF"/>
+        <w:tblCellMar>
+          <w:top w:w="15" w:type="dxa"/>
+          <w:left w:w="15" w:type="dxa"/>
+          <w:bottom w:w="15" w:type="dxa"/>
+          <w:right w:w="15" w:type="dxa"/>
+        </w:tblCellMar>
+        <w:tblLook w:val="04A0" w:firstRow="1" w:lastRow="0" w:firstColumn="1" w:lastColumn="0" w:noHBand="0" w:noVBand="1"/>
+      </w:tblPr>
+      <w:tblGrid>
+        <w:gridCol w:w="2607"/>
+        <w:gridCol w:w="6743"/>
+      </w:tblGrid>
+      <w:tr>
+        <w:trPr>
+          <w:tblHeader/>
+        </w:trPr>
+        <w:tc>
+          <w:tcPr>
+            <w:tcW w:w="0" w:type="auto"/>
+            <w:shd w:val="clear" w:color="auto" w:fill="FFFFFF"/>
+            <w:tcMar>
+              <w:top w:w="150" w:type="dxa"/>
+              <w:left w:w="147" w:type="dxa"/>
+              <w:bottom w:w="150" w:type="dxa"/>
+              <w:right w:w="147" w:type="dxa"/>
+            </w:tcMar>
+            <w:vAlign w:val="center"/>
+            <w:hideMark/>
+          </w:tcPr>
+          <w:p>
+            <w:pPr>
+              <w:pStyle w:val="Sinespaciado"/>
+              <w:rPr>
+                <w:b/>
+                <w:bCs/>
+                <w:lang w:val="es-BO"/>
+              </w:rPr>
+            </w:pPr>
+            <w:r>
+              <w:rPr>
+                <w:b/>
+                <w:bCs/>
+                <w:lang w:val="es-BO"/>
+              </w:rPr>
+              <w:t>Técnica</w:t>
+            </w:r>
+          </w:p>
+        </w:tc>
+        <w:tc>
+          <w:tcPr>
+            <w:tcW w:w="0" w:type="auto"/>
+            <w:shd w:val="clear" w:color="auto" w:fill="FFFFFF"/>
+            <w:tcMar>
+              <w:top w:w="150" w:type="dxa"/>
+              <w:left w:w="147" w:type="dxa"/>
+              <w:bottom w:w="150" w:type="dxa"/>
+              <w:right w:w="147" w:type="dxa"/>
+            </w:tcMar>
+            <w:vAlign w:val="center"/>
+            <w:hideMark/>
+          </w:tcPr>
+          <w:p>
+            <w:pPr>
+              <w:pStyle w:val="Sinespaciado"/>
+              <w:rPr>
+                <w:b/>
+                <w:bCs/>
+                <w:lang w:val="es-BO"/>
+              </w:rPr>
+            </w:pPr>
+            <w:r>
+              <w:rPr>
+                <w:b/>
+                <w:bCs/>
+                <w:lang w:val="es-BO"/>
+              </w:rPr>
+              <w:t>Aplicación específica</w:t>
+            </w:r>
+          </w:p>
+        </w:tc>
+      </w:tr>
+      <w:tr>
+        <w:tc>
+          <w:tcPr>
+            <w:tcW w:w="0" w:type="auto"/>
+            <w:shd w:val="clear" w:color="auto" w:fill="FFFFFF"/>
+            <w:tcMar>
+              <w:top w:w="150" w:type="dxa"/>
+              <w:left w:w="147" w:type="dxa"/>
+              <w:bottom w:w="150" w:type="dxa"/>
+              <w:right w:w="147" w:type="dxa"/>
+            </w:tcMar>
+            <w:vAlign w:val="center"/>
+            <w:hideMark/>
+          </w:tcPr>
+          <w:p>
+            <w:pPr>
+              <w:pStyle w:val="Sinespaciado"/>
+              <w:rPr>
+                <w:lang w:val="es-BO"/>
+              </w:rPr>
+            </w:pPr>
+            <w:r>
+              <w:rPr>
+                <w:b/>
+                <w:bCs/>
+                <w:lang w:val="es-BO"/>
+              </w:rPr>
+              <w:t>Revisión Documental</w:t>
+            </w:r>
+          </w:p>
+        </w:tc>
+        <w:tc>
+          <w:tcPr>
+            <w:tcW w:w="0" w:type="auto"/>
+            <w:shd w:val="clear" w:color="auto" w:fill="FFFFFF"/>
+            <w:tcMar>
+              <w:top w:w="150" w:type="dxa"/>
+              <w:left w:w="147" w:type="dxa"/>
+              <w:bottom w:w="150" w:type="dxa"/>
+              <w:right w:w="147" w:type="dxa"/>
+            </w:tcMar>
+            <w:vAlign w:val="center"/>
+            <w:hideMark/>
+          </w:tcPr>
+          <w:p>
+            <w:pPr>
+              <w:pStyle w:val="Sinespaciado"/>
+              <w:rPr>
+                <w:lang w:val="es-BO"/>
+              </w:rPr>
+            </w:pPr>
+            <w:r>
+              <w:rPr>
+                <w:lang w:val="es-BO"/>
+              </w:rPr>
+              <w:t>Análisis de hojas de vida (</w:t>
+            </w:r>
+            <w:proofErr w:type="spellStart"/>
+            <w:r>
+              <w:rPr>
+                <w:lang w:val="es-BO"/>
+              </w:rPr>
+              <w:t>curricula</w:t>
+            </w:r>
+            <w:proofErr w:type="spellEnd"/>
+            <w:r>
+              <w:rPr>
+                <w:lang w:val="es-BO"/>
+              </w:rPr>
+              <w:t xml:space="preserve"> vitae) actualizadas del personal TI.</w:t>
+            </w:r>
+          </w:p>
+        </w:tc>
+      </w:tr>
+      <w:tr>
+        <w:tc>
+          <w:tcPr>
+            <w:tcW w:w="0" w:type="auto"/>
+            <w:shd w:val="clear" w:color="auto" w:fill="FFFFFF"/>
+            <w:tcMar>
+              <w:top w:w="150" w:type="dxa"/>
+              <w:left w:w="147" w:type="dxa"/>
+              <w:bottom w:w="150" w:type="dxa"/>
+              <w:right w:w="147" w:type="dxa"/>
+            </w:tcMar>
+            <w:vAlign w:val="center"/>
+            <w:hideMark/>
+          </w:tcPr>
+          <w:p>
+            <w:pPr>
+              <w:pStyle w:val="Sinespaciado"/>
+              <w:rPr>
+                <w:lang w:val="es-BO"/>
+              </w:rPr>
+            </w:pPr>
+            <w:r>
+              <w:rPr>
+                <w:b/>
+                <w:bCs/>
+                <w:lang w:val="es-BO"/>
+              </w:rPr>
+              <w:lastRenderedPageBreak/>
+              <w:t>Entrevista</w:t>
+            </w:r>
+          </w:p>
+        </w:tc>
+        <w:tc>
+          <w:tcPr>
+            <w:tcW w:w="0" w:type="auto"/>
+            <w:shd w:val="clear" w:color="auto" w:fill="FFFFFF"/>
+            <w:tcMar>
+              <w:top w:w="150" w:type="dxa"/>
+              <w:left w:w="147" w:type="dxa"/>
+              <w:bottom w:w="150" w:type="dxa"/>
+              <w:right w:w="147" w:type="dxa"/>
+            </w:tcMar>
+            <w:vAlign w:val="center"/>
+            <w:hideMark/>
+          </w:tcPr>
+          <w:p>
+            <w:pPr>
+              <w:pStyle w:val="Sinespaciado"/>
+              <w:rPr>
+                <w:lang w:val="es-BO"/>
+              </w:rPr>
+            </w:pPr>
+            <w:r>
+              <w:rPr>
+                <w:lang w:val="es-BO"/>
+              </w:rPr>
+              <w:t>Indagación directa sobre proyectos anteriores, responsabilidades y sistemas manejados.</w:t>
+            </w:r>
+          </w:p>
+        </w:tc>
+      </w:tr>
+      <w:tr>
+        <w:tc>
+          <w:tcPr>
+            <w:tcW w:w="0" w:type="auto"/>
+            <w:shd w:val="clear" w:color="auto" w:fill="FFFFFF"/>
+            <w:tcMar>
+              <w:top w:w="150" w:type="dxa"/>
+              <w:left w:w="147" w:type="dxa"/>
+              <w:bottom w:w="150" w:type="dxa"/>
+              <w:right w:w="147" w:type="dxa"/>
+            </w:tcMar>
+            <w:vAlign w:val="center"/>
+            <w:hideMark/>
+          </w:tcPr>
+          <w:p>
+            <w:pPr>
+              <w:pStyle w:val="Sinespaciado"/>
+              <w:rPr>
+                <w:lang w:val="es-BO"/>
+              </w:rPr>
+            </w:pPr>
+            <w:r>
+              <w:rPr>
+                <w:b/>
+                <w:bCs/>
+                <w:lang w:val="es-BO"/>
+              </w:rPr>
+              <w:t>Verificación de referencias</w:t>
+            </w:r>
+          </w:p>
+        </w:tc>
+        <w:tc>
+          <w:tcPr>
+            <w:tcW w:w="0" w:type="auto"/>
+            <w:shd w:val="clear" w:color="auto" w:fill="FFFFFF"/>
+            <w:tcMar>
+              <w:top w:w="150" w:type="dxa"/>
+              <w:left w:w="147" w:type="dxa"/>
+              <w:bottom w:w="150" w:type="dxa"/>
+              <w:right w:w="147" w:type="dxa"/>
+            </w:tcMar>
+            <w:vAlign w:val="center"/>
+            <w:hideMark/>
+          </w:tcPr>
+          <w:p>
+            <w:pPr>
+              <w:pStyle w:val="Sinespaciado"/>
+              <w:rPr>
+                <w:lang w:val="es-BO"/>
+              </w:rPr>
+            </w:pPr>
+            <w:r>
+              <w:rPr>
+                <w:lang w:val="es-BO"/>
+              </w:rPr>
+              <w:t>Contacto telefónico con empleadores anteriores (con autorización del colaborador).</w:t>
+            </w:r>
+          </w:p>
+        </w:tc>
+      </w:tr>
+      <w:tr>
+        <w:tc>
+          <w:tcPr>
+            <w:tcW w:w="0" w:type="auto"/>
+            <w:shd w:val="clear" w:color="auto" w:fill="FFFFFF"/>
+            <w:tcMar>
+              <w:top w:w="150" w:type="dxa"/>
+              <w:left w:w="147" w:type="dxa"/>
+              <w:bottom w:w="150" w:type="dxa"/>
+              <w:right w:w="147" w:type="dxa"/>
+            </w:tcMar>
+            <w:vAlign w:val="center"/>
+            <w:hideMark/>
+          </w:tcPr>
+          <w:p>
+            <w:pPr>
+              <w:pStyle w:val="Sinespaciado"/>
+              <w:rPr>
+                <w:lang w:val="es-BO"/>
+              </w:rPr>
+            </w:pPr>
+            <w:r>
+              <w:rPr>
+                <w:b/>
+                <w:bCs/>
+                <w:lang w:val="es-BO"/>
+              </w:rPr>
+              <w:t>Análisis de registros</w:t>
+            </w:r>
+          </w:p>
+        </w:tc>
+        <w:tc>
+          <w:tcPr>
+            <w:tcW w:w="0" w:type="auto"/>
+            <w:shd w:val="clear" w:color="auto" w:fill="FFFFFF"/>
+            <w:tcMar>
+              <w:top w:w="150" w:type="dxa"/>
+              <w:left w:w="147" w:type="dxa"/>
+              <w:bottom w:w="150" w:type="dxa"/>
+              <w:right w:w="147" w:type="dxa"/>
+            </w:tcMar>
+            <w:vAlign w:val="center"/>
+            <w:hideMark/>
+          </w:tcPr>
+          <w:p>
+            <w:pPr>
+              <w:pStyle w:val="Sinespaciado"/>
+              <w:rPr>
+                <w:lang w:val="es-BO"/>
+              </w:rPr>
+            </w:pPr>
+            <w:r>
+              <w:rPr>
+                <w:lang w:val="es-BO"/>
+              </w:rPr>
+              <w:t>Revisión de contratos laborales y fechas de ingreso para calcular antigüedad.</w:t>
+            </w:r>
+          </w:p>
+        </w:tc>
+      </w:tr>
+    </w:tbl>
+    <w:p>
+      <w:pPr>
+        <w:pStyle w:val="Sinespaciado"/>
+        <w:rPr>
+          <w:lang w:val="es-BO"/>
+        </w:rPr>
+      </w:pPr>
+    </w:p>
+    <w:p>
+      <w:pPr>
+        <w:pStyle w:val="Ttulo3"/>
+        <w:rPr>
+          <w:lang w:val="es-BO"/>
+        </w:rPr>
+      </w:pPr>
+      <w:r>
+        <w:rPr>
+          <w:lang w:val="es-BO"/>
+        </w:rPr>
+        <w:t>Personal TI Evaluado</w:t>
+      </w:r>
+    </w:p>
+    <w:tbl>
+      <w:tblPr>
+        <w:tblW w:w="5000" w:type="pct"/>
+        <w:tblBorders>
+          <w:top w:val="single" w:sz="4" w:space="0" w:color="auto"/>
+          <w:left w:val="single" w:sz="4" w:space="0" w:color="auto"/>
+          <w:bottom w:val="single" w:sz="4" w:space="0" w:color="auto"/>
+          <w:right w:val="single" w:sz="4" w:space="0" w:color="auto"/>
+          <w:insideH w:val="single" w:sz="4" w:space="0" w:color="auto"/>
+          <w:insideV w:val="single" w:sz="4" w:space="0" w:color="auto"/>
+        </w:tblBorders>
+        <w:shd w:val="clear" w:color="auto" w:fill="FFFFFF"/>
+        <w:tblCellMar>
+          <w:top w:w="15" w:type="dxa"/>
+          <w:left w:w="15" w:type="dxa"/>
+          <w:bottom w:w="15" w:type="dxa"/>
+          <w:right w:w="15" w:type="dxa"/>
+        </w:tblCellMar>
+        <w:tblLook w:val="04A0" w:firstRow="1" w:lastRow="0" w:firstColumn="1" w:lastColumn="0" w:noHBand="0" w:noVBand="1"/>
+      </w:tblPr>
+      <w:tblGrid>
+        <w:gridCol w:w="2463"/>
+        <w:gridCol w:w="2644"/>
+        <w:gridCol w:w="4243"/>
+      </w:tblGrid>
+      <w:tr>
+        <w:trPr>
+          <w:tblHeader/>
+        </w:trPr>
+        <w:tc>
+          <w:tcPr>
+            <w:tcW w:w="1317" w:type="pct"/>
+            <w:shd w:val="clear" w:color="auto" w:fill="FFFFFF"/>
+            <w:tcMar>
+              <w:top w:w="0" w:type="dxa"/>
+              <w:left w:w="85" w:type="dxa"/>
+              <w:bottom w:w="0" w:type="dxa"/>
+              <w:right w:w="85" w:type="dxa"/>
+            </w:tcMar>
+            <w:vAlign w:val="center"/>
+            <w:hideMark/>
+          </w:tcPr>
+          <w:p>
+            <w:pPr>
+              <w:pStyle w:val="Sinespaciado"/>
+              <w:rPr>
+                <w:b/>
+                <w:bCs/>
+                <w:lang w:val="es-BO"/>
+              </w:rPr>
+            </w:pPr>
+            <w:r>
+              <w:rPr>
+                <w:b/>
+                <w:bCs/>
+                <w:lang w:val="es-BO"/>
+              </w:rPr>
+              <w:t>Cargo</w:t>
+            </w:r>
+          </w:p>
+        </w:tc>
+        <w:tc>
+          <w:tcPr>
+            <w:tcW w:w="1414" w:type="pct"/>
+            <w:shd w:val="clear" w:color="auto" w:fill="FFFFFF"/>
+            <w:tcMar>
+              <w:top w:w="0" w:type="dxa"/>
+              <w:left w:w="85" w:type="dxa"/>
+              <w:bottom w:w="0" w:type="dxa"/>
+              <w:right w:w="85" w:type="dxa"/>
+            </w:tcMar>
+            <w:vAlign w:val="center"/>
+            <w:hideMark/>
+          </w:tcPr>
+          <w:p>
+            <w:pPr>
+              <w:pStyle w:val="Sinespaciado"/>
+              <w:rPr>
+                <w:b/>
+                <w:bCs/>
+                <w:lang w:val="es-BO"/>
+              </w:rPr>
+            </w:pPr>
+            <w:r>
+              <w:rPr>
+                <w:b/>
+                <w:bCs/>
+                <w:lang w:val="es-BO"/>
+              </w:rPr>
+              <w:t>Nombre (anonimizado)</w:t>
+            </w:r>
+          </w:p>
+        </w:tc>
+        <w:tc>
+          <w:tcPr>
+            <w:tcW w:w="2269" w:type="pct"/>
+            <w:shd w:val="clear" w:color="auto" w:fill="FFFFFF"/>
+            <w:tcMar>
+              <w:top w:w="0" w:type="dxa"/>
+              <w:left w:w="85" w:type="dxa"/>
+              <w:bottom w:w="0" w:type="dxa"/>
+              <w:right w:w="85" w:type="dxa"/>
+            </w:tcMar>
+            <w:vAlign w:val="center"/>
+            <w:hideMark/>
+          </w:tcPr>
+          <w:p>
+            <w:pPr>
+              <w:pStyle w:val="Sinespaciado"/>
+              <w:rPr>
+                <w:b/>
+                <w:bCs/>
+                <w:lang w:val="es-BO"/>
+              </w:rPr>
+            </w:pPr>
+            <w:r>
+              <w:rPr>
+                <w:b/>
+                <w:bCs/>
+                <w:lang w:val="es-BO"/>
+              </w:rPr>
+              <w:t>Fecha de ingreso a Droguería Inti S.A.</w:t>
+            </w:r>
+          </w:p>
+        </w:tc>
+      </w:tr>
+      <w:tr>
+        <w:tc>
+          <w:tcPr>
+            <w:tcW w:w="1317" w:type="pct"/>
+            <w:shd w:val="clear" w:color="auto" w:fill="FFFFFF"/>
+            <w:tcMar>
+              <w:top w:w="0" w:type="dxa"/>
+              <w:left w:w="85" w:type="dxa"/>
+              <w:bottom w:w="0" w:type="dxa"/>
+              <w:right w:w="85" w:type="dxa"/>
+            </w:tcMar>
+            <w:vAlign w:val="center"/>
+            <w:hideMark/>
+          </w:tcPr>
+          <w:p>
+            <w:pPr>
+              <w:pStyle w:val="Sinespaciado"/>
+              <w:rPr>
+                <w:b/>
+                <w:bCs/>
+                <w:lang w:val="es-BO"/>
+              </w:rPr>
+            </w:pPr>
+            <w:r>
+              <w:rPr>
+                <w:b/>
+                <w:bCs/>
+                <w:lang w:val="es-BO"/>
+              </w:rPr>
+              <w:t>Jefe de Sistemas</w:t>
+            </w:r>
+          </w:p>
+        </w:tc>
+        <w:tc>
+          <w:tcPr>
+            <w:tcW w:w="1414" w:type="pct"/>
+            <w:shd w:val="clear" w:color="auto" w:fill="FFFFFF"/>
+            <w:tcMar>
+              <w:top w:w="0" w:type="dxa"/>
+              <w:left w:w="85" w:type="dxa"/>
+              <w:bottom w:w="0" w:type="dxa"/>
+              <w:right w:w="85" w:type="dxa"/>
+            </w:tcMar>
+            <w:vAlign w:val="center"/>
+            <w:hideMark/>
+          </w:tcPr>
+          <w:p>
+            <w:pPr>
+              <w:pStyle w:val="Sinespaciado"/>
+              <w:rPr>
+                <w:lang w:val="es-BO"/>
+              </w:rPr>
+            </w:pPr>
+            <w:r>
+              <w:rPr>
+                <w:lang w:val="es-BO"/>
+              </w:rPr>
+              <w:t>Colaborador A</w:t>
+            </w:r>
+          </w:p>
+        </w:tc>
+        <w:tc>
+          <w:tcPr>
+            <w:tcW w:w="2269" w:type="pct"/>
+            <w:shd w:val="clear" w:color="auto" w:fill="FFFFFF"/>
+            <w:tcMar>
+              <w:top w:w="0" w:type="dxa"/>
+              <w:left w:w="85" w:type="dxa"/>
+              <w:bottom w:w="0" w:type="dxa"/>
+              <w:right w:w="85" w:type="dxa"/>
+            </w:tcMar>
+            <w:vAlign w:val="center"/>
+            <w:hideMark/>
+          </w:tcPr>
+          <w:p>
+            <w:pPr>
+              <w:pStyle w:val="Sinespaciado"/>
+              <w:rPr>
+                <w:lang w:val="es-BO"/>
+              </w:rPr>
+            </w:pPr>
+            <w:r>
+              <w:rPr>
+                <w:lang w:val="es-BO"/>
+              </w:rPr>
+              <w:t>15 de marzo de 2021</w:t>
+            </w:r>
+          </w:p>
+        </w:tc>
+      </w:tr>
+      <w:tr>
+        <w:tc>
+          <w:tcPr>
+            <w:tcW w:w="1317" w:type="pct"/>
+            <w:shd w:val="clear" w:color="auto" w:fill="FFFFFF"/>
+            <w:tcMar>
+              <w:top w:w="0" w:type="dxa"/>
+              <w:left w:w="85" w:type="dxa"/>
+              <w:bottom w:w="0" w:type="dxa"/>
+              <w:right w:w="85" w:type="dxa"/>
+            </w:tcMar>
+            <w:vAlign w:val="center"/>
+            <w:hideMark/>
+          </w:tcPr>
+          <w:p>
+            <w:pPr>
+              <w:pStyle w:val="Sinespaciado"/>
+              <w:rPr>
+                <w:b/>
+                <w:bCs/>
+                <w:lang w:val="es-BO"/>
+              </w:rPr>
+            </w:pPr>
+            <w:r>
+              <w:rPr>
+                <w:b/>
+                <w:bCs/>
+                <w:lang w:val="es-BO"/>
+              </w:rPr>
+              <w:t>Técnico de Soporte</w:t>
+            </w:r>
+          </w:p>
+        </w:tc>
+        <w:tc>
+          <w:tcPr>
+            <w:tcW w:w="1414" w:type="pct"/>
+            <w:shd w:val="clear" w:color="auto" w:fill="FFFFFF"/>
+            <w:tcMar>
+              <w:top w:w="0" w:type="dxa"/>
+              <w:left w:w="85" w:type="dxa"/>
+              <w:bottom w:w="0" w:type="dxa"/>
+              <w:right w:w="85" w:type="dxa"/>
+            </w:tcMar>
+            <w:vAlign w:val="center"/>
+            <w:hideMark/>
+          </w:tcPr>
+          <w:p>
+            <w:pPr>
+              <w:pStyle w:val="Sinespaciado"/>
+              <w:rPr>
+                <w:lang w:val="es-BO"/>
+              </w:rPr>
+            </w:pPr>
+            <w:r>
+              <w:rPr>
+                <w:lang w:val="es-BO"/>
+              </w:rPr>
+              <w:t>Colaborador B</w:t>
+            </w:r>
+          </w:p>
+        </w:tc>
+        <w:tc>
+          <w:tcPr>
+            <w:tcW w:w="2269" w:type="pct"/>
+            <w:shd w:val="clear" w:color="auto" w:fill="FFFFFF"/>
+            <w:tcMar>
+              <w:top w:w="0" w:type="dxa"/>
+              <w:left w:w="85" w:type="dxa"/>
+              <w:bottom w:w="0" w:type="dxa"/>
+              <w:right w:w="85" w:type="dxa"/>
+            </w:tcMar>
+            <w:vAlign w:val="center"/>
+            <w:hideMark/>
+          </w:tcPr>
+          <w:p>
+            <w:pPr>
+              <w:pStyle w:val="Sinespaciado"/>
+              <w:rPr>
+                <w:lang w:val="es-BO"/>
+              </w:rPr>
+            </w:pPr>
+            <w:r>
+              <w:rPr>
+                <w:lang w:val="es-BO"/>
+              </w:rPr>
+              <w:t>10 de enero de 2023</w:t>
+            </w:r>
+          </w:p>
+        </w:tc>
+      </w:tr>
+      <w:tr>
+        <w:tc>
+          <w:tcPr>
+            <w:tcW w:w="1317" w:type="pct"/>
+            <w:shd w:val="clear" w:color="auto" w:fill="FFFFFF"/>
+            <w:tcMar>
+              <w:top w:w="0" w:type="dxa"/>
+              <w:left w:w="85" w:type="dxa"/>
+              <w:bottom w:w="0" w:type="dxa"/>
+              <w:right w:w="85" w:type="dxa"/>
+            </w:tcMar>
+            <w:vAlign w:val="center"/>
+            <w:hideMark/>
+          </w:tcPr>
+          <w:p>
+            <w:pPr>
+              <w:pStyle w:val="Sinespaciado"/>
+              <w:rPr>
+                <w:b/>
+                <w:bCs/>
+                <w:lang w:val="es-BO"/>
+              </w:rPr>
+            </w:pPr>
+            <w:r>
+              <w:rPr>
+                <w:b/>
+                <w:bCs/>
+                <w:lang w:val="es-BO"/>
+              </w:rPr>
+              <w:t>Administrador de BD</w:t>
+            </w:r>
+          </w:p>
+        </w:tc>
+        <w:tc>
+          <w:tcPr>
+            <w:tcW w:w="1414" w:type="pct"/>
+            <w:shd w:val="clear" w:color="auto" w:fill="FFFFFF"/>
+            <w:tcMar>
+              <w:top w:w="0" w:type="dxa"/>
+              <w:left w:w="85" w:type="dxa"/>
+              <w:bottom w:w="0" w:type="dxa"/>
+              <w:right w:w="85" w:type="dxa"/>
+            </w:tcMar>
+            <w:vAlign w:val="center"/>
+            <w:hideMark/>
+          </w:tcPr>
+          <w:p>
+            <w:pPr>
+              <w:pStyle w:val="Sinespaciado"/>
+              <w:rPr>
+                <w:lang w:val="es-BO"/>
+              </w:rPr>
+            </w:pPr>
+            <w:r>
+              <w:rPr>
+                <w:lang w:val="es-BO"/>
+              </w:rPr>
+              <w:t>Colaborador C</w:t>
+            </w:r>
+          </w:p>
+        </w:tc>
+        <w:tc>
+          <w:tcPr>
+            <w:tcW w:w="2269" w:type="pct"/>
+            <w:shd w:val="clear" w:color="auto" w:fill="FFFFFF"/>
+            <w:tcMar>
+              <w:top w:w="0" w:type="dxa"/>
+              <w:left w:w="85" w:type="dxa"/>
+              <w:bottom w:w="0" w:type="dxa"/>
+              <w:right w:w="85" w:type="dxa"/>
+            </w:tcMar>
+            <w:vAlign w:val="center"/>
+            <w:hideMark/>
+          </w:tcPr>
+          <w:p>
+            <w:pPr>
+              <w:pStyle w:val="Sinespaciado"/>
+              <w:rPr>
+                <w:lang w:val="es-BO"/>
+              </w:rPr>
+            </w:pPr>
+            <w:r>
+              <w:rPr>
+                <w:lang w:val="es-BO"/>
+              </w:rPr>
+              <w:t>01 de agosto de 2022</w:t>
+            </w:r>
+          </w:p>
+        </w:tc>
+      </w:tr>
+    </w:tbl>
+    <w:p>
+      <w:pPr>
+        <w:pStyle w:val="Sinespaciado"/>
+      </w:pPr>
+    </w:p>
+    <w:p>
+      <w:pPr>
+        <w:pStyle w:val="Ttulo3"/>
+        <w:rPr>
+          <w:lang w:val="es-BO"/>
+        </w:rPr>
+      </w:pPr>
+      <w:r>
+        <w:rPr>
+          <w:lang w:val="es-BO"/>
+        </w:rPr>
+        <w:t>Análisis de Años de Trayectoria y Rubros Previos</w:t>
+      </w:r>
+    </w:p>
+    <w:p>
+      <w:pPr>
+        <w:pStyle w:val="Sinespaciado"/>
+        <w:numPr>
+          <w:ilvl w:val="0"/>
+          <w:numId w:val="26"/>
+        </w:numPr>
+        <w:rPr>
+          <w:b/>
+          <w:bCs/>
+        </w:rPr>
+      </w:pPr>
+      <w:r>
+        <w:rPr>
+          <w:b/>
+          <w:bCs/>
+        </w:rPr>
+        <w:t>Jefe de Sistemas (Colaborador A)</w:t>
+      </w:r>
+    </w:p>
+    <w:tbl>
+      <w:tblPr>
+        <w:tblW w:w="5000" w:type="pct"/>
+        <w:tblBorders>
+          <w:top w:val="single" w:sz="4" w:space="0" w:color="auto"/>
+          <w:left w:val="single" w:sz="4" w:space="0" w:color="auto"/>
+          <w:bottom w:val="single" w:sz="4" w:space="0" w:color="auto"/>
+          <w:right w:val="single" w:sz="4" w:space="0" w:color="auto"/>
+          <w:insideH w:val="single" w:sz="4" w:space="0" w:color="auto"/>
+          <w:insideV w:val="single" w:sz="4" w:space="0" w:color="auto"/>
+        </w:tblBorders>
+        <w:shd w:val="clear" w:color="auto" w:fill="FFFFFF"/>
+        <w:tblCellMar>
+          <w:top w:w="15" w:type="dxa"/>
+          <w:left w:w="15" w:type="dxa"/>
+          <w:bottom w:w="15" w:type="dxa"/>
+          <w:right w:w="15" w:type="dxa"/>
+        </w:tblCellMar>
+        <w:tblLook w:val="04A0" w:firstRow="1" w:lastRow="0" w:firstColumn="1" w:lastColumn="0" w:noHBand="0" w:noVBand="1"/>
+      </w:tblPr>
+      <w:tblGrid>
+        <w:gridCol w:w="2566"/>
+        <w:gridCol w:w="6784"/>
+      </w:tblGrid>
+      <w:tr>
+        <w:trPr>
+          <w:tblHeader/>
+        </w:trPr>
+        <w:tc>
+          <w:tcPr>
+            <w:tcW w:w="1372" w:type="pct"/>
+            <w:shd w:val="clear" w:color="auto" w:fill="FFFFFF"/>
+            <w:tcMar>
+              <w:top w:w="0" w:type="dxa"/>
+              <w:left w:w="85" w:type="dxa"/>
+              <w:bottom w:w="0" w:type="dxa"/>
+              <w:right w:w="85" w:type="dxa"/>
+            </w:tcMar>
+            <w:vAlign w:val="center"/>
+            <w:hideMark/>
+          </w:tcPr>
+          <w:p>
+            <w:pPr>
+              <w:pStyle w:val="Sinespaciado"/>
+              <w:rPr>
+                <w:b/>
+                <w:bCs/>
+                <w:lang w:val="es-BO"/>
+              </w:rPr>
+            </w:pPr>
+            <w:r>
+              <w:rPr>
+                <w:b/>
+                <w:bCs/>
+                <w:lang w:val="es-BO"/>
+              </w:rPr>
+              <w:t>Criterio</w:t>
+            </w:r>
+          </w:p>
+        </w:tc>
+        <w:tc>
+          <w:tcPr>
+            <w:tcW w:w="3628" w:type="pct"/>
+            <w:shd w:val="clear" w:color="auto" w:fill="FFFFFF"/>
+            <w:tcMar>
+              <w:top w:w="0" w:type="dxa"/>
+              <w:left w:w="85" w:type="dxa"/>
+              <w:bottom w:w="0" w:type="dxa"/>
+              <w:right w:w="85" w:type="dxa"/>
+            </w:tcMar>
+            <w:vAlign w:val="center"/>
+            <w:hideMark/>
+          </w:tcPr>
+          <w:p>
+            <w:pPr>
+              <w:pStyle w:val="Sinespaciado"/>
+              <w:rPr>
+                <w:b/>
+                <w:bCs/>
+                <w:lang w:val="es-BO"/>
+              </w:rPr>
+            </w:pPr>
+            <w:r>
+              <w:rPr>
+                <w:b/>
+                <w:bCs/>
+                <w:lang w:val="es-BO"/>
+              </w:rPr>
+              <w:t>Hallazgo del Auditor</w:t>
+            </w:r>
+          </w:p>
+        </w:tc>
+      </w:tr>
+      <w:tr>
+        <w:tc>
+          <w:tcPr>
+            <w:tcW w:w="1372" w:type="pct"/>
+            <w:shd w:val="clear" w:color="auto" w:fill="FFFFFF"/>
+            <w:tcMar>
+              <w:top w:w="0" w:type="dxa"/>
+              <w:left w:w="85" w:type="dxa"/>
+              <w:bottom w:w="0" w:type="dxa"/>
+              <w:right w:w="85" w:type="dxa"/>
+            </w:tcMar>
+            <w:vAlign w:val="center"/>
+            <w:hideMark/>
+          </w:tcPr>
+          <w:p>
+            <w:pPr>
+              <w:pStyle w:val="Sinespaciado"/>
+              <w:rPr>
+                <w:lang w:val="es-BO"/>
+              </w:rPr>
+            </w:pPr>
+            <w:r>
+              <w:rPr>
+                <w:b/>
+                <w:bCs/>
+                <w:lang w:val="es-BO"/>
+              </w:rPr>
+              <w:t>Años de experiencia total declarados</w:t>
+            </w:r>
+          </w:p>
+        </w:tc>
+        <w:tc>
+          <w:tcPr>
+            <w:tcW w:w="3628" w:type="pct"/>
+            <w:shd w:val="clear" w:color="auto" w:fill="FFFFFF"/>
+            <w:tcMar>
+              <w:top w:w="0" w:type="dxa"/>
+              <w:left w:w="85" w:type="dxa"/>
+              <w:bottom w:w="0" w:type="dxa"/>
+              <w:right w:w="85" w:type="dxa"/>
+            </w:tcMar>
+            <w:vAlign w:val="center"/>
+            <w:hideMark/>
+          </w:tcPr>
+          <w:p>
+            <w:pPr>
+              <w:pStyle w:val="Sinespaciado"/>
+              <w:rPr>
+                <w:lang w:val="es-BO"/>
+              </w:rPr>
+            </w:pPr>
+            <w:r>
+              <w:rPr>
+                <w:lang w:val="es-BO"/>
+              </w:rPr>
+              <w:t>8 años en el área de TI (según hoja de vida).</w:t>
+            </w:r>
+          </w:p>
+        </w:tc>
+      </w:tr>
+      <w:tr>
+        <w:tc>
+          <w:tcPr>
+            <w:tcW w:w="1372" w:type="pct"/>
+            <w:shd w:val="clear" w:color="auto" w:fill="FFFFFF"/>
+            <w:tcMar>
+              <w:top w:w="0" w:type="dxa"/>
+              <w:left w:w="85" w:type="dxa"/>
+              <w:bottom w:w="0" w:type="dxa"/>
+              <w:right w:w="85" w:type="dxa"/>
+            </w:tcMar>
+            <w:vAlign w:val="center"/>
+            <w:hideMark/>
+          </w:tcPr>
+          <w:p>
+            <w:pPr>
+              <w:pStyle w:val="Sinespaciado"/>
+              <w:rPr>
+                <w:lang w:val="es-BO"/>
+              </w:rPr>
+            </w:pPr>
+            <w:r>
+              <w:rPr>
+                <w:b/>
+                <w:bCs/>
+                <w:lang w:val="es-BO"/>
+              </w:rPr>
+              <w:t>Desglose de trayectoria</w:t>
+            </w:r>
+          </w:p>
+        </w:tc>
+        <w:tc>
+          <w:tcPr>
+            <w:tcW w:w="3628" w:type="pct"/>
+            <w:shd w:val="clear" w:color="auto" w:fill="FFFFFF"/>
+            <w:tcMar>
+              <w:top w:w="0" w:type="dxa"/>
+              <w:left w:w="85" w:type="dxa"/>
+              <w:bottom w:w="0" w:type="dxa"/>
+              <w:right w:w="85" w:type="dxa"/>
+            </w:tcMar>
+            <w:vAlign w:val="center"/>
+            <w:hideMark/>
+          </w:tcPr>
+          <w:p>
+            <w:pPr>
+              <w:pStyle w:val="Sinespaciado"/>
+              <w:rPr>
+                <w:lang w:val="es-BO"/>
+              </w:rPr>
+            </w:pPr>
+            <w:r>
+              <w:rPr>
+                <w:lang w:val="es-BO"/>
+              </w:rPr>
+              <w:t>• </w:t>
+            </w:r>
+            <w:r>
+              <w:rPr>
+                <w:b/>
+                <w:bCs/>
+                <w:lang w:val="es-BO"/>
+              </w:rPr>
+              <w:t>2016-2018:</w:t>
+            </w:r>
+            <w:r>
+              <w:rPr>
+                <w:lang w:val="es-BO"/>
+              </w:rPr>
+              <w:t xml:space="preserve"> Soporte técnico en una empresa de outsourcing tecnológico (clientes diversos: banca, </w:t>
+            </w:r>
+            <w:proofErr w:type="spellStart"/>
+            <w:r>
+              <w:rPr>
+                <w:lang w:val="es-BO"/>
+              </w:rPr>
+              <w:t>retail</w:t>
+            </w:r>
+            <w:proofErr w:type="spellEnd"/>
+            <w:r>
+              <w:rPr>
+                <w:lang w:val="es-BO"/>
+              </w:rPr>
+              <w:t>). • </w:t>
+            </w:r>
+            <w:r>
+              <w:rPr>
+                <w:b/>
+                <w:bCs/>
+                <w:lang w:val="es-BO"/>
+              </w:rPr>
+              <w:t>2019-2020:</w:t>
+            </w:r>
+            <w:r>
+              <w:rPr>
+                <w:lang w:val="es-BO"/>
+              </w:rPr>
+              <w:t xml:space="preserve"> Analista </w:t>
+            </w:r>
+            <w:r>
+              <w:rPr>
+                <w:lang w:val="es-BO"/>
+              </w:rPr>
+              <w:lastRenderedPageBreak/>
+              <w:t>de sistemas en una farmacia de cadena minorista (</w:t>
+            </w:r>
+            <w:proofErr w:type="spellStart"/>
+            <w:r>
+              <w:rPr>
+                <w:lang w:val="es-BO"/>
+              </w:rPr>
+              <w:t>Farmashop</w:t>
+            </w:r>
+            <w:proofErr w:type="spellEnd"/>
+            <w:r>
+              <w:rPr>
+                <w:lang w:val="es-BO"/>
+              </w:rPr>
+              <w:t xml:space="preserve"> S.A. - no confundir con Droguería Inti). • </w:t>
+            </w:r>
+            <w:r>
+              <w:rPr>
+                <w:b/>
+                <w:bCs/>
+                <w:lang w:val="es-BO"/>
+              </w:rPr>
+              <w:t>2021-actualidad:</w:t>
+            </w:r>
+            <w:r>
+              <w:rPr>
+                <w:lang w:val="es-BO"/>
+              </w:rPr>
+              <w:t> Jefe de Sistemas en Droguería Inti S.A.</w:t>
+            </w:r>
+          </w:p>
+        </w:tc>
+      </w:tr>
+      <w:tr>
+        <w:tc>
+          <w:tcPr>
+            <w:tcW w:w="1372" w:type="pct"/>
+            <w:shd w:val="clear" w:color="auto" w:fill="FFFFFF"/>
+            <w:tcMar>
+              <w:top w:w="0" w:type="dxa"/>
+              <w:left w:w="85" w:type="dxa"/>
+              <w:bottom w:w="0" w:type="dxa"/>
+              <w:right w:w="85" w:type="dxa"/>
+            </w:tcMar>
+            <w:vAlign w:val="center"/>
+            <w:hideMark/>
+          </w:tcPr>
+          <w:p>
+            <w:pPr>
+              <w:pStyle w:val="Sinespaciado"/>
+              <w:rPr>
+                <w:lang w:val="es-BO"/>
+              </w:rPr>
+            </w:pPr>
+            <w:r>
+              <w:rPr>
+                <w:b/>
+                <w:bCs/>
+                <w:lang w:val="es-BO"/>
+              </w:rPr>
+              <w:lastRenderedPageBreak/>
+              <w:t>Experiencia específica en droguerías o farmacias</w:t>
+            </w:r>
+          </w:p>
+        </w:tc>
+        <w:tc>
+          <w:tcPr>
+            <w:tcW w:w="3628" w:type="pct"/>
+            <w:shd w:val="clear" w:color="auto" w:fill="FFFFFF"/>
+            <w:tcMar>
+              <w:top w:w="0" w:type="dxa"/>
+              <w:left w:w="85" w:type="dxa"/>
+              <w:bottom w:w="0" w:type="dxa"/>
+              <w:right w:w="85" w:type="dxa"/>
+            </w:tcMar>
+            <w:vAlign w:val="center"/>
+            <w:hideMark/>
+          </w:tcPr>
+          <w:p>
+            <w:pPr>
+              <w:pStyle w:val="Sinespaciado"/>
+              <w:rPr>
+                <w:lang w:val="es-BO"/>
+              </w:rPr>
+            </w:pPr>
+            <w:r>
+              <w:rPr>
+                <w:b/>
+                <w:bCs/>
+                <w:lang w:val="es-BO"/>
+              </w:rPr>
+              <w:t>Sí, parcial.</w:t>
+            </w:r>
+            <w:r>
+              <w:rPr>
+                <w:lang w:val="es-BO"/>
+              </w:rPr>
+              <w:t> El colaborador trabajó 2 años en </w:t>
+            </w:r>
+            <w:proofErr w:type="spellStart"/>
+            <w:r>
+              <w:rPr>
+                <w:b/>
+                <w:bCs/>
+                <w:lang w:val="es-BO"/>
+              </w:rPr>
+              <w:t>Farmashop</w:t>
+            </w:r>
+            <w:proofErr w:type="spellEnd"/>
+            <w:r>
+              <w:rPr>
+                <w:b/>
+                <w:bCs/>
+                <w:lang w:val="es-BO"/>
+              </w:rPr>
+              <w:t xml:space="preserve"> S.A.</w:t>
+            </w:r>
+            <w:r>
+              <w:rPr>
+                <w:lang w:val="es-BO"/>
+              </w:rPr>
+              <w:t> (cadena de farmacias). Sin embargo, su rol era principalmente de soporte a sistemas de punto de venta (POS), no específicamente en inventarios de medicamentos a nivel de distribución mayorista. Esta experiencia es </w:t>
+            </w:r>
+            <w:r>
+              <w:rPr>
+                <w:b/>
+                <w:bCs/>
+                <w:lang w:val="es-BO"/>
+              </w:rPr>
+              <w:t>relevante pero no idéntica</w:t>
+            </w:r>
+            <w:r>
+              <w:rPr>
+                <w:lang w:val="es-BO"/>
+              </w:rPr>
+              <w:t> al modelo de negocio de Droguería Inti S.A. (distribución farmacéutica).</w:t>
+            </w:r>
+          </w:p>
+        </w:tc>
+      </w:tr>
+      <w:tr>
+        <w:tc>
+          <w:tcPr>
+            <w:tcW w:w="1372" w:type="pct"/>
+            <w:shd w:val="clear" w:color="auto" w:fill="FFFFFF"/>
+            <w:tcMar>
+              <w:top w:w="0" w:type="dxa"/>
+              <w:left w:w="85" w:type="dxa"/>
+              <w:bottom w:w="0" w:type="dxa"/>
+              <w:right w:w="85" w:type="dxa"/>
+            </w:tcMar>
+            <w:vAlign w:val="center"/>
+            <w:hideMark/>
+          </w:tcPr>
+          <w:p>
+            <w:pPr>
+              <w:pStyle w:val="Sinespaciado"/>
+              <w:rPr>
+                <w:lang w:val="es-BO"/>
+              </w:rPr>
+            </w:pPr>
+            <w:r>
+              <w:rPr>
+                <w:b/>
+                <w:bCs/>
+                <w:lang w:val="es-BO"/>
+              </w:rPr>
+              <w:t>Experiencia con sistemas de inventario de medicamentos controlados</w:t>
+            </w:r>
+          </w:p>
+        </w:tc>
+        <w:tc>
+          <w:tcPr>
+            <w:tcW w:w="3628" w:type="pct"/>
+            <w:shd w:val="clear" w:color="auto" w:fill="FFFFFF"/>
+            <w:tcMar>
+              <w:top w:w="0" w:type="dxa"/>
+              <w:left w:w="85" w:type="dxa"/>
+              <w:bottom w:w="0" w:type="dxa"/>
+              <w:right w:w="85" w:type="dxa"/>
+            </w:tcMar>
+            <w:vAlign w:val="center"/>
+            <w:hideMark/>
+          </w:tcPr>
+          <w:p>
+            <w:pPr>
+              <w:pStyle w:val="Sinespaciado"/>
+              <w:rPr>
+                <w:lang w:val="es-BO"/>
+              </w:rPr>
+            </w:pPr>
+            <w:r>
+              <w:rPr>
+                <w:b/>
+                <w:bCs/>
+                <w:lang w:val="es-BO"/>
+              </w:rPr>
+              <w:t>Limitada.</w:t>
+            </w:r>
+            <w:r>
+              <w:rPr>
+                <w:lang w:val="es-BO"/>
+              </w:rPr>
+              <w:t xml:space="preserve"> En </w:t>
+            </w:r>
+            <w:proofErr w:type="spellStart"/>
+            <w:r>
+              <w:rPr>
+                <w:lang w:val="es-BO"/>
+              </w:rPr>
+              <w:t>Farmashop</w:t>
+            </w:r>
+            <w:proofErr w:type="spellEnd"/>
+            <w:r>
+              <w:rPr>
+                <w:lang w:val="es-BO"/>
+              </w:rPr>
+              <w:t xml:space="preserve"> S.A., el colaborador tuvo exposición superficial al manejo de medicamentos bajo receta especial, pero no participó en la configuración de controles específicos (ej. trazabilidad de lotes, verificación de recetas, integración con autoridades sanitarias). Durante la entrevista, el colaborador manifestó: </w:t>
+            </w:r>
+            <w:r>
+              <w:rPr>
+                <w:i/>
+                <w:iCs/>
+                <w:lang w:val="es-BO"/>
+              </w:rPr>
+              <w:t>"Conozco el concepto, pero no lo implementé directamente"</w:t>
+            </w:r>
+            <w:r>
+              <w:rPr>
+                <w:lang w:val="es-BO"/>
+              </w:rPr>
+              <w:t>.</w:t>
+            </w:r>
+          </w:p>
+        </w:tc>
+      </w:tr>
+    </w:tbl>
+    <w:p>
+      <w:pPr>
+        <w:pStyle w:val="Sinespaciado"/>
+        <w:rPr>
+          <w:lang w:val="es-BO"/>
+        </w:rPr>
+      </w:pPr>
+    </w:p>
+    <w:p>
+      <w:pPr>
+        <w:rPr>
+          <w:rFonts w:ascii="Segoe UI Emoji" w:hAnsi="Segoe UI Emoji" w:cs="Segoe UI Emoji"/>
+          <w:b/>
+          <w:bCs/>
+          <w:lang w:val="es-BO"/>
+        </w:rPr>
+      </w:pPr>
+      <w:r>
+        <w:rPr>
+          <w:b/>
+          <w:bCs/>
+          <w:lang w:val="es-BO"/>
+        </w:rPr>
+        <w:t>Valoración del Auditor</w:t>
+      </w:r>
+    </w:p>
+    <w:p>
+      <w:pPr>
+        <w:rPr>
+          <w:b/>
+          <w:bCs/>
+          <w:lang w:val="es-BO"/>
+        </w:rPr>
+      </w:pPr>
+      <w:r>
+        <w:rPr>
+          <w:b/>
+          <w:bCs/>
+          <w:lang w:val="es-BO"/>
+        </w:rPr>
+        <w:t>Aceptable con observaciones</w:t>
+      </w:r>
+    </w:p>
+    <w:p>
+      <w:pPr>
+        <w:rPr>
+          <w:lang w:val="es-BO"/>
+        </w:rPr>
+      </w:pPr>
+      <w:r>
+        <w:rPr>
+          <w:lang w:val="es-BO"/>
+        </w:rPr>
+        <w:t xml:space="preserve">El Jefe de Sistemas cuenta con experiencia en el rubro farmacéutico, pero a nivel de farmacia minorista, no de distribución mayorista. Esto representa una brecha de conocimiento potencial en temas como: gestión de inventarios por lote, rotación de productos con vencimiento </w:t>
+      </w:r>
+      <w:r>
+        <w:rPr>
+          <w:lang w:val="es-BO"/>
+        </w:rPr>
+        <w:lastRenderedPageBreak/>
+        <w:t>cercano y reportes a entes reguladores (ej. AGMED - Agencia Estatal de Medicamentos y Tecnología en Salud de Bolivia).</w:t>
+      </w:r>
+    </w:p>
+    <w:p>
+      <w:pPr>
+        <w:pStyle w:val="Sinespaciado"/>
+        <w:numPr>
+          <w:ilvl w:val="0"/>
+          <w:numId w:val="26"/>
+        </w:numPr>
+        <w:rPr>
+          <w:b/>
+          <w:bCs/>
+        </w:rPr>
+      </w:pPr>
+      <w:r>
+        <w:rPr>
+          <w:b/>
+          <w:bCs/>
+        </w:rPr>
+        <w:t>Técnico de Soporte (Colaborador B)</w:t>
+      </w:r>
+    </w:p>
+    <w:tbl>
+      <w:tblPr>
+        <w:tblW w:w="5000" w:type="pct"/>
+        <w:tblBorders>
+          <w:top w:val="single" w:sz="4" w:space="0" w:color="auto"/>
+          <w:left w:val="single" w:sz="4" w:space="0" w:color="auto"/>
+          <w:bottom w:val="single" w:sz="4" w:space="0" w:color="auto"/>
+          <w:right w:val="single" w:sz="4" w:space="0" w:color="auto"/>
+          <w:insideH w:val="single" w:sz="4" w:space="0" w:color="auto"/>
+          <w:insideV w:val="single" w:sz="4" w:space="0" w:color="auto"/>
+        </w:tblBorders>
+        <w:shd w:val="clear" w:color="auto" w:fill="FFFFFF"/>
+        <w:tblCellMar>
+          <w:top w:w="15" w:type="dxa"/>
+          <w:left w:w="15" w:type="dxa"/>
+          <w:bottom w:w="15" w:type="dxa"/>
+          <w:right w:w="15" w:type="dxa"/>
+        </w:tblCellMar>
+        <w:tblLook w:val="04A0" w:firstRow="1" w:lastRow="0" w:firstColumn="1" w:lastColumn="0" w:noHBand="0" w:noVBand="1"/>
+      </w:tblPr>
+      <w:tblGrid>
+        <w:gridCol w:w="3269"/>
+        <w:gridCol w:w="6081"/>
+      </w:tblGrid>
+      <w:tr>
+        <w:trPr>
+          <w:tblHeader/>
+        </w:trPr>
+        <w:tc>
+          <w:tcPr>
+            <w:tcW w:w="1748" w:type="pct"/>
+            <w:shd w:val="clear" w:color="auto" w:fill="FFFFFF"/>
+            <w:tcMar>
+              <w:top w:w="0" w:type="dxa"/>
+              <w:left w:w="85" w:type="dxa"/>
+              <w:bottom w:w="0" w:type="dxa"/>
+              <w:right w:w="85" w:type="dxa"/>
+            </w:tcMar>
+            <w:vAlign w:val="center"/>
+            <w:hideMark/>
+          </w:tcPr>
+          <w:p>
+            <w:pPr>
+              <w:pStyle w:val="Sinespaciado"/>
+              <w:rPr>
+                <w:b/>
+                <w:bCs/>
+                <w:lang w:val="es-BO"/>
+              </w:rPr>
+            </w:pPr>
+            <w:r>
+              <w:rPr>
+                <w:b/>
+                <w:bCs/>
+                <w:lang w:val="es-BO"/>
+              </w:rPr>
+              <w:t>Criterio</w:t>
+            </w:r>
+          </w:p>
+        </w:tc>
+        <w:tc>
+          <w:tcPr>
+            <w:tcW w:w="3252" w:type="pct"/>
+            <w:shd w:val="clear" w:color="auto" w:fill="FFFFFF"/>
+            <w:tcMar>
+              <w:top w:w="0" w:type="dxa"/>
+              <w:left w:w="85" w:type="dxa"/>
+              <w:bottom w:w="0" w:type="dxa"/>
+              <w:right w:w="85" w:type="dxa"/>
+            </w:tcMar>
+            <w:vAlign w:val="center"/>
+            <w:hideMark/>
+          </w:tcPr>
+          <w:p>
+            <w:pPr>
+              <w:pStyle w:val="Sinespaciado"/>
+              <w:rPr>
+                <w:b/>
+                <w:bCs/>
+                <w:lang w:val="es-BO"/>
+              </w:rPr>
+            </w:pPr>
+            <w:r>
+              <w:rPr>
+                <w:b/>
+                <w:bCs/>
+                <w:lang w:val="es-BO"/>
+              </w:rPr>
+              <w:t>Hallazgo del Auditor</w:t>
+            </w:r>
+          </w:p>
+        </w:tc>
+      </w:tr>
+      <w:tr>
+        <w:tc>
+          <w:tcPr>
+            <w:tcW w:w="1748" w:type="pct"/>
+            <w:shd w:val="clear" w:color="auto" w:fill="FFFFFF"/>
+            <w:tcMar>
+              <w:top w:w="0" w:type="dxa"/>
+              <w:left w:w="85" w:type="dxa"/>
+              <w:bottom w:w="0" w:type="dxa"/>
+              <w:right w:w="85" w:type="dxa"/>
+            </w:tcMar>
+            <w:vAlign w:val="center"/>
+            <w:hideMark/>
+          </w:tcPr>
+          <w:p>
+            <w:pPr>
+              <w:pStyle w:val="Sinespaciado"/>
+              <w:rPr>
+                <w:lang w:val="es-BO"/>
+              </w:rPr>
+            </w:pPr>
+            <w:r>
+              <w:rPr>
+                <w:b/>
+                <w:bCs/>
+                <w:lang w:val="es-BO"/>
+              </w:rPr>
+              <w:t>Años de experiencia total declarados</w:t>
+            </w:r>
+          </w:p>
+        </w:tc>
+        <w:tc>
+          <w:tcPr>
+            <w:tcW w:w="3252" w:type="pct"/>
+            <w:shd w:val="clear" w:color="auto" w:fill="FFFFFF"/>
+            <w:tcMar>
+              <w:top w:w="0" w:type="dxa"/>
+              <w:left w:w="85" w:type="dxa"/>
+              <w:bottom w:w="0" w:type="dxa"/>
+              <w:right w:w="85" w:type="dxa"/>
+            </w:tcMar>
+            <w:vAlign w:val="center"/>
+            <w:hideMark/>
+          </w:tcPr>
+          <w:p>
+            <w:pPr>
+              <w:pStyle w:val="Sinespaciado"/>
+              <w:rPr>
+                <w:lang w:val="es-BO"/>
+              </w:rPr>
+            </w:pPr>
+            <w:r>
+              <w:rPr>
+                <w:lang w:val="es-BO"/>
+              </w:rPr>
+              <w:t>3 años en el área de TI (según hoja de vida).</w:t>
+            </w:r>
+          </w:p>
+        </w:tc>
+      </w:tr>
+      <w:tr>
+        <w:tc>
+          <w:tcPr>
+            <w:tcW w:w="1748" w:type="pct"/>
+            <w:shd w:val="clear" w:color="auto" w:fill="FFFFFF"/>
+            <w:tcMar>
+              <w:top w:w="0" w:type="dxa"/>
+              <w:left w:w="85" w:type="dxa"/>
+              <w:bottom w:w="0" w:type="dxa"/>
+              <w:right w:w="85" w:type="dxa"/>
+            </w:tcMar>
+            <w:vAlign w:val="center"/>
+            <w:hideMark/>
+          </w:tcPr>
+          <w:p>
+            <w:pPr>
+              <w:pStyle w:val="Sinespaciado"/>
+              <w:rPr>
+                <w:lang w:val="es-BO"/>
+              </w:rPr>
+            </w:pPr>
+            <w:r>
+              <w:rPr>
+                <w:b/>
+                <w:bCs/>
+                <w:lang w:val="es-BO"/>
+              </w:rPr>
+              <w:t>Desglose de trayectoria</w:t>
+            </w:r>
+          </w:p>
+        </w:tc>
+        <w:tc>
+          <w:tcPr>
+            <w:tcW w:w="3252" w:type="pct"/>
+            <w:shd w:val="clear" w:color="auto" w:fill="FFFFFF"/>
+            <w:tcMar>
+              <w:top w:w="0" w:type="dxa"/>
+              <w:left w:w="85" w:type="dxa"/>
+              <w:bottom w:w="0" w:type="dxa"/>
+              <w:right w:w="85" w:type="dxa"/>
+            </w:tcMar>
+            <w:vAlign w:val="center"/>
+            <w:hideMark/>
+          </w:tcPr>
+          <w:p>
+            <w:pPr>
+              <w:pStyle w:val="Sinespaciado"/>
+              <w:rPr>
+                <w:lang w:val="es-BO"/>
+              </w:rPr>
+            </w:pPr>
+            <w:r>
+              <w:rPr>
+                <w:lang w:val="es-BO"/>
+              </w:rPr>
+              <w:t>• </w:t>
+            </w:r>
+            <w:r>
+              <w:rPr>
+                <w:b/>
+                <w:bCs/>
+                <w:lang w:val="es-BO"/>
+              </w:rPr>
+              <w:t>2021-2022:</w:t>
+            </w:r>
+            <w:r>
+              <w:rPr>
+                <w:lang w:val="es-BO"/>
+              </w:rPr>
+              <w:t> Asistente de soporte en un colegio privado (mantenimiento de equipos, red interna). • </w:t>
+            </w:r>
+            <w:r>
+              <w:rPr>
+                <w:b/>
+                <w:bCs/>
+                <w:lang w:val="es-BO"/>
+              </w:rPr>
+              <w:t>2023-actualidad:</w:t>
+            </w:r>
+            <w:r>
+              <w:rPr>
+                <w:lang w:val="es-BO"/>
+              </w:rPr>
+              <w:t> Técnico de Soporte en Droguería Inti S.A.</w:t>
+            </w:r>
+          </w:p>
+        </w:tc>
+      </w:tr>
+      <w:tr>
+        <w:tc>
+          <w:tcPr>
+            <w:tcW w:w="1748" w:type="pct"/>
+            <w:shd w:val="clear" w:color="auto" w:fill="FFFFFF"/>
+            <w:tcMar>
+              <w:top w:w="0" w:type="dxa"/>
+              <w:left w:w="85" w:type="dxa"/>
+              <w:bottom w:w="0" w:type="dxa"/>
+              <w:right w:w="85" w:type="dxa"/>
+            </w:tcMar>
+            <w:vAlign w:val="center"/>
+            <w:hideMark/>
+          </w:tcPr>
+          <w:p>
+            <w:pPr>
+              <w:pStyle w:val="Sinespaciado"/>
+              <w:rPr>
+                <w:lang w:val="es-BO"/>
+              </w:rPr>
+            </w:pPr>
+            <w:r>
+              <w:rPr>
+                <w:b/>
+                <w:bCs/>
+                <w:lang w:val="es-BO"/>
+              </w:rPr>
+              <w:t>Experiencia específica en droguerías o farmacias</w:t>
+            </w:r>
+          </w:p>
+        </w:tc>
+        <w:tc>
+          <w:tcPr>
+            <w:tcW w:w="3252" w:type="pct"/>
+            <w:shd w:val="clear" w:color="auto" w:fill="FFFFFF"/>
+            <w:tcMar>
+              <w:top w:w="0" w:type="dxa"/>
+              <w:left w:w="85" w:type="dxa"/>
+              <w:bottom w:w="0" w:type="dxa"/>
+              <w:right w:w="85" w:type="dxa"/>
+            </w:tcMar>
+            <w:vAlign w:val="center"/>
+            <w:hideMark/>
+          </w:tcPr>
+          <w:p>
+            <w:pPr>
+              <w:pStyle w:val="Sinespaciado"/>
+              <w:rPr>
+                <w:lang w:val="es-BO"/>
+              </w:rPr>
+            </w:pPr>
+            <w:r>
+              <w:rPr>
+                <w:b/>
+                <w:bCs/>
+                <w:lang w:val="es-BO"/>
+              </w:rPr>
+              <w:t>No.</w:t>
+            </w:r>
+            <w:r>
+              <w:rPr>
+                <w:lang w:val="es-BO"/>
+              </w:rPr>
+              <w:t> Toda su experiencia previa fue en el sector educativo. No ha trabajado anteriormente en farmacias, droguerías ni entornos de salud.</w:t>
+            </w:r>
+          </w:p>
+        </w:tc>
+      </w:tr>
+      <w:tr>
+        <w:tc>
+          <w:tcPr>
+            <w:tcW w:w="1748" w:type="pct"/>
+            <w:shd w:val="clear" w:color="auto" w:fill="FFFFFF"/>
+            <w:tcMar>
+              <w:top w:w="0" w:type="dxa"/>
+              <w:left w:w="85" w:type="dxa"/>
+              <w:bottom w:w="0" w:type="dxa"/>
+              <w:right w:w="85" w:type="dxa"/>
+            </w:tcMar>
+            <w:vAlign w:val="center"/>
+            <w:hideMark/>
+          </w:tcPr>
+          <w:p>
+            <w:pPr>
+              <w:pStyle w:val="Sinespaciado"/>
+              <w:rPr>
+                <w:lang w:val="es-BO"/>
+              </w:rPr>
+            </w:pPr>
+            <w:r>
+              <w:rPr>
+                <w:b/>
+                <w:bCs/>
+                <w:lang w:val="es-BO"/>
+              </w:rPr>
+              <w:t>Experiencia con sistemas de inventario de medicamentos controlados</w:t>
+            </w:r>
+          </w:p>
+        </w:tc>
+        <w:tc>
+          <w:tcPr>
+            <w:tcW w:w="3252" w:type="pct"/>
+            <w:shd w:val="clear" w:color="auto" w:fill="FFFFFF"/>
+            <w:tcMar>
+              <w:top w:w="0" w:type="dxa"/>
+              <w:left w:w="85" w:type="dxa"/>
+              <w:bottom w:w="0" w:type="dxa"/>
+              <w:right w:w="85" w:type="dxa"/>
+            </w:tcMar>
+            <w:vAlign w:val="center"/>
+            <w:hideMark/>
+          </w:tcPr>
+          <w:p>
+            <w:pPr>
+              <w:pStyle w:val="Sinespaciado"/>
+              <w:rPr>
+                <w:lang w:val="es-BO"/>
+              </w:rPr>
+            </w:pPr>
+            <w:r>
+              <w:rPr>
+                <w:b/>
+                <w:bCs/>
+                <w:lang w:val="es-BO"/>
+              </w:rPr>
+              <w:t>No.</w:t>
+            </w:r>
+            <w:r>
+              <w:rPr>
+                <w:lang w:val="es-BO"/>
+              </w:rPr>
+              <w:t> Su conocimiento del sistema de inventarios actual se limita al entrenamiento recibido dentro de Droguería Inti (evaluado en el punto 5.3 Capacitación).</w:t>
+            </w:r>
+          </w:p>
+        </w:tc>
+      </w:tr>
+    </w:tbl>
+    <w:p>
+      <w:pPr>
+        <w:pStyle w:val="Sinespaciado"/>
+        <w:rPr>
+          <w:lang w:val="es-BO"/>
+        </w:rPr>
+      </w:pPr>
+    </w:p>
+    <w:p>
+      <w:pPr>
+        <w:rPr>
+          <w:b/>
+          <w:bCs/>
+          <w:lang w:val="es-BO"/>
+        </w:rPr>
+      </w:pPr>
+      <w:r>
+        <w:rPr>
+          <w:b/>
+          <w:bCs/>
+          <w:lang w:val="es-BO"/>
+        </w:rPr>
+        <w:t>Valoración del Auditor</w:t>
+      </w:r>
+    </w:p>
+    <w:p>
+      <w:pPr>
+        <w:rPr>
+          <w:b/>
+          <w:bCs/>
+          <w:lang w:val="es-BO"/>
+        </w:rPr>
+      </w:pPr>
+      <w:r>
+        <w:rPr>
+          <w:b/>
+          <w:bCs/>
+          <w:lang w:val="es-BO"/>
+        </w:rPr>
+        <w:t>Aceptable para el rol</w:t>
+      </w:r>
+    </w:p>
+    <w:p>
+      <w:pPr>
+        <w:rPr>
+          <w:lang w:val="es-BO"/>
+        </w:rPr>
+      </w:pPr>
+      <w:r>
+        <w:rPr>
+          <w:lang w:val="es-BO"/>
+        </w:rPr>
+        <w:t>El perfil del Técnico de Soporte es de nivel operativo (mantenimiento de equipos, resolución de incidencias de nivel 1 y 2). Para este rol, la experiencia específica en farmacia es deseable pero no crítica, siempre que reciba la capacitación adecuada en el sistema de inventarios y en los procesos específicos de la droguería.</w:t>
+      </w:r>
+    </w:p>
+    <w:p>
+      <w:pPr>
+        <w:rPr>
+          <w:lang w:val="es-BO"/>
+        </w:rPr>
+      </w:pPr>
+    </w:p>
+    <w:p>
+      <w:pPr>
+        <w:pStyle w:val="Sinespaciado"/>
+        <w:numPr>
+          <w:ilvl w:val="0"/>
+          <w:numId w:val="26"/>
+        </w:numPr>
+        <w:rPr>
+          <w:b/>
+          <w:bCs/>
+        </w:rPr>
+      </w:pPr>
+      <w:r>
+        <w:rPr>
+          <w:b/>
+          <w:bCs/>
+        </w:rPr>
+        <w:lastRenderedPageBreak/>
+        <w:t>Administrador de Base de Datos (Colaborador C)</w:t>
+      </w:r>
+    </w:p>
+    <w:tbl>
+      <w:tblPr>
+        <w:tblW w:w="5000" w:type="pct"/>
+        <w:tblBorders>
+          <w:top w:val="single" w:sz="4" w:space="0" w:color="auto"/>
+          <w:left w:val="single" w:sz="4" w:space="0" w:color="auto"/>
+          <w:bottom w:val="single" w:sz="4" w:space="0" w:color="auto"/>
+          <w:right w:val="single" w:sz="4" w:space="0" w:color="auto"/>
+          <w:insideH w:val="single" w:sz="4" w:space="0" w:color="auto"/>
+          <w:insideV w:val="single" w:sz="4" w:space="0" w:color="auto"/>
+        </w:tblBorders>
+        <w:shd w:val="clear" w:color="auto" w:fill="FFFFFF"/>
+        <w:tblCellMar>
+          <w:top w:w="15" w:type="dxa"/>
+          <w:left w:w="15" w:type="dxa"/>
+          <w:bottom w:w="15" w:type="dxa"/>
+          <w:right w:w="15" w:type="dxa"/>
+        </w:tblCellMar>
+        <w:tblLook w:val="04A0" w:firstRow="1" w:lastRow="0" w:firstColumn="1" w:lastColumn="0" w:noHBand="0" w:noVBand="1"/>
+      </w:tblPr>
+      <w:tblGrid>
+        <w:gridCol w:w="2483"/>
+        <w:gridCol w:w="6867"/>
+      </w:tblGrid>
+      <w:tr>
+        <w:trPr>
+          <w:tblHeader/>
+        </w:trPr>
+        <w:tc>
+          <w:tcPr>
+            <w:tcW w:w="1328" w:type="pct"/>
+            <w:shd w:val="clear" w:color="auto" w:fill="FFFFFF"/>
+            <w:tcMar>
+              <w:top w:w="0" w:type="dxa"/>
+              <w:left w:w="85" w:type="dxa"/>
+              <w:bottom w:w="0" w:type="dxa"/>
+              <w:right w:w="85" w:type="dxa"/>
+            </w:tcMar>
+            <w:vAlign w:val="center"/>
+            <w:hideMark/>
+          </w:tcPr>
+          <w:p>
+            <w:pPr>
+              <w:pStyle w:val="Sinespaciado"/>
+              <w:rPr>
+                <w:b/>
+                <w:bCs/>
+                <w:lang w:val="es-BO"/>
+              </w:rPr>
+            </w:pPr>
+            <w:r>
+              <w:rPr>
+                <w:b/>
+                <w:bCs/>
+                <w:lang w:val="es-BO"/>
+              </w:rPr>
+              <w:t>Criterio</w:t>
+            </w:r>
+          </w:p>
+        </w:tc>
+        <w:tc>
+          <w:tcPr>
+            <w:tcW w:w="3672" w:type="pct"/>
+            <w:shd w:val="clear" w:color="auto" w:fill="FFFFFF"/>
+            <w:tcMar>
+              <w:top w:w="0" w:type="dxa"/>
+              <w:left w:w="85" w:type="dxa"/>
+              <w:bottom w:w="0" w:type="dxa"/>
+              <w:right w:w="85" w:type="dxa"/>
+            </w:tcMar>
+            <w:vAlign w:val="center"/>
+            <w:hideMark/>
+          </w:tcPr>
+          <w:p>
+            <w:pPr>
+              <w:pStyle w:val="Sinespaciado"/>
+              <w:rPr>
+                <w:b/>
+                <w:bCs/>
+                <w:lang w:val="es-BO"/>
+              </w:rPr>
+            </w:pPr>
+            <w:r>
+              <w:rPr>
+                <w:b/>
+                <w:bCs/>
+                <w:lang w:val="es-BO"/>
+              </w:rPr>
+              <w:t>Hallazgo del Auditor</w:t>
+            </w:r>
+          </w:p>
+        </w:tc>
+      </w:tr>
+      <w:tr>
+        <w:tc>
+          <w:tcPr>
+            <w:tcW w:w="1328" w:type="pct"/>
+            <w:shd w:val="clear" w:color="auto" w:fill="FFFFFF"/>
+            <w:tcMar>
+              <w:top w:w="0" w:type="dxa"/>
+              <w:left w:w="85" w:type="dxa"/>
+              <w:bottom w:w="0" w:type="dxa"/>
+              <w:right w:w="85" w:type="dxa"/>
+            </w:tcMar>
+            <w:vAlign w:val="center"/>
+            <w:hideMark/>
+          </w:tcPr>
+          <w:p>
+            <w:pPr>
+              <w:pStyle w:val="Sinespaciado"/>
+              <w:rPr>
+                <w:lang w:val="es-BO"/>
+              </w:rPr>
+            </w:pPr>
+            <w:r>
+              <w:rPr>
+                <w:b/>
+                <w:bCs/>
+                <w:lang w:val="es-BO"/>
+              </w:rPr>
+              <w:t>Años de experiencia total declarados</w:t>
+            </w:r>
+          </w:p>
+        </w:tc>
+        <w:tc>
+          <w:tcPr>
+            <w:tcW w:w="3672" w:type="pct"/>
+            <w:shd w:val="clear" w:color="auto" w:fill="FFFFFF"/>
+            <w:tcMar>
+              <w:top w:w="0" w:type="dxa"/>
+              <w:left w:w="85" w:type="dxa"/>
+              <w:bottom w:w="0" w:type="dxa"/>
+              <w:right w:w="85" w:type="dxa"/>
+            </w:tcMar>
+            <w:vAlign w:val="center"/>
+            <w:hideMark/>
+          </w:tcPr>
+          <w:p>
+            <w:pPr>
+              <w:pStyle w:val="Sinespaciado"/>
+              <w:rPr>
+                <w:lang w:val="es-BO"/>
+              </w:rPr>
+            </w:pPr>
+            <w:r>
+              <w:rPr>
+                <w:lang w:val="es-BO"/>
+              </w:rPr>
+              <w:t>6 años (según hoja de vida, no verificada documentalmente).</w:t>
+            </w:r>
+          </w:p>
+        </w:tc>
+      </w:tr>
+      <w:tr>
+        <w:tc>
+          <w:tcPr>
+            <w:tcW w:w="1328" w:type="pct"/>
+            <w:shd w:val="clear" w:color="auto" w:fill="FFFFFF"/>
+            <w:tcMar>
+              <w:top w:w="0" w:type="dxa"/>
+              <w:left w:w="85" w:type="dxa"/>
+              <w:bottom w:w="0" w:type="dxa"/>
+              <w:right w:w="85" w:type="dxa"/>
+            </w:tcMar>
+            <w:vAlign w:val="center"/>
+            <w:hideMark/>
+          </w:tcPr>
+          <w:p>
+            <w:pPr>
+              <w:pStyle w:val="Sinespaciado"/>
+              <w:rPr>
+                <w:lang w:val="es-BO"/>
+              </w:rPr>
+            </w:pPr>
+            <w:r>
+              <w:rPr>
+                <w:b/>
+                <w:bCs/>
+                <w:lang w:val="es-BO"/>
+              </w:rPr>
+              <w:t>Desglose de trayectoria</w:t>
+            </w:r>
+          </w:p>
+        </w:tc>
+        <w:tc>
+          <w:tcPr>
+            <w:tcW w:w="3672" w:type="pct"/>
+            <w:shd w:val="clear" w:color="auto" w:fill="FFFFFF"/>
+            <w:tcMar>
+              <w:top w:w="0" w:type="dxa"/>
+              <w:left w:w="85" w:type="dxa"/>
+              <w:bottom w:w="0" w:type="dxa"/>
+              <w:right w:w="85" w:type="dxa"/>
+            </w:tcMar>
+            <w:vAlign w:val="center"/>
+            <w:hideMark/>
+          </w:tcPr>
+          <w:p>
+            <w:pPr>
+              <w:pStyle w:val="Sinespaciado"/>
+              <w:rPr>
+                <w:lang w:val="es-BO"/>
+              </w:rPr>
+            </w:pPr>
+            <w:r>
+              <w:rPr>
+                <w:lang w:val="es-BO"/>
+              </w:rPr>
+              <w:t>• </w:t>
+            </w:r>
+            <w:r>
+              <w:rPr>
+                <w:b/>
+                <w:bCs/>
+                <w:lang w:val="es-BO"/>
+              </w:rPr>
+              <w:t>2018-2020:</w:t>
+            </w:r>
+            <w:r>
+              <w:rPr>
+                <w:lang w:val="es-BO"/>
+              </w:rPr>
+              <w:t> Administrador de BD en una empresa de telecomunicaciones (manejo de base de datos de clientes). • </w:t>
+            </w:r>
+            <w:r>
+              <w:rPr>
+                <w:b/>
+                <w:bCs/>
+                <w:lang w:val="es-BO"/>
+              </w:rPr>
+              <w:t>2021-2022:</w:t>
+            </w:r>
+            <w:r>
+              <w:rPr>
+                <w:lang w:val="es-BO"/>
+              </w:rPr>
+              <w:t> Consultor independiente para pequeñas empresas. • </w:t>
+            </w:r>
+            <w:r>
+              <w:rPr>
+                <w:b/>
+                <w:bCs/>
+                <w:lang w:val="es-BO"/>
+              </w:rPr>
+              <w:t>2022-actualidad:</w:t>
+            </w:r>
+            <w:r>
+              <w:rPr>
+                <w:lang w:val="es-BO"/>
+              </w:rPr>
+              <w:t> Administrador de BD (medio tiempo) en Droguería Inti S.A.</w:t>
+            </w:r>
+          </w:p>
+        </w:tc>
+      </w:tr>
+      <w:tr>
+        <w:tc>
+          <w:tcPr>
+            <w:tcW w:w="1328" w:type="pct"/>
+            <w:shd w:val="clear" w:color="auto" w:fill="FFFFFF"/>
+            <w:tcMar>
+              <w:top w:w="0" w:type="dxa"/>
+              <w:left w:w="85" w:type="dxa"/>
+              <w:bottom w:w="0" w:type="dxa"/>
+              <w:right w:w="85" w:type="dxa"/>
+            </w:tcMar>
+            <w:vAlign w:val="center"/>
+            <w:hideMark/>
+          </w:tcPr>
+          <w:p>
+            <w:pPr>
+              <w:pStyle w:val="Sinespaciado"/>
+              <w:rPr>
+                <w:lang w:val="es-BO"/>
+              </w:rPr>
+            </w:pPr>
+            <w:r>
+              <w:rPr>
+                <w:b/>
+                <w:bCs/>
+                <w:lang w:val="es-BO"/>
+              </w:rPr>
+              <w:t>Experiencia específica en droguerías o farmacias</w:t>
+            </w:r>
+          </w:p>
+        </w:tc>
+        <w:tc>
+          <w:tcPr>
+            <w:tcW w:w="3672" w:type="pct"/>
+            <w:shd w:val="clear" w:color="auto" w:fill="FFFFFF"/>
+            <w:tcMar>
+              <w:top w:w="0" w:type="dxa"/>
+              <w:left w:w="85" w:type="dxa"/>
+              <w:bottom w:w="0" w:type="dxa"/>
+              <w:right w:w="85" w:type="dxa"/>
+            </w:tcMar>
+            <w:vAlign w:val="center"/>
+            <w:hideMark/>
+          </w:tcPr>
+          <w:p>
+            <w:pPr>
+              <w:pStyle w:val="Sinespaciado"/>
+              <w:rPr>
+                <w:lang w:val="es-BO"/>
+              </w:rPr>
+            </w:pPr>
+            <w:r>
+              <w:rPr>
+                <w:b/>
+                <w:bCs/>
+                <w:lang w:val="es-BO"/>
+              </w:rPr>
+              <w:t>No.</w:t>
+            </w:r>
+            <w:r>
+              <w:rPr>
+                <w:lang w:val="es-BO"/>
+              </w:rPr>
+              <w:t> Toda su experiencia previa fue en telecomunicaciones y consultoría general. No tiene antecedentes en el sector farmacéutico.</w:t>
+            </w:r>
+          </w:p>
+        </w:tc>
+      </w:tr>
+      <w:tr>
+        <w:tc>
+          <w:tcPr>
+            <w:tcW w:w="1328" w:type="pct"/>
+            <w:shd w:val="clear" w:color="auto" w:fill="FFFFFF"/>
+            <w:tcMar>
+              <w:top w:w="0" w:type="dxa"/>
+              <w:left w:w="85" w:type="dxa"/>
+              <w:bottom w:w="0" w:type="dxa"/>
+              <w:right w:w="85" w:type="dxa"/>
+            </w:tcMar>
+            <w:vAlign w:val="center"/>
+            <w:hideMark/>
+          </w:tcPr>
+          <w:p>
+            <w:pPr>
+              <w:pStyle w:val="Sinespaciado"/>
+              <w:rPr>
+                <w:lang w:val="es-BO"/>
+              </w:rPr>
+            </w:pPr>
+            <w:r>
+              <w:rPr>
+                <w:b/>
+                <w:bCs/>
+                <w:lang w:val="es-BO"/>
+              </w:rPr>
+              <w:t>Experiencia con sistemas de inventario de medicamentos controlados</w:t>
+            </w:r>
+          </w:p>
+        </w:tc>
+        <w:tc>
+          <w:tcPr>
+            <w:tcW w:w="3672" w:type="pct"/>
+            <w:shd w:val="clear" w:color="auto" w:fill="FFFFFF"/>
+            <w:tcMar>
+              <w:top w:w="0" w:type="dxa"/>
+              <w:left w:w="85" w:type="dxa"/>
+              <w:bottom w:w="0" w:type="dxa"/>
+              <w:right w:w="85" w:type="dxa"/>
+            </w:tcMar>
+            <w:vAlign w:val="center"/>
+            <w:hideMark/>
+          </w:tcPr>
+          <w:p>
+            <w:pPr>
+              <w:pStyle w:val="Sinespaciado"/>
+              <w:rPr>
+                <w:lang w:val="es-BO"/>
+              </w:rPr>
+            </w:pPr>
+            <w:r>
+              <w:rPr>
+                <w:b/>
+                <w:bCs/>
+                <w:lang w:val="es-BO"/>
+              </w:rPr>
+              <w:t>No.</w:t>
+            </w:r>
+            <w:r>
+              <w:rPr>
+                <w:lang w:val="es-BO"/>
+              </w:rPr>
+              <w:t> El colaborador declaró en entrevista: </w:t>
+            </w:r>
+            <w:r>
+              <w:rPr>
+                <w:i/>
+                <w:iCs/>
+                <w:lang w:val="es-BO"/>
+              </w:rPr>
+              <w:t>"Nunca he trabajado con inventarios de medicamentos, pero una base de datos es una base de datos. El contenido no importa, la estructura sí."</w:t>
+            </w:r>
+            <w:r>
+              <w:rPr>
+                <w:lang w:val="es-BO"/>
+              </w:rPr>
+              <w:t> Esta declaración revela una </w:t>
+            </w:r>
+            <w:r>
+              <w:rPr>
+                <w:b/>
+                <w:bCs/>
+                <w:lang w:val="es-BO"/>
+              </w:rPr>
+              <w:t>potencial subestimación</w:t>
+            </w:r>
+            <w:r>
+              <w:rPr>
+                <w:lang w:val="es-BO"/>
+              </w:rPr>
+              <w:t> de las particularidades del rubro farmacéutico (integridad referencial de lotes, trazabilidad regulatoria, etc.).</w:t>
+            </w:r>
+          </w:p>
+        </w:tc>
+      </w:tr>
+    </w:tbl>
+    <w:p>
+      <w:pPr>
+        <w:pStyle w:val="Sinespaciado"/>
+        <w:rPr>
+          <w:lang w:val="es-BO"/>
+        </w:rPr>
+      </w:pPr>
+    </w:p>
+    <w:p>
+      <w:pPr>
+        <w:rPr>
+          <w:b/>
+          <w:bCs/>
+          <w:lang w:val="es-BO"/>
+        </w:rPr>
+      </w:pPr>
+      <w:r>
+        <w:rPr>
+          <w:b/>
+          <w:bCs/>
+          <w:lang w:val="es-BO"/>
+        </w:rPr>
+        <w:t>Valoración del Auditor</w:t>
+      </w:r>
+    </w:p>
+    <w:p>
+      <w:pPr>
+        <w:rPr>
+          <w:b/>
+          <w:bCs/>
+          <w:lang w:val="es-BO"/>
+        </w:rPr>
+      </w:pPr>
+      <w:r>
+        <w:rPr>
+          <w:b/>
+          <w:bCs/>
+          <w:lang w:val="es-BO"/>
+        </w:rPr>
+        <w:t>Riesgo alto - Hallazgo crítico</w:t>
+      </w:r>
+    </w:p>
+    <w:p>
+      <w:pPr>
+        <w:rPr>
+          <w:lang w:val="es-BO"/>
+        </w:rPr>
+      </w:pPr>
+      <w:r>
+        <w:rPr>
+          <w:lang w:val="es-BO"/>
+        </w:rPr>
+        <w:t xml:space="preserve">La falta de experiencia en el rubro farmacéutico, sumada a la ausencia de verificación de formación académica (punto 5.1), convierte a este colaborador en un factor de riesgo significativo </w:t>
+      </w:r>
+      <w:r>
+        <w:rPr>
+          <w:lang w:val="es-BO"/>
+        </w:rPr>
+        <w:lastRenderedPageBreak/>
+        <w:t>para la integridad de los datos de inventario. Un error en la administración de la base de datos podría derivar en discrepancias de stock, pérdida de trazabilidad de lotes o reportes incorrectos a autoridades sanitarias.</w:t>
+      </w:r>
+    </w:p>
+    <w:p>
+      <w:pPr>
+        <w:pStyle w:val="Ttulo3"/>
+        <w:rPr>
+          <w:lang w:val="es-BO"/>
+        </w:rPr>
+      </w:pPr>
+      <w:r>
+        <w:rPr>
+          <w:lang w:val="es-BO"/>
+        </w:rPr>
+        <w:t>Respuesta a las Preguntas Clave</w:t>
+      </w:r>
+    </w:p>
+    <w:tbl>
+      <w:tblPr>
+        <w:tblW w:w="5000" w:type="pct"/>
+        <w:tblBorders>
+          <w:top w:val="single" w:sz="4" w:space="0" w:color="auto"/>
+          <w:left w:val="single" w:sz="4" w:space="0" w:color="auto"/>
+          <w:bottom w:val="single" w:sz="4" w:space="0" w:color="auto"/>
+          <w:right w:val="single" w:sz="4" w:space="0" w:color="auto"/>
+          <w:insideH w:val="single" w:sz="4" w:space="0" w:color="auto"/>
+          <w:insideV w:val="single" w:sz="4" w:space="0" w:color="auto"/>
+        </w:tblBorders>
+        <w:shd w:val="clear" w:color="auto" w:fill="FFFFFF"/>
+        <w:tblCellMar>
+          <w:top w:w="15" w:type="dxa"/>
+          <w:left w:w="15" w:type="dxa"/>
+          <w:bottom w:w="15" w:type="dxa"/>
+          <w:right w:w="15" w:type="dxa"/>
+        </w:tblCellMar>
+        <w:tblLook w:val="04A0" w:firstRow="1" w:lastRow="0" w:firstColumn="1" w:lastColumn="0" w:noHBand="0" w:noVBand="1"/>
+      </w:tblPr>
+      <w:tblGrid>
+        <w:gridCol w:w="2768"/>
+        <w:gridCol w:w="6582"/>
+      </w:tblGrid>
+      <w:tr>
+        <w:trPr>
+          <w:tblHeader/>
+        </w:trPr>
+        <w:tc>
+          <w:tcPr>
+            <w:tcW w:w="1480" w:type="pct"/>
+            <w:shd w:val="clear" w:color="auto" w:fill="FFFFFF"/>
+            <w:tcMar>
+              <w:top w:w="0" w:type="dxa"/>
+              <w:left w:w="85" w:type="dxa"/>
+              <w:bottom w:w="0" w:type="dxa"/>
+              <w:right w:w="85" w:type="dxa"/>
+            </w:tcMar>
+            <w:vAlign w:val="center"/>
+            <w:hideMark/>
+          </w:tcPr>
+          <w:p>
+            <w:pPr>
+              <w:pStyle w:val="Sinespaciado"/>
+              <w:rPr>
+                <w:b/>
+                <w:bCs/>
+                <w:lang w:val="es-BO"/>
+              </w:rPr>
+            </w:pPr>
+            <w:r>
+              <w:rPr>
+                <w:b/>
+                <w:bCs/>
+                <w:lang w:val="es-BO"/>
+              </w:rPr>
+              <w:t>Pregunta</w:t>
+            </w:r>
+          </w:p>
+        </w:tc>
+        <w:tc>
+          <w:tcPr>
+            <w:tcW w:w="3520" w:type="pct"/>
+            <w:shd w:val="clear" w:color="auto" w:fill="FFFFFF"/>
+            <w:tcMar>
+              <w:top w:w="0" w:type="dxa"/>
+              <w:left w:w="85" w:type="dxa"/>
+              <w:bottom w:w="0" w:type="dxa"/>
+              <w:right w:w="85" w:type="dxa"/>
+            </w:tcMar>
+            <w:vAlign w:val="center"/>
+            <w:hideMark/>
+          </w:tcPr>
+          <w:p>
+            <w:pPr>
+              <w:pStyle w:val="Sinespaciado"/>
+              <w:rPr>
+                <w:b/>
+                <w:bCs/>
+                <w:lang w:val="es-BO"/>
+              </w:rPr>
+            </w:pPr>
+            <w:r>
+              <w:rPr>
+                <w:b/>
+                <w:bCs/>
+                <w:lang w:val="es-BO"/>
+              </w:rPr>
+              <w:t>Respuesta basada en evidencia</w:t>
+            </w:r>
+          </w:p>
+        </w:tc>
+      </w:tr>
+      <w:tr>
+        <w:tc>
+          <w:tcPr>
+            <w:tcW w:w="1480" w:type="pct"/>
+            <w:shd w:val="clear" w:color="auto" w:fill="FFFFFF"/>
+            <w:tcMar>
+              <w:top w:w="0" w:type="dxa"/>
+              <w:left w:w="85" w:type="dxa"/>
+              <w:bottom w:w="0" w:type="dxa"/>
+              <w:right w:w="85" w:type="dxa"/>
+            </w:tcMar>
+            <w:vAlign w:val="center"/>
+            <w:hideMark/>
+          </w:tcPr>
+          <w:p>
+            <w:pPr>
+              <w:pStyle w:val="Sinespaciado"/>
+              <w:rPr>
+                <w:lang w:val="es-BO"/>
+              </w:rPr>
+            </w:pPr>
+            <w:r>
+              <w:rPr>
+                <w:b/>
+                <w:bCs/>
+                <w:lang w:val="es-BO"/>
+              </w:rPr>
+              <w:t>¿El equipo TI tiene experiencia específica en droguerías o farmacias?</w:t>
+            </w:r>
+          </w:p>
+        </w:tc>
+        <w:tc>
+          <w:tcPr>
+            <w:tcW w:w="3520" w:type="pct"/>
+            <w:shd w:val="clear" w:color="auto" w:fill="FFFFFF"/>
+            <w:tcMar>
+              <w:top w:w="0" w:type="dxa"/>
+              <w:left w:w="85" w:type="dxa"/>
+              <w:bottom w:w="0" w:type="dxa"/>
+              <w:right w:w="85" w:type="dxa"/>
+            </w:tcMar>
+            <w:vAlign w:val="center"/>
+            <w:hideMark/>
+          </w:tcPr>
+          <w:p>
+            <w:pPr>
+              <w:pStyle w:val="Sinespaciado"/>
+              <w:rPr>
+                <w:lang w:val="es-BO"/>
+              </w:rPr>
+            </w:pPr>
+            <w:r>
+              <w:rPr>
+                <w:b/>
+                <w:bCs/>
+                <w:lang w:val="es-BO"/>
+              </w:rPr>
+              <w:t>Parcialmente.</w:t>
+            </w:r>
+            <w:r>
+              <w:rPr>
+                <w:lang w:val="es-BO"/>
+              </w:rPr>
+              <w:t> Solo el Jefe de Sistemas (Colaborador A) tiene experiencia previa en el rubro (2 años en una farmacia minorista). El Técnico de Soporte y el Administrador de BD carecen de dicha experiencia. Se recomienda reforzar la capacitación específica en procesos farmacéuticos.</w:t>
+            </w:r>
+          </w:p>
+        </w:tc>
+      </w:tr>
+      <w:tr>
+        <w:tc>
+          <w:tcPr>
+            <w:tcW w:w="1480" w:type="pct"/>
+            <w:shd w:val="clear" w:color="auto" w:fill="FFFFFF"/>
+            <w:tcMar>
+              <w:top w:w="0" w:type="dxa"/>
+              <w:left w:w="85" w:type="dxa"/>
+              <w:bottom w:w="0" w:type="dxa"/>
+              <w:right w:w="85" w:type="dxa"/>
+            </w:tcMar>
+            <w:vAlign w:val="center"/>
+            <w:hideMark/>
+          </w:tcPr>
+          <w:p>
+            <w:pPr>
+              <w:pStyle w:val="Sinespaciado"/>
+              <w:rPr>
+                <w:lang w:val="es-BO"/>
+              </w:rPr>
+            </w:pPr>
+            <w:r>
+              <w:rPr>
+                <w:b/>
+                <w:bCs/>
+                <w:lang w:val="es-BO"/>
+              </w:rPr>
+              <w:t>¿Han trabajado con sistemas de inventario de medicamentos controlados?</w:t>
+            </w:r>
+          </w:p>
+        </w:tc>
+        <w:tc>
+          <w:tcPr>
+            <w:tcW w:w="3520" w:type="pct"/>
+            <w:shd w:val="clear" w:color="auto" w:fill="FFFFFF"/>
+            <w:tcMar>
+              <w:top w:w="0" w:type="dxa"/>
+              <w:left w:w="85" w:type="dxa"/>
+              <w:bottom w:w="0" w:type="dxa"/>
+              <w:right w:w="85" w:type="dxa"/>
+            </w:tcMar>
+            <w:vAlign w:val="center"/>
+            <w:hideMark/>
+          </w:tcPr>
+          <w:p>
+            <w:pPr>
+              <w:pStyle w:val="Sinespaciado"/>
+              <w:rPr>
+                <w:lang w:val="es-BO"/>
+              </w:rPr>
+            </w:pPr>
+            <w:r>
+              <w:rPr>
+                <w:b/>
+                <w:bCs/>
+                <w:lang w:val="es-BO"/>
+              </w:rPr>
+              <w:t>Limitada.</w:t>
+            </w:r>
+            <w:r>
+              <w:rPr>
+                <w:lang w:val="es-BO"/>
+              </w:rPr>
+              <w:t> El Jefe de Sistemas tuvo exposición superficial, pero no implementación directa. Los demás colaboradores no tienen experiencia en este ámbito. Esto representa una </w:t>
+            </w:r>
+            <w:r>
+              <w:rPr>
+                <w:b/>
+                <w:bCs/>
+                <w:lang w:val="es-BO"/>
+              </w:rPr>
+              <w:t>brecha de conocimiento</w:t>
+            </w:r>
+            <w:r>
+              <w:rPr>
+                <w:lang w:val="es-BO"/>
+              </w:rPr>
+              <w:t> que debe ser mitigada mediante capacitación o asesoría externa.</w:t>
+            </w:r>
+          </w:p>
+        </w:tc>
+      </w:tr>
+    </w:tbl>
+    <w:p>
+      <w:pPr>
+        <w:pStyle w:val="Sinespaciado"/>
+        <w:rPr>
+          <w:lang w:val="es-BO"/>
+        </w:rPr>
+      </w:pPr>
+    </w:p>
+    <w:p>
+      <w:pPr>
+        <w:pStyle w:val="Ttulo2"/>
+      </w:pPr>
+      <w:bookmarkStart w:id="20" w:name="_Toc228869307"/>
+      <w:r>
+        <w:t>Capacitación</w:t>
+      </w:r>
+      <w:bookmarkEnd w:id="20"/>
+    </w:p>
+    <w:p>
+      <w:pPr>
+        <w:pStyle w:val="Prrafodelista"/>
         <w:numPr>
           <w:ilvl w:val="1"/>
           <w:numId w:val="20"/>
         </w:numPr>
-        <w:rPr>
-          <w:i/>
-          <w:iCs/>
-        </w:rPr>
-      </w:pPr>
-      <w:r>
-        <w:rPr>
-          <w:i/>
-          <w:iCs/>
-        </w:rPr>
-        <w:t>Evaluación de títulos y grados obtenidos:</w:t>
-      </w:r>
-    </w:p>
-    <w:p>
-      <w:pPr>
+      </w:pPr>
+      <w:r>
+        <w:t>Evaluación de programas de entrenamiento continuo:</w:t>
+      </w:r>
+    </w:p>
+    <w:p>
+      <w:pPr>
+        <w:pStyle w:val="Prrafodelista"/>
         <w:numPr>
           <w:ilvl w:val="2"/>
           <w:numId w:val="20"/>
         </w:numPr>
-        <w:rPr>
-          <w:i/>
-          <w:iCs/>
-        </w:rPr>
-      </w:pPr>
-      <w:r>
-        <w:rPr>
-          <w:i/>
-          <w:iCs/>
-        </w:rPr>
-        <w:t>¿El Jefe de Sistemas es Ingeniero de Sistemas, Técnico o autodidacta?</w:t>
-      </w:r>
-    </w:p>
-    <w:p>
-      <w:pPr>
+      </w:pPr>
+      <w:r>
+        <w:t>¿Han recibido capacitación en el sistema de inventarios actual?</w:t>
+      </w:r>
+    </w:p>
+    <w:p>
+      <w:pPr>
+        <w:pStyle w:val="Prrafodelista"/>
         <w:numPr>
           <w:ilvl w:val="2"/>
           <w:numId w:val="20"/>
         </w:numPr>
-        <w:rPr>
-          <w:i/>
-          <w:iCs/>
-        </w:rPr>
-      </w:pPr>
-      <w:r>
-        <w:rPr>
-          <w:i/>
-          <w:iCs/>
-        </w:rPr>
-        <w:t>¿Existe coherencia entre la carrera cursada y las funciones asignadas?</w:t>
-      </w:r>
-    </w:p>
-    <w:p>
-      <w:pPr>
+      </w:pPr>
+      <w:r>
+        <w:t>¿Existe plan de capacitación anual en seguridad de la información?</w:t>
+      </w:r>
+    </w:p>
+    <w:p>
+      <w:pPr>
+        <w:pStyle w:val="Prrafodelista"/>
+        <w:numPr>
+          <w:ilvl w:val="2"/>
+          <w:numId w:val="20"/>
+        </w:numPr>
+      </w:pPr>
+      <w:r>
+        <w:t>¿El personal conoce procedimientos de recuperación ante desastres?</w:t>
+      </w:r>
+    </w:p>
+    <w:p>
+      <w:pPr>
+        <w:pStyle w:val="Prrafodelista"/>
         <w:numPr>
           <w:ilvl w:val="1"/>
           <w:numId w:val="20"/>
         </w:numPr>
-        <w:rPr>
-          <w:i/>
-          <w:iCs/>
-        </w:rPr>
-      </w:pPr>
-      <w:r>
-        <w:rPr>
-          <w:i/>
-          <w:iCs/>
-        </w:rPr>
-        <w:t>Verificación de títulos mediante documentos soporte (certificados, diplomas).</w:t>
+      </w:pPr>
+      <w:r>
+        <w:t>Evidencia solicitada: Certificados de cursos, registros de asistencia, temarios.</w:t>
       </w:r>
     </w:p>
     <w:p>
       <w:pPr>
         <w:pStyle w:val="Ttulo2"/>
       </w:pPr>
-      <w:bookmarkStart w:id="19" w:name="_Toc228869306"/>
-      <w:r>
-        <w:t>Experiencia Laboral</w:t>
-      </w:r>
-      <w:bookmarkEnd w:id="19"/>
-    </w:p>
-    <w:p>
-      <w:pPr>
+      <w:bookmarkStart w:id="21" w:name="_Toc228869308"/>
+      <w:r>
+        <w:t>Perfil Profesional</w:t>
+      </w:r>
+      <w:bookmarkEnd w:id="21"/>
+    </w:p>
+    <w:p>
+      <w:pPr>
+        <w:pStyle w:val="Prrafodelista"/>
         <w:numPr>
           <w:ilvl w:val="1"/>
           <w:numId w:val="20"/>
         </w:numPr>
-        <w:rPr>
-          <w:i/>
-          <w:iCs/>
-        </w:rPr>
-      </w:pPr>
-      <w:r>
-        <w:rPr>
-          <w:i/>
-          <w:iCs/>
-        </w:rPr>
-        <w:t>Análisis de años de trayectoria y rubros previos:</w:t>
-      </w:r>
-    </w:p>
-    <w:p>
-      <w:pPr>
+      </w:pPr>
+      <w:r>
+        <w:lastRenderedPageBreak/>
+        <w:t>Análisis de competencias por puesto:</w:t>
+      </w:r>
+    </w:p>
+    <w:p>
+      <w:pPr>
+        <w:pStyle w:val="Prrafodelista"/>
         <w:numPr>
           <w:ilvl w:val="2"/>
           <w:numId w:val="20"/>
         </w:numPr>
-        <w:rPr>
-          <w:i/>
-          <w:iCs/>
-        </w:rPr>
-      </w:pPr>
-      <w:r>
-        <w:rPr>
-          <w:i/>
-          <w:iCs/>
-        </w:rPr>
-        <w:t>¿El equipo TI tiene experiencia específica en droguerías o farmacias?</w:t>
-      </w:r>
-    </w:p>
-    <w:p>
-      <w:pPr>
+      </w:pPr>
+      <w:r>
+        <w:t xml:space="preserve">Administrador de Sistemas: Debe dominar bases de datos, </w:t>
+      </w:r>
+      <w:proofErr w:type="spellStart"/>
+      <w:r>
+        <w:t>backups</w:t>
+      </w:r>
+      <w:proofErr w:type="spellEnd"/>
+      <w:r>
+        <w:t xml:space="preserve"> y gestión de usuarios.</w:t>
+      </w:r>
+    </w:p>
+    <w:p>
+      <w:pPr>
+        <w:pStyle w:val="Prrafodelista"/>
         <w:numPr>
           <w:ilvl w:val="2"/>
           <w:numId w:val="20"/>
         </w:numPr>
-        <w:rPr>
-          <w:i/>
-          <w:iCs/>
-        </w:rPr>
-      </w:pPr>
-      <w:r>
-        <w:rPr>
-          <w:i/>
-          <w:iCs/>
-        </w:rPr>
-        <w:t>¿Han trabajado con sistemas de inventario de medicamentos controlados?</w:t>
-      </w:r>
-    </w:p>
-    <w:p>
-      <w:pPr>
+      </w:pPr>
+      <w:r>
+        <w:t>Soporte Técnico: Debe resolver incidencias de inventario (lentitud, errores de registro).</w:t>
+      </w:r>
+    </w:p>
+    <w:p>
+      <w:pPr>
+        <w:pStyle w:val="Prrafodelista"/>
+        <w:numPr>
+          <w:ilvl w:val="2"/>
+          <w:numId w:val="20"/>
+        </w:numPr>
+      </w:pPr>
+      <w:r>
+        <w:t>Desarrollador (si existe): Debe aplicar gestión de cambios controlada.</w:t>
+      </w:r>
+    </w:p>
+    <w:p>
+      <w:pPr>
+        <w:pStyle w:val="Prrafodelista"/>
         <w:numPr>
           <w:ilvl w:val="1"/>
           <w:numId w:val="20"/>
         </w:numPr>
-        <w:rPr>
-          <w:i/>
-          <w:iCs/>
-        </w:rPr>
-      </w:pPr>
-      <w:r>
-        <w:rPr>
-          <w:i/>
-          <w:iCs/>
-        </w:rPr>
-        <w:t>Evaluación de antigüedad en Droguería Inti S.A. (estabilidad vs. rotación).</w:t>
-      </w:r>
-    </w:p>
-    <w:p>
-      <w:pPr>
+      </w:pPr>
+      <w:r>
+        <w:t>Evaluación de habilidades blandas:</w:t>
+      </w:r>
+    </w:p>
+    <w:p>
+      <w:pPr>
+        <w:pStyle w:val="Prrafodelista"/>
+        <w:numPr>
+          <w:ilvl w:val="2"/>
+          <w:numId w:val="20"/>
+        </w:numPr>
+      </w:pPr>
+      <w:r>
+        <w:t>Trabajo en equipo, comunicación con usuarios no técnicos, resolución de problemas.</w:t>
+      </w:r>
+    </w:p>
+    <w:p>
+      <w:pPr>
+        <w:pStyle w:val="Prrafodelista"/>
         <w:numPr>
           <w:ilvl w:val="1"/>
           <w:numId w:val="20"/>
         </w:numPr>
-        <w:rPr>
-          <w:i/>
-          <w:iCs/>
-        </w:rPr>
-      </w:pPr>
-      <w:r>
-        <w:rPr>
-          <w:i/>
-          <w:iCs/>
-        </w:rPr>
-        <w:t>Verificación de referencias laborales (si aplica).</w:t>
+      </w:pPr>
+      <w:r>
+        <w:t>Comparación entre el perfil requerido (manual de funciones) vs. perfil real (observación y entrevistas).</w:t>
       </w:r>
     </w:p>
     <w:p>
       <w:pPr>
         <w:pStyle w:val="Ttulo2"/>
       </w:pPr>
-      <w:bookmarkStart w:id="20" w:name="_Toc228869307"/>
-      <w:r>
-        <w:t>Capacitación</w:t>
-      </w:r>
-      <w:bookmarkEnd w:id="20"/>
-    </w:p>
-    <w:p>
-      <w:pPr>
+      <w:bookmarkStart w:id="22" w:name="_Toc228869309"/>
+      <w:r>
+        <w:t>Radar de Capital Humano</w:t>
+      </w:r>
+      <w:r>
+        <w:t xml:space="preserve"> de</w:t>
+      </w:r>
+      <w:r>
+        <w:t xml:space="preserve"> TI</w:t>
+      </w:r>
+      <w:bookmarkEnd w:id="22"/>
+    </w:p>
+    <w:p>
+      <w:pPr>
+        <w:pStyle w:val="Prrafodelista"/>
         <w:numPr>
           <w:ilvl w:val="1"/>
           <w:numId w:val="20"/>
         </w:numPr>
-        <w:rPr>
-          <w:i/>
-          <w:iCs/>
-        </w:rPr>
-      </w:pPr>
-      <w:r>
-        <w:rPr>
-          <w:i/>
-          <w:iCs/>
-        </w:rPr>
-        <w:t>Evaluación de programas de entrenamiento continuo:</w:t>
-      </w:r>
-    </w:p>
-    <w:p>
-      <w:pPr>
+      </w:pPr>
+      <w:r>
+        <w:t>Evaluación integral del equipo:</w:t>
+      </w:r>
+    </w:p>
+    <w:p>
+      <w:pPr>
+        <w:pStyle w:val="Prrafodelista"/>
         <w:numPr>
           <w:ilvl w:val="2"/>
           <w:numId w:val="20"/>
         </w:numPr>
-        <w:rPr>
-          <w:i/>
-          <w:iCs/>
-        </w:rPr>
-      </w:pPr>
-      <w:r>
-        <w:rPr>
-          <w:i/>
-          <w:iCs/>
-        </w:rPr>
-        <w:t>¿Han recibido capacitación en el sistema de inventarios actual?</w:t>
-      </w:r>
-    </w:p>
-    <w:p>
-      <w:pPr>
+      </w:pPr>
+      <w:r>
+        <w:t>¿El enfoque es reactivo (apaga incendios) o preventivo?</w:t>
+      </w:r>
+    </w:p>
+    <w:p>
+      <w:pPr>
+        <w:pStyle w:val="Prrafodelista"/>
         <w:numPr>
           <w:ilvl w:val="2"/>
           <w:numId w:val="20"/>
         </w:numPr>
-        <w:rPr>
-          <w:i/>
-          <w:iCs/>
-        </w:rPr>
-      </w:pPr>
-      <w:r>
-        <w:rPr>
-          <w:i/>
-          <w:iCs/>
-        </w:rPr>
-        <w:t>¿Existe plan de capacitación anual en seguridad de la información?</w:t>
-      </w:r>
-    </w:p>
-    <w:p>
-      <w:pPr>
+      </w:pPr>
+      <w:r>
+        <w:t>¿Existe documentación del conocimiento o depende de personas específicas?</w:t>
+      </w:r>
+    </w:p>
+    <w:p>
+      <w:pPr>
+        <w:pStyle w:val="Prrafodelista"/>
+        <w:numPr>
+          <w:ilvl w:val="1"/>
+          <w:numId w:val="20"/>
+        </w:numPr>
+      </w:pPr>
+      <w:r>
+        <w:t>Análisis de carga laboral: ¿Cuántos usuarios soporta cada técnico?</w:t>
+      </w:r>
+    </w:p>
+    <w:p>
+      <w:pPr>
+        <w:pStyle w:val="Ttulo2"/>
+      </w:pPr>
+      <w:bookmarkStart w:id="23" w:name="_Toc228869310"/>
+      <w:r>
+        <w:t>Gestión del Conocimiento</w:t>
+      </w:r>
+      <w:bookmarkEnd w:id="23"/>
+    </w:p>
+    <w:p>
+      <w:pPr>
+        <w:pStyle w:val="Prrafodelista"/>
+        <w:numPr>
+          <w:ilvl w:val="1"/>
+          <w:numId w:val="20"/>
+        </w:numPr>
+      </w:pPr>
+      <w:r>
+        <w:t>¿Qué pasa si el administrador del sistema renuncia?</w:t>
+      </w:r>
+    </w:p>
+    <w:p>
+      <w:pPr>
+        <w:pStyle w:val="Prrafodelista"/>
+        <w:numPr>
+          <w:ilvl w:val="1"/>
+          <w:numId w:val="20"/>
+        </w:numPr>
+      </w:pPr>
+      <w:r>
+        <w:t>Evaluación de documentación técnica: diagramas, manuales, contraseñas de respaldo.</w:t>
+      </w:r>
+    </w:p>
+    <w:p>
+      <w:pPr>
+        <w:pStyle w:val="Prrafodelista"/>
+        <w:numPr>
+          <w:ilvl w:val="1"/>
+          <w:numId w:val="20"/>
+        </w:numPr>
+      </w:pPr>
+      <w:r>
+        <w:t>Principio auditado: "Lo que no está documentado, no puede ser auditado".</w:t>
+      </w:r>
+    </w:p>
+    <w:p>
+      <w:pPr>
+        <w:pStyle w:val="Ttulo2"/>
+      </w:pPr>
+      <w:bookmarkStart w:id="24" w:name="_Toc228869311"/>
+      <w:r>
+        <w:t>Percepción del Usuario (Cuestionarios)</w:t>
+      </w:r>
+      <w:bookmarkEnd w:id="24"/>
+    </w:p>
+    <w:p>
+      <w:pPr>
+        <w:pStyle w:val="Prrafodelista"/>
+        <w:numPr>
+          <w:ilvl w:val="1"/>
+          <w:numId w:val="20"/>
+        </w:numPr>
+      </w:pPr>
+      <w:r>
+        <w:lastRenderedPageBreak/>
+        <w:t>Resultados de encuestas a operadores del sistema sobre:</w:t>
+      </w:r>
+    </w:p>
+    <w:p>
+      <w:pPr>
+        <w:pStyle w:val="Prrafodelista"/>
         <w:numPr>
           <w:ilvl w:val="2"/>
           <w:numId w:val="20"/>
         </w:numPr>
-        <w:rPr>
-          <w:i/>
-          <w:iCs/>
-        </w:rPr>
-      </w:pPr>
-      <w:r>
-        <w:rPr>
-          <w:i/>
-          <w:iCs/>
-        </w:rPr>
-        <w:t>¿El personal conoce procedimientos de recuperación ante desastres?</w:t>
-      </w:r>
-    </w:p>
-    <w:p>
-      <w:pPr>
-        <w:numPr>
-          <w:ilvl w:val="1"/>
-          <w:numId w:val="20"/>
-        </w:numPr>
-        <w:rPr>
-          <w:i/>
-          <w:iCs/>
-        </w:rPr>
-      </w:pPr>
-      <w:r>
-        <w:rPr>
-          <w:i/>
-          <w:iCs/>
-        </w:rPr>
-        <w:t>Evidencia solicitada: Certificados de cursos, registros de asistencia, temarios.</w:t>
-      </w:r>
-    </w:p>
-    <w:p>
-      <w:pPr>
-        <w:pStyle w:val="Ttulo2"/>
-      </w:pPr>
-      <w:bookmarkStart w:id="21" w:name="_Toc228869308"/>
-      <w:r>
-        <w:lastRenderedPageBreak/>
-        <w:t>Perfil Profesional</w:t>
-      </w:r>
-      <w:bookmarkEnd w:id="21"/>
-    </w:p>
-    <w:p>
-      <w:pPr>
-        <w:numPr>
-          <w:ilvl w:val="1"/>
-          <w:numId w:val="20"/>
-        </w:numPr>
-        <w:rPr>
-          <w:i/>
-          <w:iCs/>
-        </w:rPr>
-      </w:pPr>
-      <w:r>
-        <w:rPr>
-          <w:i/>
-          <w:iCs/>
-        </w:rPr>
-        <w:t>Análisis de competencias por puesto:</w:t>
-      </w:r>
-    </w:p>
-    <w:p>
-      <w:pPr>
+      </w:pPr>
+      <w:r>
+        <w:t>Tiempo de respuesta del equipo TI.</w:t>
+      </w:r>
+    </w:p>
+    <w:p>
+      <w:pPr>
+        <w:pStyle w:val="Prrafodelista"/>
         <w:numPr>
           <w:ilvl w:val="2"/>
           <w:numId w:val="20"/>
         </w:numPr>
-        <w:rPr>
-          <w:i/>
-          <w:iCs/>
-        </w:rPr>
-      </w:pPr>
-      <w:r>
-        <w:rPr>
-          <w:i/>
-          <w:iCs/>
-        </w:rPr>
-        <w:t xml:space="preserve">Administrador de Sistemas: Debe dominar bases de datos, </w:t>
-      </w:r>
-      <w:proofErr w:type="spellStart"/>
-      <w:r>
-        <w:rPr>
-          <w:i/>
-          <w:iCs/>
-        </w:rPr>
-        <w:t>backups</w:t>
-      </w:r>
-      <w:proofErr w:type="spellEnd"/>
-      <w:r>
-        <w:rPr>
-          <w:i/>
-          <w:iCs/>
-        </w:rPr>
-        <w:t xml:space="preserve"> y gestión de usuarios.</w:t>
-      </w:r>
-    </w:p>
-    <w:p>
-      <w:pPr>
+      </w:pPr>
+      <w:r>
+        <w:t>Claridad en la enseñanza del sistema.</w:t>
+      </w:r>
+    </w:p>
+    <w:p>
+      <w:pPr>
+        <w:pStyle w:val="Prrafodelista"/>
         <w:numPr>
           <w:ilvl w:val="2"/>
           <w:numId w:val="20"/>
         </w:numPr>
-        <w:rPr>
-          <w:i/>
-          <w:iCs/>
-        </w:rPr>
-      </w:pPr>
-      <w:r>
-        <w:rPr>
-          <w:i/>
-          <w:iCs/>
-        </w:rPr>
-        <w:t>Soporte Técnico: Debe resolver incidencias de inventario (lentitud, errores de registro).</w:t>
-      </w:r>
-    </w:p>
-    <w:p>
-      <w:pPr>
-        <w:numPr>
-          <w:ilvl w:val="2"/>
-          <w:numId w:val="20"/>
-        </w:numPr>
-        <w:rPr>
-          <w:i/>
-          <w:iCs/>
-        </w:rPr>
-      </w:pPr>
-      <w:r>
-        <w:rPr>
-          <w:i/>
-          <w:iCs/>
-        </w:rPr>
-        <w:t>Desarrollador (si existe): Debe aplicar gestión de cambios controlada.</w:t>
-      </w:r>
-    </w:p>
-    <w:p>
-      <w:pPr>
-        <w:numPr>
-          <w:ilvl w:val="1"/>
-          <w:numId w:val="20"/>
-        </w:numPr>
-        <w:rPr>
-          <w:i/>
-          <w:iCs/>
-        </w:rPr>
-      </w:pPr>
-      <w:r>
-        <w:rPr>
-          <w:i/>
-          <w:iCs/>
-        </w:rPr>
-        <w:t>Evaluación de habilidades blandas:</w:t>
-      </w:r>
-    </w:p>
-    <w:p>
-      <w:pPr>
-        <w:numPr>
-          <w:ilvl w:val="2"/>
-          <w:numId w:val="20"/>
-        </w:numPr>
-        <w:rPr>
-          <w:i/>
-          <w:iCs/>
-        </w:rPr>
-      </w:pPr>
-      <w:r>
-        <w:rPr>
-          <w:i/>
-          <w:iCs/>
-        </w:rPr>
-        <w:t>Trabajo en equipo, comunicación con usuarios no técnicos, resolución de problemas.</w:t>
-      </w:r>
-    </w:p>
-    <w:p>
-      <w:pPr>
-        <w:numPr>
-          <w:ilvl w:val="1"/>
-          <w:numId w:val="20"/>
-        </w:numPr>
-        <w:rPr>
-          <w:i/>
-          <w:iCs/>
-        </w:rPr>
-      </w:pPr>
-      <w:r>
-        <w:rPr>
-          <w:i/>
-          <w:iCs/>
-        </w:rPr>
-        <w:t>Comparación entre el perfil requerido (manual de funciones) vs. perfil real (observación y entrevistas).</w:t>
-      </w:r>
+      </w:pPr>
+      <w:r>
+        <w:t>Frecuencia de fallos y solución de incidentes.</w:t>
+      </w:r>
+    </w:p>
+    <w:p>
+      <w:pPr>
+        <w:pStyle w:val="Ttulo1"/>
+      </w:pPr>
+      <w:bookmarkStart w:id="25" w:name="_Toc228869312"/>
+      <w:r>
+        <w:t>Procedimiento de Recopilación de Evidencia (Metodología aplicada)</w:t>
+      </w:r>
+      <w:bookmarkEnd w:id="25"/>
     </w:p>
     <w:p>
       <w:pPr>
         <w:pStyle w:val="Ttulo2"/>
       </w:pPr>
-      <w:bookmarkStart w:id="22" w:name="_Toc228869309"/>
-      <w:r>
-        <w:t>Radar de Capital Humano</w:t>
-      </w:r>
-      <w:r>
-        <w:t xml:space="preserve"> de</w:t>
-      </w:r>
-      <w:r>
-        <w:t xml:space="preserve"> TI</w:t>
-      </w:r>
-      <w:bookmarkEnd w:id="22"/>
-    </w:p>
-    <w:p>
-      <w:pPr>
-        <w:numPr>
-          <w:ilvl w:val="1"/>
-          <w:numId w:val="20"/>
-        </w:numPr>
-        <w:rPr>
-          <w:i/>
-          <w:iCs/>
-        </w:rPr>
-      </w:pPr>
-      <w:r>
-        <w:rPr>
-          <w:i/>
-          <w:iCs/>
-        </w:rPr>
-        <w:t>Evaluación integral del equipo:</w:t>
-      </w:r>
-    </w:p>
-    <w:p>
-      <w:pPr>
-        <w:numPr>
-          <w:ilvl w:val="2"/>
-          <w:numId w:val="20"/>
-        </w:numPr>
-        <w:rPr>
-          <w:i/>
-          <w:iCs/>
-        </w:rPr>
-      </w:pPr>
-      <w:r>
-        <w:rPr>
-          <w:i/>
-          <w:iCs/>
-        </w:rPr>
-        <w:t>¿El enfoque es reactivo (apaga incendios) o preventivo?</w:t>
-      </w:r>
-    </w:p>
-    <w:p>
-      <w:pPr>
-        <w:numPr>
-          <w:ilvl w:val="2"/>
-          <w:numId w:val="20"/>
-        </w:numPr>
-        <w:rPr>
-          <w:i/>
-          <w:iCs/>
-        </w:rPr>
-      </w:pPr>
-      <w:r>
-        <w:rPr>
-          <w:i/>
-          <w:iCs/>
-        </w:rPr>
-        <w:t>¿Existe documentación del conocimiento o depende de personas específicas?</w:t>
-      </w:r>
-    </w:p>
-    <w:p>
-      <w:pPr>
-        <w:numPr>
-          <w:ilvl w:val="1"/>
-          <w:numId w:val="20"/>
-        </w:numPr>
-        <w:rPr>
-          <w:i/>
-          <w:iCs/>
-        </w:rPr>
-      </w:pPr>
-      <w:r>
-        <w:rPr>
-          <w:i/>
-          <w:iCs/>
-        </w:rPr>
-        <w:t>Análisis de carga laboral: ¿Cuántos usuarios soporta cada técnico?</w:t>
-      </w:r>
+      <w:bookmarkStart w:id="26" w:name="_Toc228869313"/>
+      <w:r>
+        <w:t>Revisión Documental: Políticas, manuales, organigramas, currículums, certificados.</w:t>
+      </w:r>
+      <w:bookmarkEnd w:id="26"/>
     </w:p>
     <w:p>
       <w:pPr>
         <w:pStyle w:val="Ttulo2"/>
       </w:pPr>
-      <w:bookmarkStart w:id="23" w:name="_Toc228869310"/>
-      <w:r>
-        <w:t>Gestión del Conocimiento</w:t>
-      </w:r>
-      <w:bookmarkEnd w:id="23"/>
-    </w:p>
-    <w:p>
-      <w:pPr>
-        <w:numPr>
-          <w:ilvl w:val="1"/>
-          <w:numId w:val="20"/>
-        </w:numPr>
-        <w:rPr>
-          <w:i/>
-          <w:iCs/>
-        </w:rPr>
-      </w:pPr>
-      <w:r>
-        <w:rPr>
-          <w:i/>
-          <w:iCs/>
-        </w:rPr>
-        <w:t>¿Qué pasa si el administrador del sistema renuncia?</w:t>
-      </w:r>
-    </w:p>
-    <w:p>
-      <w:pPr>
-        <w:numPr>
-          <w:ilvl w:val="1"/>
-          <w:numId w:val="20"/>
-        </w:numPr>
-        <w:rPr>
-          <w:i/>
-          <w:iCs/>
-        </w:rPr>
-      </w:pPr>
-      <w:r>
-        <w:rPr>
-          <w:i/>
-          <w:iCs/>
-        </w:rPr>
-        <w:t>Evaluación de documentación técnica: diagramas, manuales, contraseñas de respaldo.</w:t>
-      </w:r>
-    </w:p>
-    <w:p>
-      <w:pPr>
-        <w:numPr>
-          <w:ilvl w:val="1"/>
-          <w:numId w:val="20"/>
-        </w:numPr>
-        <w:rPr>
-          <w:i/>
-          <w:iCs/>
-        </w:rPr>
-      </w:pPr>
-      <w:r>
-        <w:rPr>
-          <w:i/>
-          <w:iCs/>
-        </w:rPr>
-        <w:t>Principio auditado: "Lo que no está documentado, no puede ser auditado".</w:t>
-      </w:r>
+      <w:bookmarkStart w:id="27" w:name="_Toc228869314"/>
+      <w:r>
+        <w:t>Entrevistas: Jefe de TI, Almacenero, Contador, Responsable de RRHH (sobre perfiles).</w:t>
+      </w:r>
+      <w:bookmarkEnd w:id="27"/>
     </w:p>
     <w:p>
       <w:pPr>
         <w:pStyle w:val="Ttulo2"/>
       </w:pPr>
-      <w:bookmarkStart w:id="24" w:name="_Toc228869311"/>
-      <w:r>
-        <w:lastRenderedPageBreak/>
-        <w:t>Percepción del Usuario (Cuestionarios)</w:t>
-      </w:r>
-      <w:bookmarkEnd w:id="24"/>
-    </w:p>
-    <w:p>
-      <w:pPr>
-        <w:numPr>
-          <w:ilvl w:val="1"/>
-          <w:numId w:val="20"/>
-        </w:numPr>
-        <w:rPr>
-          <w:i/>
-          <w:iCs/>
-        </w:rPr>
-      </w:pPr>
-      <w:r>
-        <w:rPr>
-          <w:i/>
-          <w:iCs/>
-        </w:rPr>
-        <w:t>Resultados de encuestas a operadores del sistema sobre:</w:t>
-      </w:r>
-    </w:p>
-    <w:p>
-      <w:pPr>
-        <w:numPr>
-          <w:ilvl w:val="2"/>
-          <w:numId w:val="20"/>
-        </w:numPr>
-        <w:rPr>
-          <w:i/>
-          <w:iCs/>
-        </w:rPr>
-      </w:pPr>
-      <w:r>
-        <w:rPr>
-          <w:i/>
-          <w:iCs/>
-        </w:rPr>
-        <w:t>Tiempo de respuesta del equipo TI.</w:t>
-      </w:r>
-    </w:p>
-    <w:p>
-      <w:pPr>
-        <w:numPr>
-          <w:ilvl w:val="2"/>
-          <w:numId w:val="20"/>
-        </w:numPr>
-        <w:rPr>
-          <w:i/>
-          <w:iCs/>
-        </w:rPr>
-      </w:pPr>
-      <w:r>
-        <w:rPr>
-          <w:i/>
-          <w:iCs/>
-        </w:rPr>
-        <w:t>Claridad en la enseñanza del sistema.</w:t>
-      </w:r>
-    </w:p>
-    <w:p>
-      <w:pPr>
-        <w:numPr>
-          <w:ilvl w:val="2"/>
-          <w:numId w:val="20"/>
-        </w:numPr>
-        <w:rPr>
-          <w:i/>
-          <w:iCs/>
-        </w:rPr>
-      </w:pPr>
-      <w:r>
-        <w:rPr>
-          <w:i/>
-          <w:iCs/>
-        </w:rPr>
-        <w:t>Frecuencia de fallos y solución de incidentes.</w:t>
-      </w:r>
+      <w:bookmarkStart w:id="28" w:name="_Toc228869315"/>
+      <w:r>
+        <w:t>Observación Directa: Jornada de "entrada de mercadería" y "toma de inventario físico".</w:t>
+      </w:r>
+      <w:bookmarkEnd w:id="28"/>
+    </w:p>
+    <w:p>
+      <w:pPr>
+        <w:pStyle w:val="Ttulo2"/>
+      </w:pPr>
+      <w:bookmarkStart w:id="29" w:name="_Toc228869316"/>
+      <w:r>
+        <w:t xml:space="preserve">Análisis de Registros: Logs de acceso, historial de cambios, reportes de </w:t>
+      </w:r>
+      <w:proofErr w:type="spellStart"/>
+      <w:r>
+        <w:t>backups</w:t>
+      </w:r>
+      <w:proofErr w:type="spellEnd"/>
+      <w:r>
+        <w:t>.</w:t>
+      </w:r>
+      <w:bookmarkEnd w:id="29"/>
+    </w:p>
+    <w:p>
+      <w:pPr>
+        <w:pStyle w:val="Ttulo2"/>
+      </w:pPr>
+      <w:bookmarkStart w:id="30" w:name="_Toc228869317"/>
+      <w:r>
+        <w:t>Cuestionarios: Encuesta anónima a usuarios del sistema de inventarios.</w:t>
+      </w:r>
+      <w:bookmarkEnd w:id="30"/>
     </w:p>
     <w:p>
       <w:pPr>
         <w:pStyle w:val="Ttulo1"/>
       </w:pPr>
-      <w:bookmarkStart w:id="25" w:name="_Toc228869312"/>
-      <w:r>
-        <w:t>Procedimiento de Recopilación de Evidencia (Metodología aplicada)</w:t>
-      </w:r>
-      <w:bookmarkEnd w:id="25"/>
+      <w:bookmarkStart w:id="31" w:name="_Toc228869318"/>
+      <w:r>
+        <w:t>Hallazgos y Diagnóstico Estructural</w:t>
+      </w:r>
+      <w:bookmarkEnd w:id="31"/>
     </w:p>
     <w:p>
       <w:pPr>
         <w:pStyle w:val="Ttulo2"/>
       </w:pPr>
-      <w:bookmarkStart w:id="26" w:name="_Toc228869313"/>
-      <w:r>
-        <w:t>Revisión Documental: Políticas, manuales, organigramas, currículums, certificados.</w:t>
-      </w:r>
-      <w:bookmarkEnd w:id="26"/>
-    </w:p>
-    <w:p>
-      <w:pPr>
-        <w:pStyle w:val="Ttulo2"/>
-      </w:pPr>
-      <w:bookmarkStart w:id="27" w:name="_Toc228869314"/>
-      <w:r>
-        <w:t>Entrevistas: Jefe de TI, Almacenero, Contador, Responsable de RRHH (sobre perfiles).</w:t>
-      </w:r>
-      <w:bookmarkEnd w:id="27"/>
-    </w:p>
-    <w:p>
-      <w:pPr>
-        <w:pStyle w:val="Ttulo2"/>
-      </w:pPr>
-      <w:bookmarkStart w:id="28" w:name="_Toc228869315"/>
-      <w:r>
-        <w:t>Observación Directa: Jornada de "entrada de mercadería" y "toma de inventario físico".</w:t>
-      </w:r>
-      <w:bookmarkEnd w:id="28"/>
-    </w:p>
-    <w:p>
-      <w:pPr>
-        <w:pStyle w:val="Ttulo2"/>
-      </w:pPr>
-      <w:bookmarkStart w:id="29" w:name="_Toc228869316"/>
-      <w:r>
-        <w:t xml:space="preserve">Análisis de Registros: Logs de acceso, historial de cambios, reportes de </w:t>
-      </w:r>
-      <w:proofErr w:type="spellStart"/>
-      <w:r>
-        <w:t>backups</w:t>
-      </w:r>
-      <w:proofErr w:type="spellEnd"/>
-      <w:r>
-        <w:t>.</w:t>
-      </w:r>
-      <w:bookmarkEnd w:id="29"/>
-    </w:p>
-    <w:p>
-      <w:pPr>
-        <w:pStyle w:val="Ttulo2"/>
-      </w:pPr>
-      <w:bookmarkStart w:id="30" w:name="_Toc228869317"/>
-      <w:r>
-        <w:t>Cuestionarios: Encuesta anónima a usuarios del sistema de inventarios.</w:t>
-      </w:r>
-      <w:bookmarkEnd w:id="30"/>
-    </w:p>
-    <w:p>
-      <w:pPr>
-        <w:pStyle w:val="Ttulo1"/>
-      </w:pPr>
-      <w:bookmarkStart w:id="31" w:name="_Toc228869318"/>
-      <w:r>
-        <w:t>Hallazgos y Diagnóstico Estructural</w:t>
-      </w:r>
-      <w:bookmarkEnd w:id="31"/>
-    </w:p>
-    <w:p>
-      <w:pPr>
-        <w:pStyle w:val="Ttulo2"/>
-      </w:pPr>
       <w:bookmarkStart w:id="32" w:name="_Toc228869319"/>
       <w:r>
         <w:t>Hallazgo 1 – Usuarios Compartidos</w:t>
@@ -5555,55 +10317,33 @@
     </w:p>
     <w:p>
       <w:pPr>
+        <w:pStyle w:val="Prrafodelista"/>
         <w:numPr>
           <w:ilvl w:val="1"/>
           <w:numId w:val="22"/>
         </w:numPr>
-        <w:rPr>
-          <w:i/>
-          <w:iCs/>
-        </w:rPr>
-      </w:pPr>
-      <w:r>
-        <w:rPr>
-          <w:i/>
-          <w:iCs/>
-        </w:rPr>
+      </w:pPr>
+      <w:r>
         <w:t>Evidencia: Múltiples empleados usan cuenta "</w:t>
       </w:r>
       <w:proofErr w:type="spellStart"/>
       <w:r>
-        <w:rPr>
-          <w:i/>
-          <w:iCs/>
-        </w:rPr>
         <w:t>Inventario_General</w:t>
       </w:r>
       <w:proofErr w:type="spellEnd"/>
       <w:r>
-        <w:rPr>
-          <w:i/>
-          <w:iCs/>
-        </w:rPr>
         <w:t>".</w:t>
       </w:r>
     </w:p>
     <w:p>
       <w:pPr>
+        <w:pStyle w:val="Prrafodelista"/>
         <w:numPr>
           <w:ilvl w:val="1"/>
           <w:numId w:val="22"/>
         </w:numPr>
-        <w:rPr>
-          <w:i/>
-          <w:iCs/>
-        </w:rPr>
-      </w:pPr>
-      <w:r>
-        <w:rPr>
-          <w:i/>
-          <w:iCs/>
-        </w:rPr>
+      </w:pPr>
+      <w:r>
         <w:t>Riesgo: Falta de trazabilidad.</w:t>
       </w:r>
     </w:p>
@@ -5627,55 +10367,33 @@
     </w:p>
     <w:p>
       <w:pPr>
+        <w:pStyle w:val="Prrafodelista"/>
         <w:numPr>
           <w:ilvl w:val="1"/>
           <w:numId w:val="22"/>
         </w:numPr>
-        <w:rPr>
-          <w:i/>
-          <w:iCs/>
-        </w:rPr>
-      </w:pPr>
-      <w:r>
-        <w:rPr>
-          <w:i/>
-          <w:iCs/>
-        </w:rPr>
+      </w:pPr>
+      <w:r>
         <w:t xml:space="preserve">Evidencia: </w:t>
       </w:r>
       <w:proofErr w:type="spellStart"/>
       <w:r>
-        <w:rPr>
-          <w:i/>
-          <w:iCs/>
-        </w:rPr>
         <w:t>Backups</w:t>
       </w:r>
       <w:proofErr w:type="spellEnd"/>
       <w:r>
-        <w:rPr>
-          <w:i/>
-          <w:iCs/>
-        </w:rPr>
         <w:t xml:space="preserve"> en USB personal, sin pruebas de restauración.</w:t>
       </w:r>
     </w:p>
     <w:p>
       <w:pPr>
+        <w:pStyle w:val="Prrafodelista"/>
         <w:numPr>
           <w:ilvl w:val="1"/>
           <w:numId w:val="22"/>
         </w:numPr>
-        <w:rPr>
-          <w:i/>
-          <w:iCs/>
-        </w:rPr>
-      </w:pPr>
-      <w:r>
-        <w:rPr>
-          <w:i/>
-          <w:iCs/>
-        </w:rPr>
+      </w:pPr>
+      <w:r>
         <w:t>Riesgo: Pérdida total de inventario.</w:t>
       </w:r>
     </w:p>
@@ -5691,39 +10409,25 @@
     </w:p>
     <w:p>
       <w:pPr>
+        <w:pStyle w:val="Prrafodelista"/>
         <w:numPr>
           <w:ilvl w:val="1"/>
           <w:numId w:val="22"/>
         </w:numPr>
-        <w:rPr>
-          <w:i/>
-          <w:iCs/>
-        </w:rPr>
-      </w:pPr>
-      <w:r>
-        <w:rPr>
-          <w:i/>
-          <w:iCs/>
-        </w:rPr>
+      </w:pPr>
+      <w:r>
         <w:t>Evidencia: Modificaciones "rápidas" sin documentación.</w:t>
       </w:r>
     </w:p>
     <w:p>
       <w:pPr>
+        <w:pStyle w:val="Prrafodelista"/>
         <w:numPr>
           <w:ilvl w:val="1"/>
           <w:numId w:val="22"/>
         </w:numPr>
-        <w:rPr>
-          <w:i/>
-          <w:iCs/>
-        </w:rPr>
-      </w:pPr>
-      <w:r>
-        <w:rPr>
-          <w:i/>
-          <w:iCs/>
-        </w:rPr>
+      </w:pPr>
+      <w:r>
         <w:t>Riesgo: Imposibilidad de reversión ante fallos.</w:t>
       </w:r>
     </w:p>
@@ -5733,46 +10437,32 @@
       </w:pPr>
       <w:bookmarkStart w:id="35" w:name="_Toc228869322"/>
       <w:r>
-        <w:lastRenderedPageBreak/>
         <w:t>Hallazgo 4 – Brecha en Perfiles de TI</w:t>
       </w:r>
       <w:bookmarkEnd w:id="35"/>
     </w:p>
     <w:p>
       <w:pPr>
+        <w:pStyle w:val="Prrafodelista"/>
         <w:numPr>
           <w:ilvl w:val="1"/>
           <w:numId w:val="22"/>
         </w:numPr>
-        <w:rPr>
-          <w:i/>
-          <w:iCs/>
-        </w:rPr>
-      </w:pPr>
-      <w:r>
-        <w:rPr>
-          <w:i/>
-          <w:iCs/>
-        </w:rPr>
+      </w:pPr>
+      <w:r>
+        <w:lastRenderedPageBreak/>
         <w:t>Evidencia (nuevo): Personal sin formación académica formal en sistemas.</w:t>
       </w:r>
     </w:p>
     <w:p>
       <w:pPr>
+        <w:pStyle w:val="Prrafodelista"/>
         <w:numPr>
           <w:ilvl w:val="1"/>
           <w:numId w:val="22"/>
         </w:numPr>
-        <w:rPr>
-          <w:i/>
-          <w:iCs/>
-        </w:rPr>
-      </w:pPr>
-      <w:r>
-        <w:rPr>
-          <w:i/>
-          <w:iCs/>
-        </w:rPr>
+      </w:pPr>
+      <w:r>
         <w:t>Riesgo: Malas prácticas de seguridad y dependencia externa.</w:t>
       </w:r>
     </w:p>
@@ -5788,55 +10478,33 @@
     </w:p>
     <w:p>
       <w:pPr>
+        <w:pStyle w:val="Prrafodelista"/>
         <w:numPr>
           <w:ilvl w:val="1"/>
           <w:numId w:val="22"/>
         </w:numPr>
-        <w:rPr>
-          <w:i/>
-          <w:iCs/>
-        </w:rPr>
-      </w:pPr>
-      <w:r>
-        <w:rPr>
-          <w:i/>
-          <w:iCs/>
-        </w:rPr>
+      </w:pPr>
+      <w:r>
         <w:t>Evidencia (nuevo): Sin planes de entrenamiento en los últimos 2 años.</w:t>
       </w:r>
     </w:p>
     <w:p>
       <w:pPr>
+        <w:pStyle w:val="Prrafodelista"/>
         <w:numPr>
           <w:ilvl w:val="1"/>
           <w:numId w:val="22"/>
         </w:numPr>
-        <w:rPr>
-          <w:i/>
-          <w:iCs/>
-        </w:rPr>
-      </w:pPr>
-      <w:r>
-        <w:rPr>
-          <w:i/>
-          <w:iCs/>
-        </w:rPr>
+      </w:pPr>
+      <w:r>
         <w:t>Riesgo: Desconocimiento de nuevas amenazas (</w:t>
       </w:r>
       <w:proofErr w:type="spellStart"/>
       <w:r>
-        <w:rPr>
-          <w:i/>
-          <w:iCs/>
-        </w:rPr>
         <w:t>ransomware</w:t>
       </w:r>
       <w:proofErr w:type="spellEnd"/>
       <w:r>
-        <w:rPr>
-          <w:i/>
-          <w:iCs/>
-        </w:rPr>
         <w:t>, phishing).</w:t>
       </w:r>
     </w:p>
@@ -5852,77 +10520,49 @@
     </w:p>
     <w:p>
       <w:pPr>
+        <w:pStyle w:val="Prrafodelista"/>
         <w:numPr>
           <w:ilvl w:val="0"/>
           <w:numId w:val="23"/>
         </w:numPr>
-        <w:rPr>
-          <w:i/>
-          <w:iCs/>
-        </w:rPr>
-      </w:pPr>
-      <w:r>
-        <w:rPr>
-          <w:i/>
-          <w:iCs/>
-        </w:rPr>
+      </w:pPr>
+      <w:r>
         <w:t>Resumen del estado actual de Droguería Inti S.A.: "Funciona… pero mal controlado".</w:t>
       </w:r>
     </w:p>
     <w:p>
       <w:pPr>
+        <w:pStyle w:val="Prrafodelista"/>
         <w:numPr>
           <w:ilvl w:val="0"/>
           <w:numId w:val="23"/>
         </w:numPr>
-        <w:rPr>
-          <w:i/>
-          <w:iCs/>
-        </w:rPr>
-      </w:pPr>
-      <w:r>
-        <w:rPr>
-          <w:i/>
-          <w:iCs/>
-        </w:rPr>
+      </w:pPr>
+      <w:r>
         <w:t>Conclusión sobre la alineación estratégica de TI con el negocio.</w:t>
       </w:r>
     </w:p>
     <w:p>
       <w:pPr>
+        <w:pStyle w:val="Prrafodelista"/>
         <w:numPr>
           <w:ilvl w:val="0"/>
           <w:numId w:val="23"/>
         </w:numPr>
-        <w:rPr>
-          <w:i/>
-          <w:iCs/>
-        </w:rPr>
-      </w:pPr>
-      <w:r>
-        <w:rPr>
-          <w:i/>
-          <w:iCs/>
-        </w:rPr>
+      </w:pPr>
+      <w:r>
         <w:t>Conclusión sobre la idoneidad del equipo humano de TI (formación, experiencia, capacitación).</w:t>
       </w:r>
     </w:p>
     <w:p>
       <w:pPr>
+        <w:pStyle w:val="Prrafodelista"/>
         <w:numPr>
           <w:ilvl w:val="0"/>
           <w:numId w:val="23"/>
         </w:numPr>
-        <w:rPr>
-          <w:i/>
-          <w:iCs/>
-        </w:rPr>
-      </w:pPr>
-      <w:r>
-        <w:rPr>
-          <w:i/>
-          <w:iCs/>
-        </w:rPr>
+      </w:pPr>
+      <w:r>
         <w:t>Validación de que la auditoría se basó en evidencia verificable, no suposiciones.</w:t>
       </w:r>
     </w:p>
@@ -5938,254 +10578,154 @@
     </w:p>
     <w:p>
       <w:pPr>
+        <w:pStyle w:val="Prrafodelista"/>
         <w:numPr>
           <w:ilvl w:val="0"/>
           <w:numId w:val="24"/>
         </w:numPr>
-        <w:rPr>
-          <w:i/>
-          <w:iCs/>
-        </w:rPr>
-      </w:pPr>
-      <w:r>
-        <w:rPr>
-          <w:i/>
-          <w:iCs/>
-        </w:rPr>
+      </w:pPr>
+      <w:r>
         <w:t>Inmediatas (Mitigación de Riesgo Alto):</w:t>
       </w:r>
     </w:p>
     <w:p>
       <w:pPr>
+        <w:pStyle w:val="Prrafodelista"/>
         <w:numPr>
           <w:ilvl w:val="1"/>
           <w:numId w:val="24"/>
         </w:numPr>
-        <w:rPr>
-          <w:i/>
-          <w:iCs/>
-        </w:rPr>
-      </w:pPr>
-      <w:r>
-        <w:rPr>
-          <w:i/>
-          <w:iCs/>
-        </w:rPr>
+      </w:pPr>
+      <w:r>
         <w:t>Implementar usuarios individuales en el sistema de inventarios.</w:t>
       </w:r>
     </w:p>
     <w:p>
       <w:pPr>
+        <w:pStyle w:val="Prrafodelista"/>
         <w:numPr>
           <w:ilvl w:val="1"/>
           <w:numId w:val="24"/>
         </w:numPr>
-        <w:rPr>
-          <w:i/>
-          <w:iCs/>
-        </w:rPr>
-      </w:pPr>
-      <w:r>
-        <w:rPr>
-          <w:i/>
-          <w:iCs/>
-        </w:rPr>
+      </w:pPr>
+      <w:r>
         <w:t xml:space="preserve">Realizar prueba de restauración de </w:t>
       </w:r>
       <w:proofErr w:type="spellStart"/>
       <w:r>
-        <w:rPr>
-          <w:i/>
-          <w:iCs/>
-        </w:rPr>
         <w:t>backup</w:t>
       </w:r>
       <w:proofErr w:type="spellEnd"/>
       <w:r>
-        <w:rPr>
-          <w:i/>
-          <w:iCs/>
-        </w:rPr>
         <w:t xml:space="preserve"> en las próximas 48 horas.</w:t>
       </w:r>
     </w:p>
     <w:p>
       <w:pPr>
+        <w:pStyle w:val="Prrafodelista"/>
         <w:numPr>
           <w:ilvl w:val="0"/>
           <w:numId w:val="24"/>
         </w:numPr>
-        <w:rPr>
-          <w:i/>
-          <w:iCs/>
-        </w:rPr>
-      </w:pPr>
-      <w:r>
-        <w:rPr>
-          <w:i/>
-          <w:iCs/>
-        </w:rPr>
+      </w:pPr>
+      <w:r>
         <w:t>A corto plazo (Mejora de Control y Talento):</w:t>
       </w:r>
     </w:p>
     <w:p>
       <w:pPr>
+        <w:pStyle w:val="Prrafodelista"/>
         <w:numPr>
           <w:ilvl w:val="1"/>
           <w:numId w:val="24"/>
         </w:numPr>
-        <w:rPr>
-          <w:i/>
-          <w:iCs/>
-        </w:rPr>
-      </w:pPr>
-      <w:r>
-        <w:rPr>
-          <w:i/>
-          <w:iCs/>
-        </w:rPr>
+      </w:pPr>
+      <w:r>
         <w:t>Exigir perfiles mínimos de formación (ej. Técnico Superior en Sistemas) para nuevas contrataciones.</w:t>
       </w:r>
     </w:p>
     <w:p>
       <w:pPr>
+        <w:pStyle w:val="Prrafodelista"/>
         <w:numPr>
           <w:ilvl w:val="1"/>
           <w:numId w:val="24"/>
         </w:numPr>
-        <w:rPr>
-          <w:i/>
-          <w:iCs/>
-        </w:rPr>
-      </w:pPr>
-      <w:r>
-        <w:rPr>
-          <w:i/>
-          <w:iCs/>
-        </w:rPr>
+      </w:pPr>
+      <w:r>
         <w:t>Implementar un plan de capacitación trimestral obligatorio.</w:t>
       </w:r>
     </w:p>
     <w:p>
       <w:pPr>
+        <w:pStyle w:val="Prrafodelista"/>
         <w:numPr>
           <w:ilvl w:val="1"/>
           <w:numId w:val="24"/>
         </w:numPr>
-        <w:rPr>
-          <w:i/>
-          <w:iCs/>
-        </w:rPr>
-      </w:pPr>
-      <w:r>
-        <w:rPr>
-          <w:i/>
-          <w:iCs/>
-        </w:rPr>
+      </w:pPr>
+      <w:r>
         <w:t>Establecer política formal de gestión de cambios.</w:t>
       </w:r>
     </w:p>
     <w:p>
       <w:pPr>
+        <w:pStyle w:val="Prrafodelista"/>
         <w:numPr>
           <w:ilvl w:val="0"/>
           <w:numId w:val="24"/>
         </w:numPr>
-        <w:rPr>
-          <w:i/>
-          <w:iCs/>
-        </w:rPr>
-      </w:pPr>
-      <w:r>
-        <w:rPr>
-          <w:i/>
-          <w:iCs/>
-        </w:rPr>
+      </w:pPr>
+      <w:r>
         <w:t>A largo plazo (Estratégicas):</w:t>
       </w:r>
     </w:p>
     <w:p>
       <w:pPr>
+        <w:pStyle w:val="Prrafodelista"/>
         <w:numPr>
           <w:ilvl w:val="1"/>
           <w:numId w:val="24"/>
         </w:numPr>
-        <w:rPr>
-          <w:i/>
-          <w:iCs/>
-        </w:rPr>
-      </w:pPr>
-      <w:r>
-        <w:rPr>
-          <w:i/>
-          <w:iCs/>
-        </w:rPr>
+      </w:pPr>
+      <w:r>
         <w:t>Rotación de funciones para reducir dependencia en una sola persona.</w:t>
       </w:r>
     </w:p>
     <w:p>
       <w:pPr>
+        <w:pStyle w:val="Prrafodelista"/>
         <w:numPr>
           <w:ilvl w:val="1"/>
           <w:numId w:val="24"/>
         </w:numPr>
-        <w:rPr>
-          <w:i/>
-          <w:iCs/>
-        </w:rPr>
-      </w:pPr>
-      <w:r>
-        <w:rPr>
-          <w:i/>
-          <w:iCs/>
-        </w:rPr>
-        <w:lastRenderedPageBreak/>
+      </w:pPr>
+      <w:r>
         <w:t>Documentar todo el conocimiento técnico (manuales, diagramas, contraseñas).</w:t>
       </w:r>
     </w:p>
     <w:p>
       <w:pPr>
+        <w:pStyle w:val="Prrafodelista"/>
         <w:numPr>
           <w:ilvl w:val="1"/>
           <w:numId w:val="24"/>
         </w:numPr>
-        <w:rPr>
-          <w:i/>
-          <w:iCs/>
-        </w:rPr>
-      </w:pPr>
-      <w:r>
-        <w:rPr>
-          <w:i/>
-          <w:iCs/>
-        </w:rPr>
+      </w:pPr>
+      <w:r>
+        <w:lastRenderedPageBreak/>
         <w:t>Adquirir sistema de respaldo automatizado (</w:t>
       </w:r>
       <w:proofErr w:type="spellStart"/>
       <w:r>
-        <w:rPr>
-          <w:i/>
-          <w:iCs/>
-        </w:rPr>
         <w:t>cloud</w:t>
       </w:r>
       <w:proofErr w:type="spellEnd"/>
       <w:r>
-        <w:rPr>
-          <w:i/>
-          <w:iCs/>
-        </w:rPr>
         <w:t xml:space="preserve"> o NAS).</w:t>
       </w:r>
     </w:p>
-    <w:p>
-      <w:pPr>
-        <w:rPr>
-          <w:i/>
-          <w:iCs/>
-        </w:rPr>
-      </w:pPr>
-    </w:p>
+    <w:p/>
     <w:sectPr>
       <w:pgSz w:w="12240" w:h="15840"/>
       <w:pgMar w:top="1440" w:right="1440" w:bottom="1440" w:left="1440" w:header="720" w:footer="720" w:gutter="0"/>
@@ -8276,6 +12816,92 @@
     </w:lvl>
   </w:abstractNum>
   <w:abstractNum w:abstractNumId="16" w15:restartNumberingAfterBreak="0">
+    <w:nsid w:val="59347263"/>
+    <w:multiLevelType w:val="hybridMultilevel"/>
+    <w:tmpl w:val="09D48844"/>
+    <w:lvl w:ilvl="0" w:tplc="FFFFFFFF">
+      <w:start w:val="1"/>
+      <w:numFmt w:val="lowerLetter"/>
+      <w:lvlText w:val="%1)"/>
+      <w:lvlJc w:val="left"/>
+      <w:pPr>
+        <w:ind w:left="720" w:hanging="360"/>
+      </w:pPr>
+    </w:lvl>
+    <w:lvl w:ilvl="1" w:tplc="FFFFFFFF" w:tentative="1">
+      <w:start w:val="1"/>
+      <w:numFmt w:val="lowerLetter"/>
+      <w:lvlText w:val="%2."/>
+      <w:lvlJc w:val="left"/>
+      <w:pPr>
+        <w:ind w:left="1440" w:hanging="360"/>
+      </w:pPr>
+    </w:lvl>
+    <w:lvl w:ilvl="2" w:tplc="FFFFFFFF" w:tentative="1">
+      <w:start w:val="1"/>
+      <w:numFmt w:val="lowerRoman"/>
+      <w:lvlText w:val="%3."/>
+      <w:lvlJc w:val="right"/>
+      <w:pPr>
+        <w:ind w:left="2160" w:hanging="180"/>
+      </w:pPr>
+    </w:lvl>
+    <w:lvl w:ilvl="3" w:tplc="FFFFFFFF" w:tentative="1">
+      <w:start w:val="1"/>
+      <w:numFmt w:val="decimal"/>
+      <w:lvlText w:val="%4."/>
+      <w:lvlJc w:val="left"/>
+      <w:pPr>
+        <w:ind w:left="2880" w:hanging="360"/>
+      </w:pPr>
+    </w:lvl>
+    <w:lvl w:ilvl="4" w:tplc="FFFFFFFF" w:tentative="1">
+      <w:start w:val="1"/>
+      <w:numFmt w:val="lowerLetter"/>
+      <w:lvlText w:val="%5."/>
+      <w:lvlJc w:val="left"/>
+      <w:pPr>
+        <w:ind w:left="3600" w:hanging="360"/>
+      </w:pPr>
+    </w:lvl>
+    <w:lvl w:ilvl="5" w:tplc="FFFFFFFF" w:tentative="1">
+      <w:start w:val="1"/>
+      <w:numFmt w:val="lowerRoman"/>
+      <w:lvlText w:val="%6."/>
+      <w:lvlJc w:val="right"/>
+      <w:pPr>
+        <w:ind w:left="4320" w:hanging="180"/>
+      </w:pPr>
+    </w:lvl>
+    <w:lvl w:ilvl="6" w:tplc="FFFFFFFF" w:tentative="1">
+      <w:start w:val="1"/>
+      <w:numFmt w:val="decimal"/>
+      <w:lvlText w:val="%7."/>
+      <w:lvlJc w:val="left"/>
+      <w:pPr>
+        <w:ind w:left="5040" w:hanging="360"/>
+      </w:pPr>
+    </w:lvl>
+    <w:lvl w:ilvl="7" w:tplc="FFFFFFFF" w:tentative="1">
+      <w:start w:val="1"/>
+      <w:numFmt w:val="lowerLetter"/>
+      <w:lvlText w:val="%8."/>
+      <w:lvlJc w:val="left"/>
+      <w:pPr>
+        <w:ind w:left="5760" w:hanging="360"/>
+      </w:pPr>
+    </w:lvl>
+    <w:lvl w:ilvl="8" w:tplc="FFFFFFFF" w:tentative="1">
+      <w:start w:val="1"/>
+      <w:numFmt w:val="lowerRoman"/>
+      <w:lvlText w:val="%9."/>
+      <w:lvlJc w:val="right"/>
+      <w:pPr>
+        <w:ind w:left="6480" w:hanging="180"/>
+      </w:pPr>
+    </w:lvl>
+  </w:abstractNum>
+  <w:abstractNum w:abstractNumId="17" w15:restartNumberingAfterBreak="0">
     <w:nsid w:val="5B1F0E5B"/>
     <w:multiLevelType w:val="multilevel"/>
     <w:tmpl w:val="A8BA5EB4"/>
@@ -8369,7 +12995,7 @@
       </w:pPr>
     </w:lvl>
   </w:abstractNum>
-  <w:abstractNum w:abstractNumId="17" w15:restartNumberingAfterBreak="0">
+  <w:abstractNum w:abstractNumId="18" w15:restartNumberingAfterBreak="0">
     <w:nsid w:val="62937ABB"/>
     <w:multiLevelType w:val="multilevel"/>
     <w:tmpl w:val="4EE4E3BE"/>
@@ -8518,7 +13144,7 @@
       </w:rPr>
     </w:lvl>
   </w:abstractNum>
-  <w:abstractNum w:abstractNumId="18" w15:restartNumberingAfterBreak="0">
+  <w:abstractNum w:abstractNumId="19" w15:restartNumberingAfterBreak="0">
     <w:nsid w:val="65507C37"/>
     <w:multiLevelType w:val="hybridMultilevel"/>
     <w:tmpl w:val="1578EB4C"/>
@@ -8631,7 +13257,7 @@
       </w:rPr>
     </w:lvl>
   </w:abstractNum>
-  <w:abstractNum w:abstractNumId="19" w15:restartNumberingAfterBreak="0">
+  <w:abstractNum w:abstractNumId="20" w15:restartNumberingAfterBreak="0">
     <w:nsid w:val="6D9A70A6"/>
     <w:multiLevelType w:val="hybridMultilevel"/>
     <w:tmpl w:val="DFF43A4C"/>
@@ -8717,7 +13343,7 @@
       </w:pPr>
     </w:lvl>
   </w:abstractNum>
-  <w:abstractNum w:abstractNumId="20" w15:restartNumberingAfterBreak="0">
+  <w:abstractNum w:abstractNumId="21" w15:restartNumberingAfterBreak="0">
     <w:nsid w:val="722242DC"/>
     <w:multiLevelType w:val="multilevel"/>
     <w:tmpl w:val="5DA6FDC2"/>
@@ -8866,7 +13492,93 @@
       </w:rPr>
     </w:lvl>
   </w:abstractNum>
-  <w:abstractNum w:abstractNumId="21" w15:restartNumberingAfterBreak="0">
+  <w:abstractNum w:abstractNumId="22" w15:restartNumberingAfterBreak="0">
+    <w:nsid w:val="779A2FE5"/>
+    <w:multiLevelType w:val="hybridMultilevel"/>
+    <w:tmpl w:val="09D48844"/>
+    <w:lvl w:ilvl="0" w:tplc="400A0017">
+      <w:start w:val="1"/>
+      <w:numFmt w:val="lowerLetter"/>
+      <w:lvlText w:val="%1)"/>
+      <w:lvlJc w:val="left"/>
+      <w:pPr>
+        <w:ind w:left="720" w:hanging="360"/>
+      </w:pPr>
+    </w:lvl>
+    <w:lvl w:ilvl="1" w:tplc="400A0019" w:tentative="1">
+      <w:start w:val="1"/>
+      <w:numFmt w:val="lowerLetter"/>
+      <w:lvlText w:val="%2."/>
+      <w:lvlJc w:val="left"/>
+      <w:pPr>
+        <w:ind w:left="1440" w:hanging="360"/>
+      </w:pPr>
+    </w:lvl>
+    <w:lvl w:ilvl="2" w:tplc="400A001B" w:tentative="1">
+      <w:start w:val="1"/>
+      <w:numFmt w:val="lowerRoman"/>
+      <w:lvlText w:val="%3."/>
+      <w:lvlJc w:val="right"/>
+      <w:pPr>
+        <w:ind w:left="2160" w:hanging="180"/>
+      </w:pPr>
+    </w:lvl>
+    <w:lvl w:ilvl="3" w:tplc="400A000F" w:tentative="1">
+      <w:start w:val="1"/>
+      <w:numFmt w:val="decimal"/>
+      <w:lvlText w:val="%4."/>
+      <w:lvlJc w:val="left"/>
+      <w:pPr>
+        <w:ind w:left="2880" w:hanging="360"/>
+      </w:pPr>
+    </w:lvl>
+    <w:lvl w:ilvl="4" w:tplc="400A0019" w:tentative="1">
+      <w:start w:val="1"/>
+      <w:numFmt w:val="lowerLetter"/>
+      <w:lvlText w:val="%5."/>
+      <w:lvlJc w:val="left"/>
+      <w:pPr>
+        <w:ind w:left="3600" w:hanging="360"/>
+      </w:pPr>
+    </w:lvl>
+    <w:lvl w:ilvl="5" w:tplc="400A001B" w:tentative="1">
+      <w:start w:val="1"/>
+      <w:numFmt w:val="lowerRoman"/>
+      <w:lvlText w:val="%6."/>
+      <w:lvlJc w:val="right"/>
+      <w:pPr>
+        <w:ind w:left="4320" w:hanging="180"/>
+      </w:pPr>
+    </w:lvl>
+    <w:lvl w:ilvl="6" w:tplc="400A000F" w:tentative="1">
+      <w:start w:val="1"/>
+      <w:numFmt w:val="decimal"/>
+      <w:lvlText w:val="%7."/>
+      <w:lvlJc w:val="left"/>
+      <w:pPr>
+        <w:ind w:left="5040" w:hanging="360"/>
+      </w:pPr>
+    </w:lvl>
+    <w:lvl w:ilvl="7" w:tplc="400A0019" w:tentative="1">
+      <w:start w:val="1"/>
+      <w:numFmt w:val="lowerLetter"/>
+      <w:lvlText w:val="%8."/>
+      <w:lvlJc w:val="left"/>
+      <w:pPr>
+        <w:ind w:left="5760" w:hanging="360"/>
+      </w:pPr>
+    </w:lvl>
+    <w:lvl w:ilvl="8" w:tplc="400A001B" w:tentative="1">
+      <w:start w:val="1"/>
+      <w:numFmt w:val="lowerRoman"/>
+      <w:lvlText w:val="%9."/>
+      <w:lvlJc w:val="right"/>
+      <w:pPr>
+        <w:ind w:left="6480" w:hanging="180"/>
+      </w:pPr>
+    </w:lvl>
+  </w:abstractNum>
+  <w:abstractNum w:abstractNumId="23" w15:restartNumberingAfterBreak="0">
     <w:nsid w:val="782A2D30"/>
     <w:multiLevelType w:val="hybridMultilevel"/>
     <w:tmpl w:val="6630A220"/>
@@ -8979,7 +13691,7 @@
       </w:rPr>
     </w:lvl>
   </w:abstractNum>
-  <w:abstractNum w:abstractNumId="22" w15:restartNumberingAfterBreak="0">
+  <w:abstractNum w:abstractNumId="24" w15:restartNumberingAfterBreak="0">
     <w:nsid w:val="7D550B46"/>
     <w:multiLevelType w:val="hybridMultilevel"/>
     <w:tmpl w:val="8514CE06"/>
@@ -9069,7 +13781,7 @@
       </w:pPr>
     </w:lvl>
   </w:abstractNum>
-  <w:abstractNum w:abstractNumId="23" w15:restartNumberingAfterBreak="0">
+  <w:abstractNum w:abstractNumId="25" w15:restartNumberingAfterBreak="0">
     <w:nsid w:val="7E4E4B94"/>
     <w:multiLevelType w:val="hybridMultilevel"/>
     <w:tmpl w:val="2A6026E6"/>
@@ -9198,16 +13910,16 @@
     <w:abstractNumId w:val="1"/>
   </w:num>
   <w:num w:numId="6" w16cid:durableId="1656907975">
-    <w:abstractNumId w:val="21"/>
+    <w:abstractNumId w:val="23"/>
   </w:num>
   <w:num w:numId="7" w16cid:durableId="165366798">
-    <w:abstractNumId w:val="18"/>
+    <w:abstractNumId w:val="19"/>
   </w:num>
   <w:num w:numId="8" w16cid:durableId="889616280">
-    <w:abstractNumId w:val="22"/>
+    <w:abstractNumId w:val="24"/>
   </w:num>
   <w:num w:numId="9" w16cid:durableId="177694537">
-    <w:abstractNumId w:val="16"/>
+    <w:abstractNumId w:val="17"/>
   </w:num>
   <w:num w:numId="10" w16cid:durableId="301081169">
     <w:abstractNumId w:val="15"/>
@@ -9216,13 +13928,13 @@
     <w:abstractNumId w:val="7"/>
   </w:num>
   <w:num w:numId="12" w16cid:durableId="969281939">
-    <w:abstractNumId w:val="19"/>
+    <w:abstractNumId w:val="20"/>
   </w:num>
   <w:num w:numId="13" w16cid:durableId="627978129">
     <w:abstractNumId w:val="8"/>
   </w:num>
   <w:num w:numId="14" w16cid:durableId="1864203252">
-    <w:abstractNumId w:val="23"/>
+    <w:abstractNumId w:val="25"/>
   </w:num>
   <w:num w:numId="15" w16cid:durableId="114644218">
     <w:abstractNumId w:val="0"/>
@@ -9237,7 +13949,7 @@
     <w:abstractNumId w:val="6"/>
   </w:num>
   <w:num w:numId="19" w16cid:durableId="1351954069">
-    <w:abstractNumId w:val="20"/>
+    <w:abstractNumId w:val="21"/>
   </w:num>
   <w:num w:numId="20" w16cid:durableId="1583299034">
     <w:abstractNumId w:val="13"/>
@@ -9246,13 +13958,19 @@
     <w:abstractNumId w:val="3"/>
   </w:num>
   <w:num w:numId="22" w16cid:durableId="1277329103">
-    <w:abstractNumId w:val="17"/>
+    <w:abstractNumId w:val="18"/>
   </w:num>
   <w:num w:numId="23" w16cid:durableId="1551650175">
     <w:abstractNumId w:val="5"/>
   </w:num>
   <w:num w:numId="24" w16cid:durableId="1633704207">
     <w:abstractNumId w:val="9"/>
+  </w:num>
+  <w:num w:numId="25" w16cid:durableId="756901303">
+    <w:abstractNumId w:val="22"/>
+  </w:num>
+  <w:num w:numId="26" w16cid:durableId="436946486">
+    <w:abstractNumId w:val="16"/>
   </w:num>
 </w:numbering>
 </file>
@@ -9655,7 +14373,7 @@
   <w:style w:type="paragraph" w:default="1" w:styleId="Normal">
     <w:name w:val="Normal"/>
     <w:qFormat/>
-    <w:rsid w:val="00422064"/>
+    <w:rsid w:val="007A6094"/>
     <w:pPr>
       <w:tabs>
         <w:tab w:val="left" w:pos="3068"/>
@@ -9669,7 +14387,7 @@
       <w:sz w:val="24"/>
       <w:szCs w:val="21"/>
       <w:shd w:val="clear" w:color="auto" w:fill="FFFFFF"/>
-      <w:lang w:val="es-BO"/>
+      <w:lang w:val="es-419"/>
     </w:rPr>
   </w:style>
   <w:style w:type="paragraph" w:styleId="Ttulo1">
@@ -9715,7 +14433,6 @@
       <w:rFonts w:cstheme="minorHAnsi"/>
       <w:b/>
       <w:szCs w:val="22"/>
-      <w:lang w:val="es-419"/>
     </w:rPr>
   </w:style>
   <w:style w:type="paragraph" w:styleId="Ttulo3">
@@ -9743,7 +14460,6 @@
       <w:b/>
       <w:i/>
       <w:szCs w:val="22"/>
-      <w:lang w:val="es-419"/>
     </w:rPr>
   </w:style>
   <w:style w:type="paragraph" w:styleId="Ttulo4">
@@ -9770,7 +14486,6 @@
       <w:b/>
       <w:bCs/>
       <w:szCs w:val="22"/>
-      <w:lang w:val="es-419"/>
     </w:rPr>
   </w:style>
   <w:style w:type="paragraph" w:styleId="Ttulo5">
@@ -10499,7 +15214,6 @@
       <w:rFonts w:cstheme="minorHAnsi"/>
       <w:i/>
       <w:szCs w:val="22"/>
-      <w:lang w:val="es-419"/>
     </w:rPr>
   </w:style>
   <w:style w:type="character" w:customStyle="1" w:styleId="DescripcinCar">
